--- a/Fase 1/Evidencias Grupales/1.5_GuiaEstudiante_Fase 1_Definicion Proyecto APT.docx
+++ b/Fase 1/Evidencias Grupales/1.5_GuiaEstudiante_Fase 1_Definicion Proyecto APT.docx
@@ -19,7 +19,7 @@
               <wp:anchor allowOverlap="1" behindDoc="0" distB="0" distT="0" distL="114300" distR="114300" hidden="0" layoutInCell="1" locked="0" relativeHeight="0" simplePos="0">
                 <wp:simplePos x="0" y="0"/>
                 <wp:positionH relativeFrom="column">
-                  <wp:posOffset>-435398</wp:posOffset>
+                  <wp:posOffset>-435397</wp:posOffset>
                 </wp:positionH>
                 <wp:positionV relativeFrom="paragraph">
                   <wp:posOffset>33444</wp:posOffset>
@@ -27,7 +27,7 @@
                 <wp:extent cx="6580505" cy="1486535"/>
                 <wp:effectExtent b="0" l="0" r="0" t="0"/>
                 <wp:wrapNone/>
-                <wp:docPr id="48" name=""/>
+                <wp:docPr id="50" name=""/>
                 <a:graphic>
                   <a:graphicData uri="http://schemas.microsoft.com/office/word/2010/wordprocessingGroup">
                     <wpg:wgp>
@@ -46,8 +46,8 @@
                           <a:xfrm>
                             <a:off x="2055748" y="3036733"/>
                             <a:ext cx="6580505" cy="1486535"/>
-                            <a:chOff x="0" y="0"/>
-                            <a:chExt cx="5903463" cy="1486894"/>
+                            <a:chOff x="2055725" y="3036725"/>
+                            <a:chExt cx="6580550" cy="1486550"/>
                           </a:xfrm>
                         </wpg:grpSpPr>
                         <wps:wsp>
@@ -55,8 +55,8 @@
                           <wps:cNvPr id="3" name="Shape 3"/>
                           <wps:spPr>
                             <a:xfrm>
-                              <a:off x="0" y="0"/>
-                              <a:ext cx="5903450" cy="1486875"/>
+                              <a:off x="2055725" y="3036725"/>
+                              <a:ext cx="6580550" cy="1486550"/>
                             </a:xfrm>
                             <a:prstGeom prst="rect">
                               <a:avLst/>
@@ -82,138 +82,181 @@
                             <a:noAutofit/>
                           </wps:bodyPr>
                         </wps:wsp>
-                        <wps:wsp>
-                          <wps:cNvSpPr/>
-                          <wps:cNvPr id="4" name="Shape 4"/>
-                          <wps:spPr>
+                        <wpg:grpSp>
+                          <wpg:cNvGrpSpPr/>
+                          <wpg:grpSpPr>
                             <a:xfrm>
-                              <a:off x="1024758" y="239160"/>
-                              <a:ext cx="4878705" cy="1236313"/>
+                              <a:off x="2055748" y="3036733"/>
+                              <a:ext cx="6580505" cy="1486535"/>
+                              <a:chOff x="0" y="0"/>
+                              <a:chExt cx="5903463" cy="1486894"/>
                             </a:xfrm>
-                            <a:prstGeom prst="rect">
-                              <a:avLst/>
-                            </a:prstGeom>
-                            <a:noFill/>
-                            <a:ln>
+                          </wpg:grpSpPr>
+                          <wps:wsp>
+                            <wps:cNvSpPr/>
+                            <wps:cNvPr id="5" name="Shape 5"/>
+                            <wps:spPr>
+                              <a:xfrm>
+                                <a:off x="0" y="0"/>
+                                <a:ext cx="5903450" cy="1486875"/>
+                              </a:xfrm>
+                              <a:prstGeom prst="rect">
+                                <a:avLst/>
+                              </a:prstGeom>
                               <a:noFill/>
-                            </a:ln>
-                          </wps:spPr>
-                          <wps:txbx>
-                            <w:txbxContent>
-                              <w:p>
-                                <w:pPr>
-                                  <w:spacing w:after="0" w:before="0" w:line="240"/>
-                                  <w:ind w:left="0" w:right="0" w:firstLine="0"/>
-                                  <w:jc w:val="left"/>
-                                  <w:textDirection w:val="btLr"/>
-                                </w:pPr>
-                              </w:p>
-                              <w:p>
-                                <w:pPr>
-                                  <w:spacing w:after="0" w:before="0" w:line="240"/>
-                                  <w:ind w:left="0" w:right="0" w:firstLine="0"/>
-                                  <w:jc w:val="left"/>
-                                  <w:textDirection w:val="btLr"/>
-                                </w:pPr>
-                                <w:r>
-                                  <w:rPr>
-                                    <w:rFonts w:ascii="Calibri" w:cs="Calibri" w:eastAsia="Calibri" w:hAnsi="Calibri"/>
-                                    <w:b w:val="1"/>
-                                    <w:i w:val="0"/>
-                                    <w:smallCaps w:val="0"/>
-                                    <w:strike w:val="0"/>
-                                    <w:color w:val="ff0000"/>
-                                    <w:sz w:val="48"/>
-                                    <w:vertAlign w:val="baseline"/>
-                                  </w:rPr>
-                                </w:r>
-                                <w:r>
-                                  <w:rPr>
-                                    <w:rFonts w:ascii="Calibri" w:cs="Calibri" w:eastAsia="Calibri" w:hAnsi="Calibri"/>
-                                    <w:b w:val="1"/>
-                                    <w:i w:val="0"/>
-                                    <w:smallCaps w:val="0"/>
-                                    <w:strike w:val="0"/>
-                                    <w:color w:val="1f3864"/>
-                                    <w:sz w:val="48"/>
-                                    <w:vertAlign w:val="baseline"/>
-                                  </w:rPr>
-                                  <w:t xml:space="preserve">Guía1. Definición Proyecto APT </w:t>
-                                </w:r>
-                              </w:p>
-                              <w:p>
-                                <w:pPr>
-                                  <w:spacing w:after="0" w:before="0" w:line="240"/>
-                                  <w:ind w:left="0" w:right="0" w:firstLine="0"/>
-                                  <w:jc w:val="left"/>
-                                  <w:textDirection w:val="btLr"/>
-                                </w:pPr>
-                                <w:r>
-                                  <w:rPr>
-                                    <w:rFonts w:ascii="Calibri" w:cs="Calibri" w:eastAsia="Calibri" w:hAnsi="Calibri"/>
-                                    <w:b w:val="1"/>
-                                    <w:i w:val="0"/>
-                                    <w:smallCaps w:val="0"/>
-                                    <w:strike w:val="0"/>
-                                    <w:color w:val="1f3864"/>
-                                    <w:sz w:val="48"/>
-                                    <w:vertAlign w:val="baseline"/>
-                                  </w:rPr>
-                                </w:r>
-                                <w:r>
-                                  <w:rPr>
-                                    <w:rFonts w:ascii="Calibri" w:cs="Calibri" w:eastAsia="Calibri" w:hAnsi="Calibri"/>
-                                    <w:b w:val="1"/>
-                                    <w:i w:val="0"/>
-                                    <w:smallCaps w:val="0"/>
-                                    <w:strike w:val="0"/>
-                                    <w:color w:val="1f3864"/>
-                                    <w:sz w:val="48"/>
-                                    <w:vertAlign w:val="baseline"/>
-                                  </w:rPr>
-                                  <w:t xml:space="preserve">Asignatura Capstone</w:t>
-                                </w:r>
-                              </w:p>
-                            </w:txbxContent>
-                          </wps:txbx>
-                          <wps:bodyPr anchorCtr="0" anchor="t" bIns="45700" lIns="91425" spcFirstLastPara="1" rIns="91425" wrap="square" tIns="45700">
-                            <a:noAutofit/>
-                          </wps:bodyPr>
-                        </wps:wsp>
-                        <wps:wsp>
-                          <wps:cNvSpPr/>
-                          <wps:cNvPr id="5" name="Shape 5"/>
-                          <wps:spPr>
-                            <a:xfrm>
-                              <a:off x="0" y="0"/>
-                              <a:ext cx="993140" cy="1486894"/>
-                            </a:xfrm>
-                            <a:prstGeom prst="rect">
-                              <a:avLst/>
-                            </a:prstGeom>
-                            <a:solidFill>
-                              <a:srgbClr val="1F3864"/>
-                            </a:solidFill>
-                            <a:ln>
+                              <a:ln>
+                                <a:noFill/>
+                              </a:ln>
+                            </wps:spPr>
+                            <wps:txbx>
+                              <w:txbxContent>
+                                <w:p>
+                                  <w:pPr>
+                                    <w:spacing w:after="0" w:before="0" w:line="240"/>
+                                    <w:ind w:left="0" w:right="0" w:firstLine="0"/>
+                                    <w:jc w:val="left"/>
+                                    <w:textDirection w:val="btLr"/>
+                                  </w:pPr>
+                                </w:p>
+                              </w:txbxContent>
+                            </wps:txbx>
+                            <wps:bodyPr anchorCtr="0" anchor="ctr" bIns="91425" lIns="91425" spcFirstLastPara="1" rIns="91425" wrap="square" tIns="91425">
+                              <a:noAutofit/>
+                            </wps:bodyPr>
+                          </wps:wsp>
+                          <wps:wsp>
+                            <wps:cNvSpPr/>
+                            <wps:cNvPr id="6" name="Shape 6"/>
+                            <wps:spPr>
+                              <a:xfrm>
+                                <a:off x="1024758" y="239160"/>
+                                <a:ext cx="4878705" cy="1236313"/>
+                              </a:xfrm>
+                              <a:prstGeom prst="rect">
+                                <a:avLst/>
+                              </a:prstGeom>
                               <a:noFill/>
-                            </a:ln>
-                          </wps:spPr>
-                          <wps:txbx>
-                            <w:txbxContent>
-                              <w:p>
-                                <w:pPr>
-                                  <w:spacing w:after="0" w:before="0" w:line="240"/>
-                                  <w:ind w:left="0" w:right="0" w:firstLine="0"/>
-                                  <w:jc w:val="left"/>
-                                  <w:textDirection w:val="btLr"/>
-                                </w:pPr>
-                              </w:p>
-                            </w:txbxContent>
-                          </wps:txbx>
-                          <wps:bodyPr anchorCtr="0" anchor="ctr" bIns="91425" lIns="91425" spcFirstLastPara="1" rIns="91425" wrap="square" tIns="91425">
-                            <a:noAutofit/>
-                          </wps:bodyPr>
-                        </wps:wsp>
+                              <a:ln>
+                                <a:noFill/>
+                              </a:ln>
+                            </wps:spPr>
+                            <wps:txbx>
+                              <w:txbxContent>
+                                <w:p>
+                                  <w:pPr>
+                                    <w:spacing w:after="0" w:before="0" w:line="240"/>
+                                    <w:ind w:left="0" w:right="0" w:firstLine="0"/>
+                                    <w:jc w:val="left"/>
+                                    <w:textDirection w:val="btLr"/>
+                                  </w:pPr>
+                                </w:p>
+                                <w:p>
+                                  <w:pPr>
+                                    <w:spacing w:after="0" w:before="0" w:line="240"/>
+                                    <w:ind w:left="0" w:right="0" w:firstLine="0"/>
+                                    <w:jc w:val="left"/>
+                                    <w:textDirection w:val="btLr"/>
+                                  </w:pPr>
+                                  <w:r>
+                                    <w:rPr>
+                                      <w:rFonts w:ascii="Arial" w:cs="Arial" w:eastAsia="Arial" w:hAnsi="Arial"/>
+                                      <w:b w:val="0"/>
+                                      <w:i w:val="0"/>
+                                      <w:smallCaps w:val="0"/>
+                                      <w:strike w:val="0"/>
+                                      <w:color w:val="000000"/>
+                                      <w:sz w:val="28"/>
+                                      <w:vertAlign w:val="baseline"/>
+                                    </w:rPr>
+                                  </w:r>
+                                  <w:r>
+                                    <w:rPr>
+                                      <w:rFonts w:ascii="Calibri" w:cs="Calibri" w:eastAsia="Calibri" w:hAnsi="Calibri"/>
+                                      <w:b w:val="1"/>
+                                      <w:i w:val="0"/>
+                                      <w:smallCaps w:val="0"/>
+                                      <w:strike w:val="0"/>
+                                      <w:color w:val="1f3864"/>
+                                      <w:sz w:val="48"/>
+                                      <w:vertAlign w:val="baseline"/>
+                                    </w:rPr>
+                                    <w:t xml:space="preserve">Guía1. Definición Proyecto APT </w:t>
+                                  </w:r>
+                                </w:p>
+                                <w:p>
+                                  <w:pPr>
+                                    <w:spacing w:after="0" w:before="0" w:line="240"/>
+                                    <w:ind w:left="0" w:right="0" w:firstLine="0"/>
+                                    <w:jc w:val="left"/>
+                                    <w:textDirection w:val="btLr"/>
+                                  </w:pPr>
+                                  <w:r>
+                                    <w:rPr>
+                                      <w:rFonts w:ascii="Calibri" w:cs="Calibri" w:eastAsia="Calibri" w:hAnsi="Calibri"/>
+                                      <w:b w:val="1"/>
+                                      <w:i w:val="0"/>
+                                      <w:smallCaps w:val="0"/>
+                                      <w:strike w:val="0"/>
+                                      <w:color w:val="1f3864"/>
+                                      <w:sz w:val="48"/>
+                                      <w:vertAlign w:val="baseline"/>
+                                    </w:rPr>
+                                  </w:r>
+                                  <w:r>
+                                    <w:rPr>
+                                      <w:rFonts w:ascii="Calibri" w:cs="Calibri" w:eastAsia="Calibri" w:hAnsi="Calibri"/>
+                                      <w:b w:val="1"/>
+                                      <w:i w:val="0"/>
+                                      <w:smallCaps w:val="0"/>
+                                      <w:strike w:val="0"/>
+                                      <w:color w:val="1f3864"/>
+                                      <w:sz w:val="48"/>
+                                      <w:vertAlign w:val="baseline"/>
+                                    </w:rPr>
+                                    <w:t xml:space="preserve">Asignatura Capstone</w:t>
+                                  </w:r>
+                                </w:p>
+                              </w:txbxContent>
+                            </wps:txbx>
+                            <wps:bodyPr anchorCtr="0" anchor="t" bIns="45700" lIns="91425" spcFirstLastPara="1" rIns="91425" wrap="square" tIns="45700">
+                              <a:noAutofit/>
+                            </wps:bodyPr>
+                          </wps:wsp>
+                          <wps:wsp>
+                            <wps:cNvSpPr/>
+                            <wps:cNvPr id="7" name="Shape 7"/>
+                            <wps:spPr>
+                              <a:xfrm>
+                                <a:off x="0" y="0"/>
+                                <a:ext cx="993140" cy="1486894"/>
+                              </a:xfrm>
+                              <a:prstGeom prst="rect">
+                                <a:avLst/>
+                              </a:prstGeom>
+                              <a:solidFill>
+                                <a:srgbClr val="1F3864"/>
+                              </a:solidFill>
+                              <a:ln>
+                                <a:noFill/>
+                              </a:ln>
+                            </wps:spPr>
+                            <wps:txbx>
+                              <w:txbxContent>
+                                <w:p>
+                                  <w:pPr>
+                                    <w:spacing w:after="0" w:before="0" w:line="240"/>
+                                    <w:ind w:left="0" w:right="0" w:firstLine="0"/>
+                                    <w:jc w:val="left"/>
+                                    <w:textDirection w:val="btLr"/>
+                                  </w:pPr>
+                                </w:p>
+                              </w:txbxContent>
+                            </wps:txbx>
+                            <wps:bodyPr anchorCtr="0" anchor="ctr" bIns="91425" lIns="91425" spcFirstLastPara="1" rIns="91425" wrap="square" tIns="91425">
+                              <a:noAutofit/>
+                            </wps:bodyPr>
+                          </wps:wsp>
+                        </wpg:grpSp>
                       </wpg:grpSp>
                     </wpg:wgp>
                   </a:graphicData>
@@ -226,7 +269,7 @@
               <wp:anchor allowOverlap="1" behindDoc="0" distB="0" distT="0" distL="114300" distR="114300" hidden="0" layoutInCell="1" locked="0" relativeHeight="0" simplePos="0">
                 <wp:simplePos x="0" y="0"/>
                 <wp:positionH relativeFrom="column">
-                  <wp:posOffset>-435398</wp:posOffset>
+                  <wp:posOffset>-435397</wp:posOffset>
                 </wp:positionH>
                 <wp:positionV relativeFrom="paragraph">
                   <wp:posOffset>33444</wp:posOffset>
@@ -234,7 +277,7 @@
                 <wp:extent cx="6580505" cy="1486535"/>
                 <wp:effectExtent b="0" l="0" r="0" t="0"/>
                 <wp:wrapNone/>
-                <wp:docPr id="48" name="image2.png"/>
+                <wp:docPr id="50" name="image2.png"/>
                 <a:graphic>
                   <a:graphicData uri="http://schemas.openxmlformats.org/drawingml/2006/picture">
                     <pic:pic>
@@ -347,7 +390,7 @@
         <w:widowControl w:val="1"/>
         <w:numPr>
           <w:ilvl w:val="0"/>
-          <w:numId w:val="2"/>
+          <w:numId w:val="3"/>
         </w:numPr>
         <w:pBdr>
           <w:top w:space="0" w:sz="0" w:val="nil"/>
@@ -394,6 +437,11 @@
         </w:rPr>
         <w:t xml:space="preserve">PARTE I</w:t>
       </w:r>
+      <w:r>
+        <w:rPr>
+          <w:rtl w:val="0"/>
+        </w:rPr>
+      </w:r>
     </w:p>
     <w:tbl>
       <w:tblPr>
@@ -469,7 +517,6 @@
             <w:pPr>
               <w:keepNext w:val="0"/>
               <w:keepLines w:val="0"/>
-              <w:pageBreakBefore w:val="0"/>
               <w:widowControl w:val="1"/>
               <w:pBdr>
                 <w:top w:space="0" w:sz="0" w:val="nil"/>
@@ -631,7 +678,7 @@
                   <w:u w:val="single"/>
                   <w:rtl w:val="0"/>
                 </w:rPr>
-                <w:t xml:space="preserve">Ignacio González Molina</w:t>
+                <w:t xml:space="preserve">ignaciogmolina2002@gmail.com</w:t>
               </w:r>
             </w:hyperlink>
             <w:r>
@@ -960,7 +1007,6 @@
             <w:pPr>
               <w:keepNext w:val="0"/>
               <w:keepLines w:val="0"/>
-              <w:pageBreakBefore w:val="0"/>
               <w:widowControl w:val="1"/>
               <w:pBdr>
                 <w:top w:space="0" w:sz="0" w:val="nil"/>
@@ -1106,7 +1152,7 @@
                 <w:szCs w:val="20"/>
                 <w:rtl w:val="0"/>
               </w:rPr>
-              <w:t xml:space="preserve">Dani App Scanner</w:t>
+              <w:t xml:space="preserve">Directa V2</w:t>
             </w:r>
             <w:r>
               <w:rPr>
@@ -1559,7 +1605,6 @@
             <w:pPr>
               <w:keepNext w:val="0"/>
               <w:keepLines w:val="0"/>
-              <w:pageBreakBefore w:val="0"/>
               <w:widowControl w:val="1"/>
               <w:pBdr>
                 <w:top w:space="0" w:sz="0" w:val="nil"/>
@@ -1729,53 +1774,53 @@
                 <w:szCs w:val="20"/>
                 <w:rtl w:val="0"/>
               </w:rPr>
-              <w:t xml:space="preserve">Dani App Scanner busca solucionar la dificultad de detectar y gestionar vulnerabilidades de seguridad en aplicaciones de manera oportuna. En muchas organizaciones, estas revisiones se realizan manualmente o en etapas avanzadas del desarrollo, lo que puede aumentar los costos de corrección y los riesgos de seguridad.</w:t>
-            </w:r>
-          </w:p>
-          <w:p>
-            <w:pPr>
-              <w:jc w:val="both"/>
-              <w:rPr>
-                <w:i w:val="1"/>
-                <w:iCs w:val="1"/>
-                <w:color w:val="674ea7"/>
-                <w:sz w:val="20"/>
-                <w:szCs w:val="20"/>
-              </w:rPr>
-            </w:pPr>
-            <w:r>
-              <w:rPr>
-                <w:i w:val="1"/>
-                <w:iCs w:val="1"/>
-                <w:color w:val="674ea7"/>
-                <w:sz w:val="20"/>
-                <w:szCs w:val="20"/>
-                <w:rtl w:val="0"/>
-              </w:rPr>
-              <w:t xml:space="preserve">Esta problemática afecta principalmente a desarrolladores, equipos DevSecOps, responsables de ciberseguridad y auditores, quienes necesitan identificar, priorizar y realizar seguimiento de los riesgos encontrados.</w:t>
-            </w:r>
-          </w:p>
-          <w:p>
-            <w:pPr>
-              <w:jc w:val="both"/>
-              <w:rPr>
-                <w:i w:val="1"/>
-                <w:iCs w:val="1"/>
-                <w:color w:val="674ea7"/>
-                <w:sz w:val="20"/>
-                <w:szCs w:val="20"/>
-              </w:rPr>
-            </w:pPr>
-            <w:r>
-              <w:rPr>
-                <w:i w:val="1"/>
-                <w:iCs w:val="1"/>
-                <w:color w:val="674ea7"/>
-                <w:sz w:val="20"/>
-                <w:szCs w:val="20"/>
-                <w:rtl w:val="0"/>
-              </w:rPr>
-              <w:t xml:space="preserve">Es relevante para Ingeniería Informática, ya que la seguridad forma parte fundamental del desarrollo de software moderno. La solución aporta al entorno laboral al centralizar los resultados de diferentes herramientas de seguridad, facilitar la gestión de vulnerabilidades y apoyar la toma de decisiones y auditorías, promoviendo prácticas de DevSecOps.</w:t>
+              <w:t xml:space="preserve">El problema es la sobrecarga cognitiva y operativa que sufre la alta dirección al procesar manualmente cientos de páginas antes de cada directorio, lo que deriva en semanas de trabajo mecánico, riesgo de inconsistencias en los datos y falta de anticipación frente a los cuestionamientos de la mesa directiva.</w:t>
+            </w:r>
+          </w:p>
+          <w:p>
+            <w:pPr>
+              <w:jc w:val="both"/>
+              <w:rPr>
+                <w:i w:val="1"/>
+                <w:iCs w:val="1"/>
+                <w:color w:val="674ea7"/>
+                <w:sz w:val="20"/>
+                <w:szCs w:val="20"/>
+              </w:rPr>
+            </w:pPr>
+            <w:r>
+              <w:rPr>
+                <w:i w:val="1"/>
+                <w:iCs w:val="1"/>
+                <w:color w:val="674ea7"/>
+                <w:sz w:val="20"/>
+                <w:szCs w:val="20"/>
+                <w:rtl w:val="0"/>
+              </w:rPr>
+              <w:t xml:space="preserve">   La relevancia reside en proteger el proceso de toma de decisiones mediante 14 agentes de IA que auditan los documentos de forma preventiva y estructuran la información clave, bajo la visión ética de Alloxentric de dignificar el trabajo liberando a las personas de tareas rutinarias para enfocarlas en el juicio crítico y estratégico.</w:t>
+            </w:r>
+          </w:p>
+          <w:p>
+            <w:pPr>
+              <w:jc w:val="both"/>
+              <w:rPr>
+                <w:i w:val="1"/>
+                <w:iCs w:val="1"/>
+                <w:color w:val="674ea7"/>
+                <w:sz w:val="20"/>
+                <w:szCs w:val="20"/>
+              </w:rPr>
+            </w:pPr>
+            <w:r>
+              <w:rPr>
+                <w:i w:val="1"/>
+                <w:iCs w:val="1"/>
+                <w:color w:val="674ea7"/>
+                <w:sz w:val="20"/>
+                <w:szCs w:val="20"/>
+                <w:rtl w:val="0"/>
+              </w:rPr>
+              <w:t xml:space="preserve">   El contexto sitúa el trabajo exclusivamente en el desarrollo del Módulo del Gerente General, una pieza que se acopla a la plataforma DIRECTA ya existente para resolver la elaboración de informes, la memoria anual, el análisis previo multi-agente y la inteligencia competitiva de manera segura y trazable</w:t>
             </w:r>
           </w:p>
           <w:p>
@@ -1799,7 +1844,1777 @@
             <w:pPr>
               <w:keepNext w:val="0"/>
               <w:keepLines w:val="0"/>
-              <w:pageBreakBefore w:val="0"/>
+              <w:widowControl w:val="1"/>
+              <w:numPr>
+                <w:ilvl w:val="0"/>
+                <w:numId w:val="5"/>
+              </w:numPr>
+              <w:pBdr>
+                <w:top w:space="0" w:sz="0" w:val="nil"/>
+                <w:left w:space="0" w:sz="0" w:val="nil"/>
+                <w:bottom w:space="0" w:sz="0" w:val="nil"/>
+                <w:right w:space="0" w:sz="0" w:val="nil"/>
+                <w:between w:space="0" w:sz="0" w:val="nil"/>
+              </w:pBdr>
+              <w:shd w:fill="auto" w:val="clear"/>
+              <w:spacing w:after="0" w:before="0" w:line="259" w:lineRule="auto"/>
+              <w:ind w:left="720" w:right="0" w:hanging="360"/>
+              <w:jc w:val="both"/>
+              <w:rPr>
+                <w:b w:val="0"/>
+                <w:bCs w:val="0"/>
+                <w:i w:val="1"/>
+                <w:iCs w:val="1"/>
+                <w:smallCaps w:val="0"/>
+                <w:strike w:val="0"/>
+                <w:color w:val="674ea7"/>
+                <w:sz w:val="20"/>
+                <w:szCs w:val="20"/>
+                <w:shd w:fill="auto" w:val="clear"/>
+                <w:vertAlign w:val="baseline"/>
+              </w:rPr>
+            </w:pPr>
+            <w:r>
+              <w:rPr>
+                <w:rFonts w:ascii="Calibri" w:cs="Calibri" w:eastAsia="Calibri" w:hAnsi="Calibri"/>
+                <w:b w:val="0"/>
+                <w:bCs w:val="0"/>
+                <w:i w:val="1"/>
+                <w:iCs w:val="1"/>
+                <w:smallCaps w:val="0"/>
+                <w:strike w:val="0"/>
+                <w:color w:val="674ea7"/>
+                <w:sz w:val="20"/>
+                <w:szCs w:val="20"/>
+                <w:u w:val="none"/>
+                <w:shd w:fill="auto" w:val="clear"/>
+                <w:vertAlign w:val="baseline"/>
+                <w:rtl w:val="0"/>
+              </w:rPr>
+              <w:t xml:space="preserve">¿Por qué escogiste este tema? ¿Por qué es relevante este tema para el campo laboral de tu carrera?</w:t>
+            </w:r>
+            <w:r>
+              <w:rPr>
+                <w:rtl w:val="0"/>
+              </w:rPr>
+            </w:r>
+          </w:p>
+          <w:p>
+            <w:pPr>
+              <w:keepNext w:val="0"/>
+              <w:keepLines w:val="0"/>
+              <w:widowControl w:val="1"/>
+              <w:pBdr>
+                <w:top w:space="0" w:sz="0" w:val="nil"/>
+                <w:left w:space="0" w:sz="0" w:val="nil"/>
+                <w:bottom w:space="0" w:sz="0" w:val="nil"/>
+                <w:right w:space="0" w:sz="0" w:val="nil"/>
+                <w:between w:space="0" w:sz="0" w:val="nil"/>
+              </w:pBdr>
+              <w:shd w:fill="auto" w:val="clear"/>
+              <w:spacing w:after="0" w:before="0" w:line="259" w:lineRule="auto"/>
+              <w:ind w:left="1080" w:right="0" w:firstLine="0"/>
+              <w:jc w:val="both"/>
+              <w:rPr>
+                <w:i w:val="1"/>
+                <w:iCs w:val="1"/>
+                <w:color w:val="674ea7"/>
+                <w:sz w:val="20"/>
+                <w:szCs w:val="20"/>
+              </w:rPr>
+            </w:pPr>
+            <w:r>
+              <w:rPr>
+                <w:i w:val="1"/>
+                <w:iCs w:val="1"/>
+                <w:color w:val="674ea7"/>
+                <w:sz w:val="20"/>
+                <w:szCs w:val="20"/>
+                <w:rtl w:val="0"/>
+              </w:rPr>
+              <w:t xml:space="preserve">R// Escogimos este tema porque planteaba el desafío de construir una solución corporativa compleja que va más allá de un desarrollo tradicional, integrando una arquitectura moderna en la nube con procesamiento asíncrono y orquestación de inteligencia artificial aplicada. </w:t>
+            </w:r>
+          </w:p>
+          <w:p>
+            <w:pPr>
+              <w:keepNext w:val="0"/>
+              <w:keepLines w:val="0"/>
+              <w:widowControl w:val="1"/>
+              <w:pBdr>
+                <w:top w:space="0" w:sz="0" w:val="nil"/>
+                <w:left w:space="0" w:sz="0" w:val="nil"/>
+                <w:bottom w:space="0" w:sz="0" w:val="nil"/>
+                <w:right w:space="0" w:sz="0" w:val="nil"/>
+                <w:between w:space="0" w:sz="0" w:val="nil"/>
+              </w:pBdr>
+              <w:shd w:fill="auto" w:val="clear"/>
+              <w:spacing w:after="0" w:before="0" w:line="259" w:lineRule="auto"/>
+              <w:ind w:left="1080" w:right="0" w:firstLine="0"/>
+              <w:jc w:val="both"/>
+              <w:rPr>
+                <w:i w:val="1"/>
+                <w:iCs w:val="1"/>
+                <w:color w:val="674ea7"/>
+                <w:sz w:val="20"/>
+                <w:szCs w:val="20"/>
+              </w:rPr>
+            </w:pPr>
+            <w:r>
+              <w:rPr>
+                <w:rtl w:val="0"/>
+              </w:rPr>
+            </w:r>
+          </w:p>
+          <w:p>
+            <w:pPr>
+              <w:keepNext w:val="0"/>
+              <w:keepLines w:val="0"/>
+              <w:widowControl w:val="1"/>
+              <w:pBdr>
+                <w:top w:space="0" w:sz="0" w:val="nil"/>
+                <w:left w:space="0" w:sz="0" w:val="nil"/>
+                <w:bottom w:space="0" w:sz="0" w:val="nil"/>
+                <w:right w:space="0" w:sz="0" w:val="nil"/>
+                <w:between w:space="0" w:sz="0" w:val="nil"/>
+              </w:pBdr>
+              <w:shd w:fill="auto" w:val="clear"/>
+              <w:spacing w:after="0" w:before="0" w:line="259" w:lineRule="auto"/>
+              <w:ind w:left="1080" w:right="0" w:firstLine="0"/>
+              <w:jc w:val="both"/>
+              <w:rPr>
+                <w:i w:val="1"/>
+                <w:iCs w:val="1"/>
+                <w:color w:val="674ea7"/>
+                <w:sz w:val="20"/>
+                <w:szCs w:val="20"/>
+              </w:rPr>
+            </w:pPr>
+            <w:r>
+              <w:rPr>
+                <w:i w:val="1"/>
+                <w:iCs w:val="1"/>
+                <w:color w:val="674ea7"/>
+                <w:sz w:val="20"/>
+                <w:szCs w:val="20"/>
+                <w:rtl w:val="0"/>
+              </w:rPr>
+              <w:t xml:space="preserve">Enfocarse en el Módulo del Gerente General dentro del ecosistema DIRECTA me permitió intervenir un sistema en producción con altos estándares de seguridad, trazabilidad y manejo de datos críticos.   Para el campo laboral de la ingeniería informática, el proyecto es clave porque aborda las competencias más buscadas hoy en la industria de software y plataformas SaaS. </w:t>
+            </w:r>
+          </w:p>
+          <w:p>
+            <w:pPr>
+              <w:keepNext w:val="0"/>
+              <w:keepLines w:val="0"/>
+              <w:widowControl w:val="1"/>
+              <w:pBdr>
+                <w:top w:space="0" w:sz="0" w:val="nil"/>
+                <w:left w:space="0" w:sz="0" w:val="nil"/>
+                <w:bottom w:space="0" w:sz="0" w:val="nil"/>
+                <w:right w:space="0" w:sz="0" w:val="nil"/>
+                <w:between w:space="0" w:sz="0" w:val="nil"/>
+              </w:pBdr>
+              <w:shd w:fill="auto" w:val="clear"/>
+              <w:spacing w:after="0" w:before="0" w:line="259" w:lineRule="auto"/>
+              <w:ind w:left="1080" w:right="0" w:firstLine="0"/>
+              <w:jc w:val="both"/>
+              <w:rPr>
+                <w:i w:val="1"/>
+                <w:iCs w:val="1"/>
+                <w:color w:val="674ea7"/>
+                <w:sz w:val="20"/>
+                <w:szCs w:val="20"/>
+              </w:rPr>
+            </w:pPr>
+            <w:r>
+              <w:rPr>
+                <w:rtl w:val="0"/>
+              </w:rPr>
+            </w:r>
+          </w:p>
+          <w:p>
+            <w:pPr>
+              <w:keepNext w:val="0"/>
+              <w:keepLines w:val="0"/>
+              <w:widowControl w:val="1"/>
+              <w:pBdr>
+                <w:top w:space="0" w:sz="0" w:val="nil"/>
+                <w:left w:space="0" w:sz="0" w:val="nil"/>
+                <w:bottom w:space="0" w:sz="0" w:val="nil"/>
+                <w:right w:space="0" w:sz="0" w:val="nil"/>
+                <w:between w:space="0" w:sz="0" w:val="nil"/>
+              </w:pBdr>
+              <w:shd w:fill="auto" w:val="clear"/>
+              <w:spacing w:after="0" w:before="0" w:line="259" w:lineRule="auto"/>
+              <w:ind w:left="1080" w:right="0" w:firstLine="0"/>
+              <w:jc w:val="both"/>
+              <w:rPr>
+                <w:i w:val="1"/>
+                <w:iCs w:val="1"/>
+                <w:color w:val="674ea7"/>
+                <w:sz w:val="20"/>
+                <w:szCs w:val="20"/>
+              </w:rPr>
+            </w:pPr>
+            <w:r>
+              <w:rPr>
+                <w:i w:val="1"/>
+                <w:iCs w:val="1"/>
+                <w:color w:val="674ea7"/>
+                <w:sz w:val="20"/>
+                <w:szCs w:val="20"/>
+                <w:rtl w:val="0"/>
+              </w:rPr>
+              <w:t xml:space="preserve">Dominar la integración de modelos de lenguaje mediante salidas estructuradas, diseñar flujos de trabajo desacoplados con colas y workers para soportar tareas pesadas, y garantizar el aislamiento multi-tenant mediante Row Level Security (RLS) y RBAC granular representan capacidades técnicas de alto valor.   Por último, desarrollar bajo metodología Scrum con pruebas automatizadas, control de versiones, criterios estrictos de aceptación y documentación de despliegue refleja con exactitud las prácticas de ingeniería que exige el mercado laboral actual. Demuestra la capacidad de aplicar la automatización para resolver ineficiencias operativas reales con un estándar profesional y escalable.   </w:t>
+            </w:r>
+          </w:p>
+          <w:p>
+            <w:pPr>
+              <w:keepNext w:val="0"/>
+              <w:keepLines w:val="0"/>
+              <w:widowControl w:val="1"/>
+              <w:pBdr>
+                <w:top w:space="0" w:sz="0" w:val="nil"/>
+                <w:left w:space="0" w:sz="0" w:val="nil"/>
+                <w:bottom w:space="0" w:sz="0" w:val="nil"/>
+                <w:right w:space="0" w:sz="0" w:val="nil"/>
+                <w:between w:space="0" w:sz="0" w:val="nil"/>
+              </w:pBdr>
+              <w:shd w:fill="auto" w:val="clear"/>
+              <w:spacing w:after="0" w:before="0" w:line="259" w:lineRule="auto"/>
+              <w:ind w:left="1080" w:right="0" w:firstLine="0"/>
+              <w:jc w:val="both"/>
+              <w:rPr>
+                <w:i w:val="1"/>
+                <w:iCs w:val="1"/>
+                <w:color w:val="674ea7"/>
+                <w:sz w:val="20"/>
+                <w:szCs w:val="20"/>
+              </w:rPr>
+            </w:pPr>
+            <w:r>
+              <w:rPr>
+                <w:rtl w:val="0"/>
+              </w:rPr>
+            </w:r>
+          </w:p>
+          <w:p>
+            <w:pPr>
+              <w:keepNext w:val="0"/>
+              <w:keepLines w:val="0"/>
+              <w:widowControl w:val="1"/>
+              <w:numPr>
+                <w:ilvl w:val="0"/>
+                <w:numId w:val="5"/>
+              </w:numPr>
+              <w:pBdr>
+                <w:top w:space="0" w:sz="0" w:val="nil"/>
+                <w:left w:space="0" w:sz="0" w:val="nil"/>
+                <w:bottom w:space="0" w:sz="0" w:val="nil"/>
+                <w:right w:space="0" w:sz="0" w:val="nil"/>
+                <w:between w:space="0" w:sz="0" w:val="nil"/>
+              </w:pBdr>
+              <w:shd w:fill="auto" w:val="clear"/>
+              <w:spacing w:after="0" w:before="0" w:line="259" w:lineRule="auto"/>
+              <w:ind w:left="720" w:right="0" w:hanging="360"/>
+              <w:jc w:val="both"/>
+              <w:rPr>
+                <w:b w:val="1"/>
+                <w:bCs w:val="1"/>
+                <w:i w:val="1"/>
+                <w:iCs w:val="1"/>
+                <w:smallCaps w:val="0"/>
+                <w:strike w:val="0"/>
+                <w:color w:val="674ea7"/>
+                <w:sz w:val="20"/>
+                <w:szCs w:val="20"/>
+                <w:shd w:fill="auto" w:val="clear"/>
+                <w:vertAlign w:val="baseline"/>
+              </w:rPr>
+            </w:pPr>
+            <w:r>
+              <w:rPr>
+                <w:rFonts w:ascii="Calibri" w:cs="Calibri" w:eastAsia="Calibri" w:hAnsi="Calibri"/>
+                <w:b w:val="0"/>
+                <w:bCs w:val="0"/>
+                <w:i w:val="1"/>
+                <w:iCs w:val="1"/>
+                <w:smallCaps w:val="0"/>
+                <w:strike w:val="0"/>
+                <w:color w:val="674ea7"/>
+                <w:sz w:val="20"/>
+                <w:szCs w:val="20"/>
+                <w:u w:val="none"/>
+                <w:shd w:fill="auto" w:val="clear"/>
+                <w:vertAlign w:val="baseline"/>
+                <w:rtl w:val="0"/>
+              </w:rPr>
+              <w:t xml:space="preserve">¿Dónde se ubica la situación que vas a abordar? (Ej.: País, región, comuna o institución) ¿Cuáles son las características principales de ese lugar? </w:t>
+            </w:r>
+            <w:r>
+              <w:rPr>
+                <w:rtl w:val="0"/>
+              </w:rPr>
+            </w:r>
+          </w:p>
+          <w:p>
+            <w:pPr>
+              <w:keepNext w:val="0"/>
+              <w:keepLines w:val="0"/>
+              <w:widowControl w:val="1"/>
+              <w:pBdr>
+                <w:top w:space="0" w:sz="0" w:val="nil"/>
+                <w:left w:space="0" w:sz="0" w:val="nil"/>
+                <w:bottom w:space="0" w:sz="0" w:val="nil"/>
+                <w:right w:space="0" w:sz="0" w:val="nil"/>
+                <w:between w:space="0" w:sz="0" w:val="nil"/>
+              </w:pBdr>
+              <w:shd w:fill="auto" w:val="clear"/>
+              <w:spacing w:after="0" w:before="0" w:line="259" w:lineRule="auto"/>
+              <w:ind w:left="1080" w:right="0" w:firstLine="0"/>
+              <w:jc w:val="both"/>
+              <w:rPr>
+                <w:i w:val="1"/>
+                <w:iCs w:val="1"/>
+                <w:color w:val="674ea7"/>
+                <w:sz w:val="20"/>
+                <w:szCs w:val="20"/>
+              </w:rPr>
+            </w:pPr>
+            <w:r>
+              <w:rPr>
+                <w:i w:val="1"/>
+                <w:iCs w:val="1"/>
+                <w:color w:val="674ea7"/>
+                <w:sz w:val="20"/>
+                <w:szCs w:val="20"/>
+                <w:rtl w:val="0"/>
+              </w:rPr>
+              <w:t xml:space="preserve">R// La situación que abordará el proyecto se ubica en Chile, principalmente en empresas y organizaciones que desarrollan o utilizan aplicaciones y sistemas informáticos. Estas organizaciones manejan información y servicios digitales que requieren medidas de seguridad para prevenir vulnerabilidades y posibles incidentes.</w:t>
+            </w:r>
+          </w:p>
+          <w:p>
+            <w:pPr>
+              <w:spacing w:after="0" w:lineRule="auto"/>
+              <w:ind w:left="1080" w:firstLine="0"/>
+              <w:jc w:val="both"/>
+              <w:rPr>
+                <w:i w:val="1"/>
+                <w:iCs w:val="1"/>
+                <w:color w:val="674ea7"/>
+                <w:sz w:val="20"/>
+                <w:szCs w:val="20"/>
+              </w:rPr>
+            </w:pPr>
+            <w:r>
+              <w:rPr>
+                <w:rtl w:val="0"/>
+              </w:rPr>
+            </w:r>
+          </w:p>
+          <w:p>
+            <w:pPr>
+              <w:spacing w:after="0" w:lineRule="auto"/>
+              <w:ind w:left="1080" w:firstLine="0"/>
+              <w:jc w:val="both"/>
+              <w:rPr>
+                <w:i w:val="1"/>
+                <w:iCs w:val="1"/>
+                <w:color w:val="674ea7"/>
+                <w:sz w:val="20"/>
+                <w:szCs w:val="20"/>
+              </w:rPr>
+            </w:pPr>
+            <w:r>
+              <w:rPr>
+                <w:i w:val="1"/>
+                <w:iCs w:val="1"/>
+                <w:color w:val="674ea7"/>
+                <w:sz w:val="20"/>
+                <w:szCs w:val="20"/>
+                <w:rtl w:val="0"/>
+              </w:rPr>
+              <w:t xml:space="preserve">El contexto se caracteriza por una creciente necesidad de proteger la información, detectar vulnerabilidades y cumplir con estándares de seguridad, especialmente a medida que aumenta la digitalización de los procesos.</w:t>
+            </w:r>
+          </w:p>
+          <w:p>
+            <w:pPr>
+              <w:keepNext w:val="0"/>
+              <w:keepLines w:val="0"/>
+              <w:widowControl w:val="1"/>
+              <w:pBdr>
+                <w:top w:space="0" w:sz="0" w:val="nil"/>
+                <w:left w:space="0" w:sz="0" w:val="nil"/>
+                <w:bottom w:space="0" w:sz="0" w:val="nil"/>
+                <w:right w:space="0" w:sz="0" w:val="nil"/>
+                <w:between w:space="0" w:sz="0" w:val="nil"/>
+              </w:pBdr>
+              <w:shd w:fill="auto" w:val="clear"/>
+              <w:spacing w:after="0" w:before="0" w:line="259" w:lineRule="auto"/>
+              <w:ind w:left="1080" w:right="0" w:firstLine="0"/>
+              <w:jc w:val="both"/>
+              <w:rPr>
+                <w:i w:val="1"/>
+                <w:iCs w:val="1"/>
+                <w:color w:val="674ea7"/>
+                <w:sz w:val="20"/>
+                <w:szCs w:val="20"/>
+              </w:rPr>
+            </w:pPr>
+            <w:r>
+              <w:rPr>
+                <w:rtl w:val="0"/>
+              </w:rPr>
+            </w:r>
+          </w:p>
+          <w:p>
+            <w:pPr>
+              <w:keepNext w:val="0"/>
+              <w:keepLines w:val="0"/>
+              <w:widowControl w:val="1"/>
+              <w:numPr>
+                <w:ilvl w:val="0"/>
+                <w:numId w:val="5"/>
+              </w:numPr>
+              <w:pBdr>
+                <w:top w:space="0" w:sz="0" w:val="nil"/>
+                <w:left w:space="0" w:sz="0" w:val="nil"/>
+                <w:bottom w:space="0" w:sz="0" w:val="nil"/>
+                <w:right w:space="0" w:sz="0" w:val="nil"/>
+                <w:between w:space="0" w:sz="0" w:val="nil"/>
+              </w:pBdr>
+              <w:shd w:fill="auto" w:val="clear"/>
+              <w:spacing w:after="0" w:before="0" w:line="259" w:lineRule="auto"/>
+              <w:ind w:left="720" w:right="0" w:hanging="360"/>
+              <w:jc w:val="both"/>
+              <w:rPr>
+                <w:b w:val="0"/>
+                <w:bCs w:val="0"/>
+                <w:i w:val="1"/>
+                <w:iCs w:val="1"/>
+                <w:smallCaps w:val="0"/>
+                <w:strike w:val="0"/>
+                <w:color w:val="674ea7"/>
+                <w:sz w:val="20"/>
+                <w:szCs w:val="20"/>
+                <w:shd w:fill="auto" w:val="clear"/>
+                <w:vertAlign w:val="baseline"/>
+              </w:rPr>
+            </w:pPr>
+            <w:r>
+              <w:rPr>
+                <w:rFonts w:ascii="Calibri" w:cs="Calibri" w:eastAsia="Calibri" w:hAnsi="Calibri"/>
+                <w:b w:val="0"/>
+                <w:bCs w:val="0"/>
+                <w:i w:val="1"/>
+                <w:iCs w:val="1"/>
+                <w:smallCaps w:val="0"/>
+                <w:strike w:val="0"/>
+                <w:color w:val="674ea7"/>
+                <w:sz w:val="20"/>
+                <w:szCs w:val="20"/>
+                <w:u w:val="none"/>
+                <w:shd w:fill="auto" w:val="clear"/>
+                <w:vertAlign w:val="baseline"/>
+                <w:rtl w:val="0"/>
+              </w:rPr>
+              <w:t xml:space="preserve">¿A quiénes afecta o impacta la situación que vas a abordar? (Ej.: Grupo etario, usuarios de algún servicio, etc.).</w:t>
+            </w:r>
+            <w:r>
+              <w:rPr>
+                <w:rtl w:val="0"/>
+              </w:rPr>
+            </w:r>
+          </w:p>
+          <w:p>
+            <w:pPr>
+              <w:keepNext w:val="0"/>
+              <w:keepLines w:val="0"/>
+              <w:widowControl w:val="1"/>
+              <w:pBdr>
+                <w:top w:space="0" w:sz="0" w:val="nil"/>
+                <w:left w:space="0" w:sz="0" w:val="nil"/>
+                <w:bottom w:space="0" w:sz="0" w:val="nil"/>
+                <w:right w:space="0" w:sz="0" w:val="nil"/>
+                <w:between w:space="0" w:sz="0" w:val="nil"/>
+              </w:pBdr>
+              <w:shd w:fill="auto" w:val="clear"/>
+              <w:spacing w:after="0" w:before="0" w:line="259" w:lineRule="auto"/>
+              <w:ind w:left="1080" w:right="0" w:firstLine="0"/>
+              <w:jc w:val="both"/>
+              <w:rPr>
+                <w:i w:val="1"/>
+                <w:iCs w:val="1"/>
+                <w:color w:val="674ea7"/>
+                <w:sz w:val="20"/>
+                <w:szCs w:val="20"/>
+              </w:rPr>
+            </w:pPr>
+            <w:r>
+              <w:rPr>
+                <w:i w:val="1"/>
+                <w:iCs w:val="1"/>
+                <w:color w:val="674ea7"/>
+                <w:sz w:val="20"/>
+                <w:szCs w:val="20"/>
+                <w:rtl w:val="0"/>
+              </w:rPr>
+              <w:t xml:space="preserve">R// Esta situación impacta principalmente a los  gerentes generales y directores de empresa, quienes sufren de sobrecarga de información al revisar cientos de páginas de informes antes de sus reuniones. La herramienta les ayuda a sintetizar datos, preparar informes, anticipar riesgos y evaluar a la competencia de forma más rápida.</w:t>
+            </w:r>
+          </w:p>
+          <w:p>
+            <w:pPr>
+              <w:spacing w:after="0" w:lineRule="auto"/>
+              <w:ind w:left="1080" w:firstLine="0"/>
+              <w:jc w:val="both"/>
+              <w:rPr>
+                <w:i w:val="1"/>
+                <w:iCs w:val="1"/>
+                <w:color w:val="674ea7"/>
+                <w:sz w:val="20"/>
+                <w:szCs w:val="20"/>
+              </w:rPr>
+            </w:pPr>
+            <w:r>
+              <w:rPr>
+                <w:rtl w:val="0"/>
+              </w:rPr>
+            </w:r>
+          </w:p>
+          <w:p>
+            <w:pPr>
+              <w:spacing w:after="0" w:lineRule="auto"/>
+              <w:ind w:left="1080" w:firstLine="0"/>
+              <w:jc w:val="both"/>
+              <w:rPr>
+                <w:i w:val="1"/>
+                <w:iCs w:val="1"/>
+                <w:color w:val="674ea7"/>
+                <w:sz w:val="20"/>
+                <w:szCs w:val="20"/>
+              </w:rPr>
+            </w:pPr>
+            <w:r>
+              <w:rPr>
+                <w:i w:val="1"/>
+                <w:iCs w:val="1"/>
+                <w:color w:val="674ea7"/>
+                <w:sz w:val="20"/>
+                <w:szCs w:val="20"/>
+                <w:rtl w:val="0"/>
+              </w:rPr>
+              <w:t xml:space="preserve">De manera indirecta, beneficia a toda la organización y a sus equipos de trabajo, ya que reduce la carga administrativa de procesar datos manualmente y permite tomar decisiones estratégicas mejor fundamentadas para la empresa.</w:t>
+            </w:r>
+          </w:p>
+          <w:p>
+            <w:pPr>
+              <w:keepNext w:val="0"/>
+              <w:keepLines w:val="0"/>
+              <w:widowControl w:val="1"/>
+              <w:pBdr>
+                <w:top w:space="0" w:sz="0" w:val="nil"/>
+                <w:left w:space="0" w:sz="0" w:val="nil"/>
+                <w:bottom w:space="0" w:sz="0" w:val="nil"/>
+                <w:right w:space="0" w:sz="0" w:val="nil"/>
+                <w:between w:space="0" w:sz="0" w:val="nil"/>
+              </w:pBdr>
+              <w:shd w:fill="auto" w:val="clear"/>
+              <w:spacing w:after="0" w:before="0" w:line="259" w:lineRule="auto"/>
+              <w:ind w:left="1080" w:right="0" w:firstLine="0"/>
+              <w:jc w:val="both"/>
+              <w:rPr>
+                <w:i w:val="1"/>
+                <w:iCs w:val="1"/>
+                <w:color w:val="674ea7"/>
+                <w:sz w:val="20"/>
+                <w:szCs w:val="20"/>
+              </w:rPr>
+            </w:pPr>
+            <w:r>
+              <w:rPr>
+                <w:rtl w:val="0"/>
+              </w:rPr>
+            </w:r>
+          </w:p>
+          <w:p>
+            <w:pPr>
+              <w:keepNext w:val="0"/>
+              <w:keepLines w:val="0"/>
+              <w:widowControl w:val="1"/>
+              <w:pBdr>
+                <w:top w:space="0" w:sz="0" w:val="nil"/>
+                <w:left w:space="0" w:sz="0" w:val="nil"/>
+                <w:bottom w:space="0" w:sz="0" w:val="nil"/>
+                <w:right w:space="0" w:sz="0" w:val="nil"/>
+                <w:between w:space="0" w:sz="0" w:val="nil"/>
+              </w:pBdr>
+              <w:shd w:fill="auto" w:val="clear"/>
+              <w:spacing w:after="0" w:before="0" w:line="259" w:lineRule="auto"/>
+              <w:ind w:left="1080" w:right="0" w:firstLine="0"/>
+              <w:jc w:val="both"/>
+              <w:rPr>
+                <w:i w:val="1"/>
+                <w:iCs w:val="1"/>
+                <w:color w:val="674ea7"/>
+                <w:sz w:val="20"/>
+                <w:szCs w:val="20"/>
+              </w:rPr>
+            </w:pPr>
+            <w:r>
+              <w:rPr>
+                <w:rtl w:val="0"/>
+              </w:rPr>
+            </w:r>
+          </w:p>
+          <w:p>
+            <w:pPr>
+              <w:keepNext w:val="0"/>
+              <w:keepLines w:val="0"/>
+              <w:widowControl w:val="1"/>
+              <w:numPr>
+                <w:ilvl w:val="0"/>
+                <w:numId w:val="5"/>
+              </w:numPr>
+              <w:pBdr>
+                <w:top w:space="0" w:sz="0" w:val="nil"/>
+                <w:left w:space="0" w:sz="0" w:val="nil"/>
+                <w:bottom w:space="0" w:sz="0" w:val="nil"/>
+                <w:right w:space="0" w:sz="0" w:val="nil"/>
+                <w:between w:space="0" w:sz="0" w:val="nil"/>
+              </w:pBdr>
+              <w:shd w:fill="auto" w:val="clear"/>
+              <w:spacing w:after="160" w:before="0" w:line="259" w:lineRule="auto"/>
+              <w:ind w:left="720" w:right="0" w:hanging="360"/>
+              <w:jc w:val="both"/>
+              <w:rPr>
+                <w:b w:val="0"/>
+                <w:bCs w:val="0"/>
+                <w:i w:val="1"/>
+                <w:iCs w:val="1"/>
+                <w:smallCaps w:val="0"/>
+                <w:strike w:val="0"/>
+                <w:color w:val="674ea7"/>
+                <w:sz w:val="20"/>
+                <w:szCs w:val="20"/>
+                <w:shd w:fill="auto" w:val="clear"/>
+                <w:vertAlign w:val="baseline"/>
+              </w:rPr>
+            </w:pPr>
+            <w:r>
+              <w:rPr>
+                <w:rFonts w:ascii="Calibri" w:cs="Calibri" w:eastAsia="Calibri" w:hAnsi="Calibri"/>
+                <w:b w:val="0"/>
+                <w:bCs w:val="0"/>
+                <w:i w:val="1"/>
+                <w:iCs w:val="1"/>
+                <w:smallCaps w:val="0"/>
+                <w:strike w:val="0"/>
+                <w:color w:val="674ea7"/>
+                <w:sz w:val="20"/>
+                <w:szCs w:val="20"/>
+                <w:u w:val="none"/>
+                <w:shd w:fill="auto" w:val="clear"/>
+                <w:vertAlign w:val="baseline"/>
+                <w:rtl w:val="0"/>
+              </w:rPr>
+              <w:t xml:space="preserve">¿Cuál sería el aporte de valor (real o simulado) de tu Proyecto APT para el contexto laboral y/o social en que se situaría?</w:t>
+            </w:r>
+            <w:r>
+              <w:rPr>
+                <w:rtl w:val="0"/>
+              </w:rPr>
+            </w:r>
+          </w:p>
+          <w:p>
+            <w:pPr>
+              <w:keepNext w:val="0"/>
+              <w:keepLines w:val="0"/>
+              <w:widowControl w:val="1"/>
+              <w:pBdr>
+                <w:top w:space="0" w:sz="0" w:val="nil"/>
+                <w:left w:space="0" w:sz="0" w:val="nil"/>
+                <w:bottom w:space="0" w:sz="0" w:val="nil"/>
+                <w:right w:space="0" w:sz="0" w:val="nil"/>
+                <w:between w:space="0" w:sz="0" w:val="nil"/>
+              </w:pBdr>
+              <w:shd w:fill="auto" w:val="clear"/>
+              <w:spacing w:after="160" w:before="0" w:line="259" w:lineRule="auto"/>
+              <w:ind w:left="1080" w:right="0" w:firstLine="0"/>
+              <w:jc w:val="both"/>
+              <w:rPr>
+                <w:i w:val="1"/>
+                <w:iCs w:val="1"/>
+                <w:color w:val="674ea7"/>
+                <w:sz w:val="20"/>
+                <w:szCs w:val="20"/>
+              </w:rPr>
+            </w:pPr>
+            <w:r>
+              <w:rPr>
+                <w:i w:val="1"/>
+                <w:iCs w:val="1"/>
+                <w:color w:val="674ea7"/>
+                <w:sz w:val="20"/>
+                <w:szCs w:val="20"/>
+                <w:rtl w:val="0"/>
+              </w:rPr>
+              <w:t xml:space="preserve">R// El aporte de valor del proyecto reside en transformar la manera en que la alta gerencia prepara sus reuniones estratégicas. En el plano laboral, el módulo del Gerente General optimiza radicalmente el tiempo al sintetizar cientos de páginas de informes financieros y operacionales. Además, fortalece la toma de decisiones al anticipar riesgos, objeciones y análisis de la competencia antes de presentarse ante el directorio.</w:t>
+            </w:r>
+          </w:p>
+          <w:p>
+            <w:pPr>
+              <w:ind w:left="1080" w:firstLine="0"/>
+              <w:jc w:val="both"/>
+              <w:rPr>
+                <w:i w:val="1"/>
+                <w:iCs w:val="1"/>
+                <w:color w:val="674ea7"/>
+                <w:sz w:val="20"/>
+                <w:szCs w:val="20"/>
+              </w:rPr>
+            </w:pPr>
+            <w:r>
+              <w:rPr>
+                <w:rtl w:val="0"/>
+              </w:rPr>
+            </w:r>
+          </w:p>
+          <w:p>
+            <w:pPr>
+              <w:ind w:left="1080" w:firstLine="0"/>
+              <w:jc w:val="both"/>
+              <w:rPr>
+                <w:i w:val="1"/>
+                <w:iCs w:val="1"/>
+                <w:color w:val="674ea7"/>
+                <w:sz w:val="20"/>
+                <w:szCs w:val="20"/>
+              </w:rPr>
+            </w:pPr>
+            <w:r>
+              <w:rPr>
+                <w:i w:val="1"/>
+                <w:iCs w:val="1"/>
+                <w:color w:val="674ea7"/>
+                <w:sz w:val="20"/>
+                <w:szCs w:val="20"/>
+                <w:rtl w:val="0"/>
+              </w:rPr>
+              <w:t xml:space="preserve">En el plano organizacional y social, esta herramienta eleva el estándar de la gobernanza corporativa, garantizando memorias e informes más precisos y transparentes. Decisiones mejor fundamentadas aseguran la sostenibilidad y estabilidad de la empresa, lo que genera un impacto positivo directo en los colaboradores, clientes y en el mercado general.</w:t>
+            </w:r>
+          </w:p>
+          <w:p>
+            <w:pPr>
+              <w:keepNext w:val="0"/>
+              <w:keepLines w:val="0"/>
+              <w:widowControl w:val="1"/>
+              <w:pBdr>
+                <w:top w:space="0" w:sz="0" w:val="nil"/>
+                <w:left w:space="0" w:sz="0" w:val="nil"/>
+                <w:bottom w:space="0" w:sz="0" w:val="nil"/>
+                <w:right w:space="0" w:sz="0" w:val="nil"/>
+                <w:between w:space="0" w:sz="0" w:val="nil"/>
+              </w:pBdr>
+              <w:shd w:fill="auto" w:val="clear"/>
+              <w:spacing w:after="160" w:before="0" w:line="259" w:lineRule="auto"/>
+              <w:ind w:left="1080" w:right="0" w:firstLine="0"/>
+              <w:jc w:val="both"/>
+              <w:rPr>
+                <w:i w:val="1"/>
+                <w:iCs w:val="1"/>
+                <w:color w:val="674ea7"/>
+                <w:sz w:val="20"/>
+                <w:szCs w:val="20"/>
+              </w:rPr>
+            </w:pPr>
+            <w:r>
+              <w:rPr>
+                <w:rtl w:val="0"/>
+              </w:rPr>
+            </w:r>
+          </w:p>
+          <w:p>
+            <w:pPr>
+              <w:keepNext w:val="0"/>
+              <w:keepLines w:val="0"/>
+              <w:widowControl w:val="1"/>
+              <w:pBdr>
+                <w:top w:space="0" w:sz="0" w:val="nil"/>
+                <w:left w:space="0" w:sz="0" w:val="nil"/>
+                <w:bottom w:space="0" w:sz="0" w:val="nil"/>
+                <w:right w:space="0" w:sz="0" w:val="nil"/>
+                <w:between w:space="0" w:sz="0" w:val="nil"/>
+              </w:pBdr>
+              <w:shd w:fill="auto" w:val="clear"/>
+              <w:spacing w:after="160" w:before="0" w:line="259" w:lineRule="auto"/>
+              <w:ind w:left="1080" w:right="0" w:firstLine="0"/>
+              <w:jc w:val="both"/>
+              <w:rPr>
+                <w:i w:val="1"/>
+                <w:iCs w:val="1"/>
+                <w:color w:val="674ea7"/>
+                <w:sz w:val="20"/>
+                <w:szCs w:val="20"/>
+              </w:rPr>
+            </w:pPr>
+            <w:r>
+              <w:rPr>
+                <w:rtl w:val="0"/>
+              </w:rPr>
+            </w:r>
+          </w:p>
+        </w:tc>
+      </w:tr>
+      <w:tr>
+        <w:trPr>
+          <w:cantSplit w:val="0"/>
+          <w:trHeight w:val="1037" w:hRule="atLeast"/>
+          <w:tblHeader w:val="0"/>
+        </w:trPr>
+        <w:tc>
+          <w:tcPr>
+            <w:vAlign w:val="center"/>
+          </w:tcPr>
+          <w:p>
+            <w:pPr>
+              <w:rPr>
+                <w:rFonts w:ascii="Calibri" w:cs="Calibri" w:eastAsia="Calibri" w:hAnsi="Calibri"/>
+                <w:color w:val="1f3864"/>
+              </w:rPr>
+            </w:pPr>
+            <w:r>
+              <w:rPr>
+                <w:rFonts w:ascii="Calibri" w:cs="Calibri" w:eastAsia="Calibri" w:hAnsi="Calibri"/>
+                <w:color w:val="1f3864"/>
+                <w:rtl w:val="0"/>
+              </w:rPr>
+              <w:t xml:space="preserve">Descripción del Proyecto APT</w:t>
+            </w:r>
+          </w:p>
+        </w:tc>
+        <w:tc>
+          <w:tcPr>
+            <w:vAlign w:val="center"/>
+          </w:tcPr>
+          <w:p>
+            <w:pPr>
+              <w:jc w:val="both"/>
+              <w:rPr>
+                <w:rFonts w:ascii="Calibri" w:cs="Calibri" w:eastAsia="Calibri" w:hAnsi="Calibri"/>
+                <w:i w:val="1"/>
+                <w:iCs w:val="1"/>
+                <w:color w:val="674ea7"/>
+                <w:sz w:val="20"/>
+                <w:szCs w:val="20"/>
+              </w:rPr>
+            </w:pPr>
+            <w:r>
+              <w:rPr>
+                <w:rFonts w:ascii="Calibri" w:cs="Calibri" w:eastAsia="Calibri" w:hAnsi="Calibri"/>
+                <w:i w:val="1"/>
+                <w:iCs w:val="1"/>
+                <w:color w:val="674ea7"/>
+                <w:sz w:val="20"/>
+                <w:szCs w:val="20"/>
+                <w:rtl w:val="0"/>
+              </w:rPr>
+              <w:t xml:space="preserve">Señala qué se espera lograr con el proyecto (objetivo) y describe brevemente en qué consistiría, cómo planeas abordar la problemática presentada en el apartado anterior. </w:t>
+            </w:r>
+          </w:p>
+          <w:p>
+            <w:pPr>
+              <w:jc w:val="both"/>
+              <w:rPr>
+                <w:i w:val="1"/>
+                <w:iCs w:val="1"/>
+                <w:color w:val="674ea7"/>
+                <w:sz w:val="20"/>
+                <w:szCs w:val="20"/>
+              </w:rPr>
+            </w:pPr>
+            <w:r>
+              <w:rPr>
+                <w:i w:val="1"/>
+                <w:iCs w:val="1"/>
+                <w:color w:val="674ea7"/>
+                <w:sz w:val="20"/>
+                <w:szCs w:val="20"/>
+                <w:rtl w:val="0"/>
+              </w:rPr>
+              <w:t xml:space="preserve">R// El objetivo del proyecto es desarrollar el módulo del Gerente General para la plataforma Directa, resolviendo la sobrecarga de información que sufren los altos ejecutivos antes de sus reuniones de directorio.</w:t>
+            </w:r>
+          </w:p>
+          <w:p>
+            <w:pPr>
+              <w:jc w:val="both"/>
+              <w:rPr>
+                <w:i w:val="1"/>
+                <w:iCs w:val="1"/>
+                <w:color w:val="674ea7"/>
+                <w:sz w:val="20"/>
+                <w:szCs w:val="20"/>
+              </w:rPr>
+            </w:pPr>
+            <w:r>
+              <w:rPr>
+                <w:rtl w:val="0"/>
+              </w:rPr>
+            </w:r>
+          </w:p>
+          <w:p>
+            <w:pPr>
+              <w:jc w:val="both"/>
+              <w:rPr>
+                <w:i w:val="1"/>
+                <w:iCs w:val="1"/>
+                <w:color w:val="674ea7"/>
+                <w:sz w:val="20"/>
+                <w:szCs w:val="20"/>
+              </w:rPr>
+            </w:pPr>
+            <w:r>
+              <w:rPr>
+                <w:i w:val="1"/>
+                <w:iCs w:val="1"/>
+                <w:color w:val="674ea7"/>
+                <w:sz w:val="20"/>
+                <w:szCs w:val="20"/>
+                <w:rtl w:val="0"/>
+              </w:rPr>
+              <w:t xml:space="preserve">El proyecto consiste en un asistente de IA que sintetiza informes corporativos (financieros, operacionales y regulatorios), elabora memorias, recopila datos de la competencia y anticipa riesgos u observaciones de los directores.</w:t>
+            </w:r>
+          </w:p>
+          <w:p>
+            <w:pPr>
+              <w:jc w:val="both"/>
+              <w:rPr>
+                <w:i w:val="1"/>
+                <w:iCs w:val="1"/>
+                <w:color w:val="674ea7"/>
+                <w:sz w:val="20"/>
+                <w:szCs w:val="20"/>
+              </w:rPr>
+            </w:pPr>
+            <w:r>
+              <w:rPr>
+                <w:rtl w:val="0"/>
+              </w:rPr>
+            </w:r>
+          </w:p>
+          <w:p>
+            <w:pPr>
+              <w:jc w:val="both"/>
+              <w:rPr>
+                <w:i w:val="1"/>
+                <w:iCs w:val="1"/>
+                <w:color w:val="674ea7"/>
+                <w:sz w:val="20"/>
+                <w:szCs w:val="20"/>
+              </w:rPr>
+            </w:pPr>
+            <w:r>
+              <w:rPr>
+                <w:i w:val="1"/>
+                <w:iCs w:val="1"/>
+                <w:color w:val="674ea7"/>
+                <w:sz w:val="20"/>
+                <w:szCs w:val="20"/>
+                <w:rtl w:val="0"/>
+              </w:rPr>
+              <w:t xml:space="preserve">Para abordar esta problemática, se emplearán agentes inteligentes que analizan y filtran automáticamente grandes volúmenes de documentos, entregando al ejecutivo solo los puntos clave para una toma de decisiones rápida y bien fundamentada.</w:t>
+            </w:r>
+          </w:p>
+          <w:p>
+            <w:pPr>
+              <w:jc w:val="both"/>
+              <w:rPr>
+                <w:i w:val="1"/>
+                <w:iCs w:val="1"/>
+                <w:color w:val="674ea7"/>
+                <w:sz w:val="20"/>
+                <w:szCs w:val="20"/>
+              </w:rPr>
+            </w:pPr>
+            <w:r>
+              <w:rPr>
+                <w:rtl w:val="0"/>
+              </w:rPr>
+            </w:r>
+          </w:p>
+          <w:p>
+            <w:pPr>
+              <w:jc w:val="both"/>
+              <w:rPr>
+                <w:i w:val="1"/>
+                <w:iCs w:val="1"/>
+                <w:color w:val="674ea7"/>
+                <w:sz w:val="20"/>
+                <w:szCs w:val="20"/>
+              </w:rPr>
+            </w:pPr>
+            <w:r>
+              <w:rPr>
+                <w:rtl w:val="0"/>
+              </w:rPr>
+            </w:r>
+          </w:p>
+        </w:tc>
+      </w:tr>
+      <w:tr>
+        <w:trPr>
+          <w:cantSplit w:val="0"/>
+          <w:trHeight w:val="866" w:hRule="atLeast"/>
+          <w:tblHeader w:val="0"/>
+        </w:trPr>
+        <w:tc>
+          <w:tcPr>
+            <w:vAlign w:val="center"/>
+          </w:tcPr>
+          <w:p>
+            <w:pPr>
+              <w:rPr>
+                <w:rFonts w:ascii="Calibri" w:cs="Calibri" w:eastAsia="Calibri" w:hAnsi="Calibri"/>
+                <w:color w:val="1f3864"/>
+              </w:rPr>
+            </w:pPr>
+            <w:r>
+              <w:rPr>
+                <w:rFonts w:ascii="Calibri" w:cs="Calibri" w:eastAsia="Calibri" w:hAnsi="Calibri"/>
+                <w:color w:val="1f3864"/>
+                <w:rtl w:val="0"/>
+              </w:rPr>
+              <w:t xml:space="preserve">Pertinencia del proyecto con el perfil de egreso</w:t>
+            </w:r>
+          </w:p>
+        </w:tc>
+        <w:tc>
+          <w:tcPr>
+            <w:vAlign w:val="center"/>
+          </w:tcPr>
+          <w:p>
+            <w:pPr>
+              <w:jc w:val="both"/>
+              <w:rPr>
+                <w:i w:val="1"/>
+                <w:iCs w:val="1"/>
+                <w:color w:val="674ea7"/>
+                <w:sz w:val="20"/>
+                <w:szCs w:val="20"/>
+              </w:rPr>
+            </w:pPr>
+            <w:r>
+              <w:rPr>
+                <w:rFonts w:ascii="Calibri" w:cs="Calibri" w:eastAsia="Calibri" w:hAnsi="Calibri"/>
+                <w:i w:val="1"/>
+                <w:iCs w:val="1"/>
+                <w:color w:val="674ea7"/>
+                <w:sz w:val="20"/>
+                <w:szCs w:val="20"/>
+                <w:rtl w:val="0"/>
+              </w:rPr>
+              <w:t xml:space="preserve">Justifica cómo se relaciona tu Proyecto APT con el perfil de egreso de tu carrera y, en particular, con las competencias del perfil de egreso que seleccionaste anteriormente.</w:t>
+            </w:r>
+            <w:r>
+              <w:rPr>
+                <w:rtl w:val="0"/>
+              </w:rPr>
+            </w:r>
+          </w:p>
+          <w:p>
+            <w:pPr>
+              <w:jc w:val="both"/>
+              <w:rPr>
+                <w:rFonts w:ascii="Calibri" w:cs="Calibri" w:eastAsia="Calibri" w:hAnsi="Calibri"/>
+                <w:i w:val="1"/>
+                <w:iCs w:val="1"/>
+                <w:color w:val="674ea7"/>
+                <w:sz w:val="20"/>
+                <w:szCs w:val="20"/>
+              </w:rPr>
+            </w:pPr>
+            <w:r>
+              <w:rPr>
+                <w:rFonts w:ascii="Calibri" w:cs="Calibri" w:eastAsia="Calibri" w:hAnsi="Calibri"/>
+                <w:i w:val="1"/>
+                <w:iCs w:val="1"/>
+                <w:color w:val="674ea7"/>
+                <w:sz w:val="20"/>
+                <w:szCs w:val="20"/>
+                <w:rtl w:val="0"/>
+              </w:rPr>
+              <w:t xml:space="preserve">¿De qué manera se relaciona el Proyecto APT con el perfil de egreso de tu carrera?</w:t>
+            </w:r>
+          </w:p>
+          <w:p>
+            <w:pPr>
+              <w:jc w:val="both"/>
+              <w:rPr>
+                <w:i w:val="1"/>
+                <w:iCs w:val="1"/>
+                <w:color w:val="674ea7"/>
+                <w:sz w:val="20"/>
+                <w:szCs w:val="20"/>
+              </w:rPr>
+            </w:pPr>
+            <w:r>
+              <w:rPr>
+                <w:i w:val="1"/>
+                <w:iCs w:val="1"/>
+                <w:color w:val="674ea7"/>
+                <w:sz w:val="20"/>
+                <w:szCs w:val="20"/>
+                <w:rtl w:val="0"/>
+              </w:rPr>
+              <w:t xml:space="preserve">R// El Proyecto APT se relaciona estrechamente con el perfil de egreso del Ingeniero en Informática de Duoc UC, el cual exige diseñar, desarrollar e implementar soluciones informáticas eficientes y escalables para resolver problemas del entorno productivo.</w:t>
+            </w:r>
+          </w:p>
+          <w:p>
+            <w:pPr>
+              <w:jc w:val="both"/>
+              <w:rPr>
+                <w:i w:val="1"/>
+                <w:iCs w:val="1"/>
+                <w:color w:val="674ea7"/>
+                <w:sz w:val="20"/>
+                <w:szCs w:val="20"/>
+              </w:rPr>
+            </w:pPr>
+            <w:r>
+              <w:rPr>
+                <w:rtl w:val="0"/>
+              </w:rPr>
+            </w:r>
+          </w:p>
+          <w:p>
+            <w:pPr>
+              <w:jc w:val="both"/>
+              <w:rPr>
+                <w:i w:val="1"/>
+                <w:iCs w:val="1"/>
+                <w:color w:val="674ea7"/>
+                <w:sz w:val="20"/>
+                <w:szCs w:val="20"/>
+              </w:rPr>
+            </w:pPr>
+            <w:r>
+              <w:rPr>
+                <w:i w:val="1"/>
+                <w:iCs w:val="1"/>
+                <w:color w:val="674ea7"/>
+                <w:sz w:val="20"/>
+                <w:szCs w:val="20"/>
+                <w:rtl w:val="0"/>
+              </w:rPr>
+              <w:t xml:space="preserve">En primer lugar, responde al pilar de desarrollo e integración de software, ya que implica construir el módulo del Gerente General utilizando arquitecturas modernas y conectando servicios de inteligencia artificial (agentes inteligentes) para el procesamiento de datos. En segundo lugar, se alinea con la competencia de análisis y gestión de datos, al automatizar la extracción, ordenamiento y síntesis de información corporativa compleja (financiera y operacional).</w:t>
+            </w:r>
+          </w:p>
+          <w:p>
+            <w:pPr>
+              <w:jc w:val="both"/>
+              <w:rPr>
+                <w:i w:val="1"/>
+                <w:iCs w:val="1"/>
+                <w:color w:val="674ea7"/>
+                <w:sz w:val="20"/>
+                <w:szCs w:val="20"/>
+              </w:rPr>
+            </w:pPr>
+            <w:r>
+              <w:rPr>
+                <w:rtl w:val="0"/>
+              </w:rPr>
+            </w:r>
+          </w:p>
+          <w:p>
+            <w:pPr>
+              <w:jc w:val="both"/>
+              <w:rPr>
+                <w:i w:val="1"/>
+                <w:iCs w:val="1"/>
+                <w:color w:val="674ea7"/>
+                <w:sz w:val="20"/>
+                <w:szCs w:val="20"/>
+              </w:rPr>
+            </w:pPr>
+            <w:r>
+              <w:rPr>
+                <w:rtl w:val="0"/>
+              </w:rPr>
+            </w:r>
+          </w:p>
+          <w:p>
+            <w:pPr>
+              <w:jc w:val="both"/>
+              <w:rPr>
+                <w:rFonts w:ascii="Calibri" w:cs="Calibri" w:eastAsia="Calibri" w:hAnsi="Calibri"/>
+                <w:i w:val="1"/>
+                <w:iCs w:val="1"/>
+                <w:color w:val="674ea7"/>
+                <w:sz w:val="20"/>
+                <w:szCs w:val="20"/>
+              </w:rPr>
+            </w:pPr>
+            <w:r>
+              <w:rPr>
+                <w:rFonts w:ascii="Calibri" w:cs="Calibri" w:eastAsia="Calibri" w:hAnsi="Calibri"/>
+                <w:i w:val="1"/>
+                <w:iCs w:val="1"/>
+                <w:color w:val="674ea7"/>
+                <w:sz w:val="20"/>
+                <w:szCs w:val="20"/>
+                <w:rtl w:val="0"/>
+              </w:rPr>
+              <w:t xml:space="preserve"> ¿De qué manera son necesarias las competencias que seleccionaste para resolver la problemática a trabajar? </w:t>
+            </w:r>
+          </w:p>
+          <w:p>
+            <w:pPr>
+              <w:jc w:val="both"/>
+              <w:rPr>
+                <w:i w:val="1"/>
+                <w:iCs w:val="1"/>
+                <w:color w:val="674ea7"/>
+                <w:sz w:val="20"/>
+                <w:szCs w:val="20"/>
+              </w:rPr>
+            </w:pPr>
+            <w:r>
+              <w:rPr>
+                <w:i w:val="1"/>
+                <w:iCs w:val="1"/>
+                <w:color w:val="674ea7"/>
+                <w:sz w:val="20"/>
+                <w:szCs w:val="20"/>
+                <w:rtl w:val="0"/>
+              </w:rPr>
+              <w:t xml:space="preserve">R// La competencia en Desarrollo de Software es necesaria para construir la arquitectura del módulo e integrar los agentes de IA a la plataforma de forma segura y funcional.  Por su parte, Análisis y Gestión de Datos es imprescindible para procesar, filtrar y resumir grandes volúmenes de documentos corporativos, transformando datos complejos en alertas de riesgo y puntos clave para el gerente. </w:t>
+            </w:r>
+          </w:p>
+          <w:p>
+            <w:pPr>
+              <w:jc w:val="both"/>
+              <w:rPr>
+                <w:i w:val="1"/>
+                <w:iCs w:val="1"/>
+                <w:color w:val="674ea7"/>
+                <w:sz w:val="20"/>
+                <w:szCs w:val="20"/>
+              </w:rPr>
+            </w:pPr>
+            <w:r>
+              <w:rPr>
+                <w:rtl w:val="0"/>
+              </w:rPr>
+            </w:r>
+          </w:p>
+          <w:p>
+            <w:pPr>
+              <w:jc w:val="both"/>
+              <w:rPr>
+                <w:i w:val="1"/>
+                <w:iCs w:val="1"/>
+                <w:color w:val="674ea7"/>
+                <w:sz w:val="20"/>
+                <w:szCs w:val="20"/>
+              </w:rPr>
+            </w:pPr>
+            <w:r>
+              <w:rPr>
+                <w:rtl w:val="0"/>
+              </w:rPr>
+            </w:r>
+          </w:p>
+        </w:tc>
+      </w:tr>
+      <w:tr>
+        <w:trPr>
+          <w:cantSplit w:val="0"/>
+          <w:trHeight w:val="866" w:hRule="atLeast"/>
+          <w:tblHeader w:val="0"/>
+        </w:trPr>
+        <w:tc>
+          <w:tcPr>
+            <w:vAlign w:val="center"/>
+          </w:tcPr>
+          <w:p>
+            <w:pPr>
+              <w:rPr>
+                <w:rFonts w:ascii="Calibri" w:cs="Calibri" w:eastAsia="Calibri" w:hAnsi="Calibri"/>
+                <w:color w:val="1f3864"/>
+              </w:rPr>
+            </w:pPr>
+            <w:r>
+              <w:rPr>
+                <w:rFonts w:ascii="Calibri" w:cs="Calibri" w:eastAsia="Calibri" w:hAnsi="Calibri"/>
+                <w:color w:val="1f3864"/>
+                <w:rtl w:val="0"/>
+              </w:rPr>
+              <w:t xml:space="preserve">Relación con los intereses profesionales</w:t>
+            </w:r>
+          </w:p>
+        </w:tc>
+        <w:tc>
+          <w:tcPr>
+            <w:vAlign w:val="center"/>
+          </w:tcPr>
+          <w:p>
+            <w:pPr>
+              <w:jc w:val="both"/>
+              <w:rPr>
+                <w:rFonts w:ascii="Calibri" w:cs="Calibri" w:eastAsia="Calibri" w:hAnsi="Calibri"/>
+                <w:i w:val="1"/>
+                <w:iCs w:val="1"/>
+                <w:color w:val="674ea7"/>
+                <w:sz w:val="20"/>
+                <w:szCs w:val="20"/>
+              </w:rPr>
+            </w:pPr>
+            <w:r>
+              <w:rPr>
+                <w:rFonts w:ascii="Calibri" w:cs="Calibri" w:eastAsia="Calibri" w:hAnsi="Calibri"/>
+                <w:i w:val="1"/>
+                <w:iCs w:val="1"/>
+                <w:color w:val="674ea7"/>
+                <w:sz w:val="20"/>
+                <w:szCs w:val="20"/>
+                <w:rtl w:val="0"/>
+              </w:rPr>
+              <w:t xml:space="preserve">Señala cómo se relaciona el Proyecto APT que propones con tus intereses profesionales.</w:t>
+            </w:r>
+          </w:p>
+          <w:p>
+            <w:pPr>
+              <w:jc w:val="both"/>
+              <w:rPr>
+                <w:rFonts w:ascii="Calibri" w:cs="Calibri" w:eastAsia="Calibri" w:hAnsi="Calibri"/>
+                <w:i w:val="1"/>
+                <w:iCs w:val="1"/>
+                <w:color w:val="674ea7"/>
+                <w:sz w:val="20"/>
+                <w:szCs w:val="20"/>
+              </w:rPr>
+            </w:pPr>
+            <w:r>
+              <w:rPr>
+                <w:rFonts w:ascii="Calibri" w:cs="Calibri" w:eastAsia="Calibri" w:hAnsi="Calibri"/>
+                <w:i w:val="1"/>
+                <w:iCs w:val="1"/>
+                <w:color w:val="674ea7"/>
+                <w:sz w:val="20"/>
+                <w:szCs w:val="20"/>
+                <w:rtl w:val="0"/>
+              </w:rPr>
+              <w:t xml:space="preserve">¿Cuáles son tus intereses profesionales?</w:t>
+            </w:r>
+          </w:p>
+          <w:p>
+            <w:pPr>
+              <w:jc w:val="both"/>
+              <w:rPr>
+                <w:i w:val="1"/>
+                <w:iCs w:val="1"/>
+                <w:color w:val="674ea7"/>
+                <w:sz w:val="20"/>
+                <w:szCs w:val="20"/>
+              </w:rPr>
+            </w:pPr>
+            <w:r>
+              <w:rPr>
+                <w:i w:val="1"/>
+                <w:iCs w:val="1"/>
+                <w:color w:val="674ea7"/>
+                <w:sz w:val="20"/>
+                <w:szCs w:val="20"/>
+                <w:rtl w:val="0"/>
+              </w:rPr>
+              <w:t xml:space="preserve">R// Mis intereses profesionales se enfocan en la automatización de procesos, el análisis de datos y la predicción aplicados a la solución de problemas complejos en las empresas.</w:t>
+            </w:r>
+          </w:p>
+          <w:p>
+            <w:pPr>
+              <w:jc w:val="both"/>
+              <w:rPr>
+                <w:i w:val="1"/>
+                <w:iCs w:val="1"/>
+                <w:color w:val="674ea7"/>
+                <w:sz w:val="20"/>
+                <w:szCs w:val="20"/>
+              </w:rPr>
+            </w:pPr>
+            <w:r>
+              <w:rPr>
+                <w:rtl w:val="0"/>
+              </w:rPr>
+            </w:r>
+          </w:p>
+          <w:p>
+            <w:pPr>
+              <w:jc w:val="both"/>
+              <w:rPr>
+                <w:i w:val="1"/>
+                <w:iCs w:val="1"/>
+                <w:color w:val="674ea7"/>
+                <w:sz w:val="20"/>
+                <w:szCs w:val="20"/>
+              </w:rPr>
+            </w:pPr>
+            <w:r>
+              <w:rPr>
+                <w:i w:val="1"/>
+                <w:iCs w:val="1"/>
+                <w:color w:val="674ea7"/>
+                <w:sz w:val="20"/>
+                <w:szCs w:val="20"/>
+                <w:rtl w:val="0"/>
+              </w:rPr>
+              <w:t xml:space="preserve">El Proyecto APT se relaciona directamente con estos intereses al abordar el módulo del Gerente General. Por un lado, la automatización permite procesar y resumir automáticamente cientos de páginas de informes corporativos. Por otro lado, el análisis de datos es fundamental para estructurar e interpretar la información financiera, operativa y competitiva del negocio. Finalmente, la predicción se refleja en la capacidad de los agentes de IA para anticipar posibles riesgos, objeciones o preguntas que la mesa directiva formulará en las reuniones.</w:t>
+            </w:r>
+          </w:p>
+          <w:p>
+            <w:pPr>
+              <w:jc w:val="both"/>
+              <w:rPr>
+                <w:i w:val="1"/>
+                <w:iCs w:val="1"/>
+                <w:color w:val="674ea7"/>
+                <w:sz w:val="20"/>
+                <w:szCs w:val="20"/>
+              </w:rPr>
+            </w:pPr>
+            <w:r>
+              <w:rPr>
+                <w:rtl w:val="0"/>
+              </w:rPr>
+            </w:r>
+          </w:p>
+          <w:p>
+            <w:pPr>
+              <w:jc w:val="both"/>
+              <w:rPr>
+                <w:rFonts w:ascii="Calibri" w:cs="Calibri" w:eastAsia="Calibri" w:hAnsi="Calibri"/>
+                <w:i w:val="1"/>
+                <w:iCs w:val="1"/>
+                <w:color w:val="674ea7"/>
+                <w:sz w:val="20"/>
+                <w:szCs w:val="20"/>
+              </w:rPr>
+            </w:pPr>
+            <w:r>
+              <w:rPr>
+                <w:rFonts w:ascii="Calibri" w:cs="Calibri" w:eastAsia="Calibri" w:hAnsi="Calibri"/>
+                <w:i w:val="1"/>
+                <w:iCs w:val="1"/>
+                <w:color w:val="674ea7"/>
+                <w:sz w:val="20"/>
+                <w:szCs w:val="20"/>
+                <w:rtl w:val="0"/>
+              </w:rPr>
+              <w:t xml:space="preserve">  ¿Qué aspectos de tus intereses profesionales se ven reflejados en tu Proyecto APT?</w:t>
+            </w:r>
+          </w:p>
+          <w:p>
+            <w:pPr>
+              <w:jc w:val="both"/>
+              <w:rPr>
+                <w:i w:val="1"/>
+                <w:iCs w:val="1"/>
+                <w:color w:val="674ea7"/>
+                <w:sz w:val="20"/>
+                <w:szCs w:val="20"/>
+              </w:rPr>
+            </w:pPr>
+            <w:r>
+              <w:rPr>
+                <w:i w:val="1"/>
+                <w:iCs w:val="1"/>
+                <w:color w:val="674ea7"/>
+                <w:sz w:val="20"/>
+                <w:szCs w:val="20"/>
+                <w:rtl w:val="0"/>
+              </w:rPr>
+              <w:t xml:space="preserve">R// En el Proyecto APT, mi interés por la automatización se refleja en la eliminación del trabajo manual al procesar cientos de páginas de informes corporativos y generar resúmenes ejecutivos sin intervención humana.</w:t>
+            </w:r>
+          </w:p>
+          <w:p>
+            <w:pPr>
+              <w:jc w:val="both"/>
+              <w:rPr>
+                <w:i w:val="1"/>
+                <w:iCs w:val="1"/>
+                <w:color w:val="674ea7"/>
+                <w:sz w:val="20"/>
+                <w:szCs w:val="20"/>
+              </w:rPr>
+            </w:pPr>
+            <w:r>
+              <w:rPr>
+                <w:rtl w:val="0"/>
+              </w:rPr>
+            </w:r>
+          </w:p>
+          <w:p>
+            <w:pPr>
+              <w:jc w:val="both"/>
+              <w:rPr>
+                <w:i w:val="1"/>
+                <w:iCs w:val="1"/>
+                <w:color w:val="674ea7"/>
+                <w:sz w:val="20"/>
+                <w:szCs w:val="20"/>
+              </w:rPr>
+            </w:pPr>
+            <w:r>
+              <w:rPr>
+                <w:i w:val="1"/>
+                <w:iCs w:val="1"/>
+                <w:color w:val="674ea7"/>
+                <w:sz w:val="20"/>
+                <w:szCs w:val="20"/>
+                <w:rtl w:val="0"/>
+              </w:rPr>
+              <w:t xml:space="preserve">Mi inclinación por el análisis de datos se evidencia en la necesidad de extraer, estructurar y sintetizar información compleja de carácter financiero, operativo y competitivo.</w:t>
+            </w:r>
+          </w:p>
+          <w:p>
+            <w:pPr>
+              <w:jc w:val="both"/>
+              <w:rPr>
+                <w:i w:val="1"/>
+                <w:iCs w:val="1"/>
+                <w:color w:val="674ea7"/>
+                <w:sz w:val="20"/>
+                <w:szCs w:val="20"/>
+              </w:rPr>
+            </w:pPr>
+            <w:r>
+              <w:rPr>
+                <w:rtl w:val="0"/>
+              </w:rPr>
+            </w:r>
+          </w:p>
+          <w:p>
+            <w:pPr>
+              <w:jc w:val="both"/>
+              <w:rPr>
+                <w:i w:val="1"/>
+                <w:iCs w:val="1"/>
+                <w:color w:val="674ea7"/>
+                <w:sz w:val="20"/>
+                <w:szCs w:val="20"/>
+              </w:rPr>
+            </w:pPr>
+            <w:r>
+              <w:rPr>
+                <w:i w:val="1"/>
+                <w:iCs w:val="1"/>
+                <w:color w:val="674ea7"/>
+                <w:sz w:val="20"/>
+                <w:szCs w:val="20"/>
+                <w:rtl w:val="0"/>
+              </w:rPr>
+              <w:t xml:space="preserve">Finalmente, la predicción se demuestra en el uso de inteligencia artificial para detectar de forma anticipada posibles riesgos, observaciones y preguntas que formularán los directores en las reuniones.</w:t>
+            </w:r>
+          </w:p>
+          <w:p>
+            <w:pPr>
+              <w:jc w:val="both"/>
+              <w:rPr>
+                <w:i w:val="1"/>
+                <w:iCs w:val="1"/>
+                <w:color w:val="674ea7"/>
+                <w:sz w:val="20"/>
+                <w:szCs w:val="20"/>
+              </w:rPr>
+            </w:pPr>
+            <w:r>
+              <w:rPr>
+                <w:rtl w:val="0"/>
+              </w:rPr>
+            </w:r>
+          </w:p>
+          <w:p>
+            <w:pPr>
+              <w:jc w:val="both"/>
+              <w:rPr>
+                <w:i w:val="1"/>
+                <w:iCs w:val="1"/>
+                <w:color w:val="674ea7"/>
+                <w:sz w:val="20"/>
+                <w:szCs w:val="20"/>
+              </w:rPr>
+            </w:pPr>
+            <w:r>
+              <w:rPr>
+                <w:rFonts w:ascii="Calibri" w:cs="Calibri" w:eastAsia="Calibri" w:hAnsi="Calibri"/>
+                <w:i w:val="1"/>
+                <w:iCs w:val="1"/>
+                <w:color w:val="674ea7"/>
+                <w:sz w:val="20"/>
+                <w:szCs w:val="20"/>
+                <w:rtl w:val="0"/>
+              </w:rPr>
+              <w:t xml:space="preserve"> Realizar este Proyecto APT, ¿de qué manera va a contribuir a tu desarrollo profesional? </w:t>
+            </w:r>
+            <w:r>
+              <w:rPr>
+                <w:rtl w:val="0"/>
+              </w:rPr>
+            </w:r>
+          </w:p>
+          <w:p>
+            <w:pPr>
+              <w:jc w:val="both"/>
+              <w:rPr>
+                <w:i w:val="1"/>
+                <w:iCs w:val="1"/>
+                <w:color w:val="674ea7"/>
+                <w:sz w:val="20"/>
+                <w:szCs w:val="20"/>
+              </w:rPr>
+            </w:pPr>
+            <w:r>
+              <w:rPr>
+                <w:i w:val="1"/>
+                <w:iCs w:val="1"/>
+                <w:color w:val="674ea7"/>
+                <w:sz w:val="20"/>
+                <w:szCs w:val="20"/>
+                <w:rtl w:val="0"/>
+              </w:rPr>
+              <w:t xml:space="preserve">R// Este proyecto impulsará mi desarrollo profesional al permitirme aplicar herramientas avanzadas de automatización, análisis de datos y IA predictiva en un entorno corporativo real. Desarrollar el módulo para el Gerente General me dará experiencia directa en la construcción de sistemas capaces de procesar volúmenes masivos de datos y anticipar escenarios clave para la toma de decisiones.</w:t>
+            </w:r>
+          </w:p>
+          <w:p>
+            <w:pPr>
+              <w:jc w:val="both"/>
+              <w:rPr>
+                <w:i w:val="1"/>
+                <w:iCs w:val="1"/>
+                <w:color w:val="674ea7"/>
+                <w:sz w:val="20"/>
+                <w:szCs w:val="20"/>
+              </w:rPr>
+            </w:pPr>
+            <w:r>
+              <w:rPr>
+                <w:i w:val="1"/>
+                <w:iCs w:val="1"/>
+                <w:color w:val="674ea7"/>
+                <w:sz w:val="20"/>
+                <w:szCs w:val="20"/>
+                <w:rtl w:val="0"/>
+              </w:rPr>
+              <w:t xml:space="preserve"> </w:t>
+            </w:r>
+          </w:p>
+        </w:tc>
+      </w:tr>
+      <w:tr>
+        <w:trPr>
+          <w:cantSplit w:val="0"/>
+          <w:trHeight w:val="132" w:hRule="atLeast"/>
+          <w:tblHeader w:val="0"/>
+        </w:trPr>
+        <w:tc>
+          <w:tcPr>
+            <w:vAlign w:val="center"/>
+          </w:tcPr>
+          <w:p>
+            <w:pPr>
+              <w:rPr>
+                <w:rFonts w:ascii="Calibri" w:cs="Calibri" w:eastAsia="Calibri" w:hAnsi="Calibri"/>
+                <w:color w:val="1f3864"/>
+              </w:rPr>
+            </w:pPr>
+            <w:r>
+              <w:rPr>
+                <w:rFonts w:ascii="Calibri" w:cs="Calibri" w:eastAsia="Calibri" w:hAnsi="Calibri"/>
+                <w:color w:val="1f3864"/>
+                <w:rtl w:val="0"/>
+              </w:rPr>
+              <w:t xml:space="preserve">Factibilidad de desarrollo del Proyecto APT</w:t>
+            </w:r>
+          </w:p>
+        </w:tc>
+        <w:tc>
+          <w:tcPr>
+            <w:vAlign w:val="center"/>
+          </w:tcPr>
+          <w:p>
+            <w:pPr>
+              <w:jc w:val="both"/>
+              <w:rPr>
+                <w:rFonts w:ascii="Calibri" w:cs="Calibri" w:eastAsia="Calibri" w:hAnsi="Calibri"/>
+                <w:i w:val="1"/>
+                <w:iCs w:val="1"/>
+                <w:color w:val="674ea7"/>
+                <w:sz w:val="20"/>
+                <w:szCs w:val="20"/>
+              </w:rPr>
+            </w:pPr>
+            <w:r>
+              <w:rPr>
+                <w:rFonts w:ascii="Calibri" w:cs="Calibri" w:eastAsia="Calibri" w:hAnsi="Calibri"/>
+                <w:i w:val="1"/>
+                <w:iCs w:val="1"/>
+                <w:color w:val="674ea7"/>
+                <w:sz w:val="20"/>
+                <w:szCs w:val="20"/>
+                <w:rtl w:val="0"/>
+              </w:rPr>
+              <w:t xml:space="preserve">Justifica brevemente por qué es posible desarrollar tu proyecto APT. Considera el tiempo y materiales que necesitas para desarrollarlo, así como los posibles factores externos que podrían dificultar y facilitar su desarrollo.  </w:t>
+            </w:r>
+          </w:p>
+          <w:p>
+            <w:pPr>
+              <w:rPr>
+                <w:rFonts w:ascii="Calibri" w:cs="Calibri" w:eastAsia="Calibri" w:hAnsi="Calibri"/>
+                <w:i w:val="1"/>
+                <w:iCs w:val="1"/>
+                <w:color w:val="674ea7"/>
+                <w:sz w:val="20"/>
+                <w:szCs w:val="20"/>
+              </w:rPr>
+            </w:pPr>
+            <w:r>
+              <w:rPr>
+                <w:rFonts w:ascii="Calibri" w:cs="Calibri" w:eastAsia="Calibri" w:hAnsi="Calibri"/>
+                <w:i w:val="1"/>
+                <w:iCs w:val="1"/>
+                <w:color w:val="674ea7"/>
+                <w:sz w:val="20"/>
+                <w:szCs w:val="20"/>
+                <w:rtl w:val="0"/>
+              </w:rPr>
+              <w:t xml:space="preserve">¿Por qué </w:t>
+            </w:r>
+            <w:r>
+              <w:rPr>
+                <w:i w:val="1"/>
+                <w:iCs w:val="1"/>
+                <w:color w:val="674ea7"/>
+                <w:sz w:val="20"/>
+                <w:szCs w:val="20"/>
+                <w:rtl w:val="0"/>
+              </w:rPr>
+              <w:t xml:space="preserve">crees que es posible</w:t>
+            </w:r>
+            <w:r>
+              <w:rPr>
+                <w:rFonts w:ascii="Calibri" w:cs="Calibri" w:eastAsia="Calibri" w:hAnsi="Calibri"/>
+                <w:i w:val="1"/>
+                <w:iCs w:val="1"/>
+                <w:color w:val="674ea7"/>
+                <w:sz w:val="20"/>
+                <w:szCs w:val="20"/>
+                <w:rtl w:val="0"/>
+              </w:rPr>
+              <w:t xml:space="preserve"> desarrollar tu Proyecto APT? Para responder esta pregunta debes tener en consideración:</w:t>
+            </w:r>
+          </w:p>
+          <w:p>
+            <w:pPr>
+              <w:keepNext w:val="0"/>
+              <w:keepLines w:val="0"/>
               <w:widowControl w:val="1"/>
               <w:numPr>
                 <w:ilvl w:val="0"/>
@@ -1815,22 +3630,7 @@
               <w:shd w:fill="auto" w:val="clear"/>
               <w:spacing w:after="0" w:before="0" w:line="259" w:lineRule="auto"/>
               <w:ind w:left="720" w:right="0" w:hanging="360"/>
-              <w:jc w:val="both"/>
-              <w:rPr>
-                <w:b w:val="0"/>
-                <w:bCs w:val="0"/>
-                <w:i w:val="1"/>
-                <w:iCs w:val="1"/>
-                <w:smallCaps w:val="0"/>
-                <w:strike w:val="0"/>
-                <w:color w:val="674ea7"/>
-                <w:sz w:val="20"/>
-                <w:szCs w:val="20"/>
-                <w:shd w:fill="auto" w:val="clear"/>
-                <w:vertAlign w:val="baseline"/>
-              </w:rPr>
-            </w:pPr>
-            <w:r>
+              <w:jc w:val="left"/>
               <w:rPr>
                 <w:rFonts w:ascii="Calibri" w:cs="Calibri" w:eastAsia="Calibri" w:hAnsi="Calibri"/>
                 <w:b w:val="0"/>
@@ -1842,19 +3642,34 @@
                 <w:color w:val="674ea7"/>
                 <w:sz w:val="20"/>
                 <w:szCs w:val="20"/>
+                <w:shd w:fill="auto" w:val="clear"/>
+                <w:vertAlign w:val="baseline"/>
+              </w:rPr>
+            </w:pPr>
+            <w:r>
+              <w:rPr>
+                <w:rFonts w:ascii="Calibri" w:cs="Calibri" w:eastAsia="Calibri" w:hAnsi="Calibri"/>
+                <w:b w:val="0"/>
+                <w:bCs w:val="0"/>
+                <w:i w:val="1"/>
+                <w:iCs w:val="1"/>
+                <w:smallCaps w:val="0"/>
+                <w:strike w:val="0"/>
+                <w:color w:val="674ea7"/>
+                <w:sz w:val="20"/>
+                <w:szCs w:val="20"/>
                 <w:u w:val="none"/>
                 <w:shd w:fill="auto" w:val="clear"/>
                 <w:vertAlign w:val="baseline"/>
                 <w:rtl w:val="0"/>
               </w:rPr>
-              <w:t xml:space="preserve">¿Por qué escogiste este tema? ¿Por qué es relevante este tema para el campo laboral de tu carrera?</w:t>
+              <w:t xml:space="preserve">Duración del semestre</w:t>
             </w:r>
           </w:p>
           <w:p>
             <w:pPr>
               <w:keepNext w:val="0"/>
               <w:keepLines w:val="0"/>
-              <w:pageBreakBefore w:val="0"/>
               <w:widowControl w:val="1"/>
               <w:pBdr>
                 <w:top w:space="0" w:sz="0" w:val="nil"/>
@@ -1865,108 +3680,32 @@
               </w:pBdr>
               <w:shd w:fill="auto" w:val="clear"/>
               <w:spacing w:after="0" w:before="0" w:line="259" w:lineRule="auto"/>
-              <w:ind w:left="1080" w:right="0" w:firstLine="0"/>
-              <w:jc w:val="both"/>
-              <w:rPr>
-                <w:i w:val="1"/>
-                <w:iCs w:val="1"/>
-                <w:color w:val="674ea7"/>
-                <w:sz w:val="20"/>
-                <w:szCs w:val="20"/>
-              </w:rPr>
-            </w:pPr>
-            <w:r>
-              <w:rPr>
-                <w:i w:val="1"/>
-                <w:iCs w:val="1"/>
-                <w:color w:val="674ea7"/>
-                <w:sz w:val="20"/>
-                <w:szCs w:val="20"/>
-                <w:rtl w:val="0"/>
-              </w:rPr>
-              <w:t xml:space="preserve">R// Escogimos este tema porque la seguridad de las aplicaciones es cada vez más importante debido al aumento de vulnerabilidades y ataques informáticos. Además, nos permite aplicar conocimientos de desarrollo de software, bases de datos, ciberseguridad y DevSecOps.</w:t>
-            </w:r>
-          </w:p>
-          <w:p>
-            <w:pPr>
-              <w:spacing w:after="0" w:lineRule="auto"/>
-              <w:ind w:left="1080" w:firstLine="0"/>
-              <w:jc w:val="both"/>
-              <w:rPr>
-                <w:i w:val="1"/>
-                <w:iCs w:val="1"/>
-                <w:color w:val="674ea7"/>
-                <w:sz w:val="20"/>
-                <w:szCs w:val="20"/>
-              </w:rPr>
-            </w:pPr>
-            <w:r>
-              <w:rPr>
-                <w:rtl w:val="0"/>
-              </w:rPr>
-            </w:r>
-          </w:p>
-          <w:p>
-            <w:pPr>
-              <w:spacing w:after="0" w:lineRule="auto"/>
-              <w:ind w:left="1080" w:firstLine="0"/>
-              <w:jc w:val="both"/>
-              <w:rPr>
-                <w:i w:val="1"/>
-                <w:iCs w:val="1"/>
-                <w:color w:val="674ea7"/>
-                <w:sz w:val="20"/>
-                <w:szCs w:val="20"/>
-              </w:rPr>
-            </w:pPr>
-            <w:r>
-              <w:rPr>
-                <w:i w:val="1"/>
-                <w:iCs w:val="1"/>
-                <w:color w:val="674ea7"/>
-                <w:sz w:val="20"/>
-                <w:szCs w:val="20"/>
-                <w:rtl w:val="0"/>
-              </w:rPr>
-              <w:t xml:space="preserve">Es relevante para el campo laboral de Ingeniería Informática porque actualmente las empresas necesitan profesionales capaces de desarrollar sistemas no solo funcionales, sino también seguros. Este proyecto nos permite abordar una problemática presente en el mundo laboral y desarrollar competencias relacionadas con la detección y gestión de vulnerabilidades.</w:t>
+              <w:ind w:left="720" w:right="0" w:firstLine="0"/>
+              <w:jc w:val="left"/>
+              <w:rPr>
+                <w:i w:val="1"/>
+                <w:iCs w:val="1"/>
+                <w:color w:val="674ea7"/>
+                <w:sz w:val="20"/>
+                <w:szCs w:val="20"/>
+              </w:rPr>
+            </w:pPr>
+            <w:r>
+              <w:rPr>
+                <w:i w:val="1"/>
+                <w:iCs w:val="1"/>
+                <w:color w:val="674ea7"/>
+                <w:sz w:val="20"/>
+                <w:szCs w:val="20"/>
+                <w:rtl w:val="0"/>
+              </w:rPr>
+              <w:t xml:space="preserve">5 meses aproximadamente </w:t>
             </w:r>
           </w:p>
           <w:p>
             <w:pPr>
               <w:keepNext w:val="0"/>
               <w:keepLines w:val="0"/>
-              <w:pageBreakBefore w:val="0"/>
-              <w:widowControl w:val="1"/>
-              <w:pBdr>
-                <w:top w:space="0" w:sz="0" w:val="nil"/>
-                <w:left w:space="0" w:sz="0" w:val="nil"/>
-                <w:bottom w:space="0" w:sz="0" w:val="nil"/>
-                <w:right w:space="0" w:sz="0" w:val="nil"/>
-                <w:between w:space="0" w:sz="0" w:val="nil"/>
-              </w:pBdr>
-              <w:shd w:fill="auto" w:val="clear"/>
-              <w:spacing w:after="0" w:before="0" w:line="259" w:lineRule="auto"/>
-              <w:ind w:left="1080" w:right="0" w:firstLine="0"/>
-              <w:jc w:val="both"/>
-              <w:rPr>
-                <w:i w:val="1"/>
-                <w:iCs w:val="1"/>
-                <w:color w:val="674ea7"/>
-                <w:sz w:val="20"/>
-                <w:szCs w:val="20"/>
-              </w:rPr>
-            </w:pPr>
-            <w:r>
-              <w:rPr>
-                <w:rtl w:val="0"/>
-              </w:rPr>
-            </w:r>
-          </w:p>
-          <w:p>
-            <w:pPr>
-              <w:keepNext w:val="0"/>
-              <w:keepLines w:val="0"/>
-              <w:pageBreakBefore w:val="0"/>
               <w:widowControl w:val="1"/>
               <w:numPr>
                 <w:ilvl w:val="0"/>
@@ -1982,22 +3721,7 @@
               <w:shd w:fill="auto" w:val="clear"/>
               <w:spacing w:after="0" w:before="0" w:line="259" w:lineRule="auto"/>
               <w:ind w:left="720" w:right="0" w:hanging="360"/>
-              <w:jc w:val="both"/>
-              <w:rPr>
-                <w:b w:val="1"/>
-                <w:bCs w:val="1"/>
-                <w:i w:val="1"/>
-                <w:iCs w:val="1"/>
-                <w:smallCaps w:val="0"/>
-                <w:strike w:val="0"/>
-                <w:color w:val="674ea7"/>
-                <w:sz w:val="20"/>
-                <w:szCs w:val="20"/>
-                <w:shd w:fill="auto" w:val="clear"/>
-                <w:vertAlign w:val="baseline"/>
-              </w:rPr>
-            </w:pPr>
-            <w:r>
+              <w:jc w:val="left"/>
               <w:rPr>
                 <w:rFonts w:ascii="Calibri" w:cs="Calibri" w:eastAsia="Calibri" w:hAnsi="Calibri"/>
                 <w:b w:val="0"/>
@@ -2009,19 +3733,34 @@
                 <w:color w:val="674ea7"/>
                 <w:sz w:val="20"/>
                 <w:szCs w:val="20"/>
+                <w:shd w:fill="auto" w:val="clear"/>
+                <w:vertAlign w:val="baseline"/>
+              </w:rPr>
+            </w:pPr>
+            <w:r>
+              <w:rPr>
+                <w:rFonts w:ascii="Calibri" w:cs="Calibri" w:eastAsia="Calibri" w:hAnsi="Calibri"/>
+                <w:b w:val="0"/>
+                <w:bCs w:val="0"/>
+                <w:i w:val="1"/>
+                <w:iCs w:val="1"/>
+                <w:smallCaps w:val="0"/>
+                <w:strike w:val="0"/>
+                <w:color w:val="674ea7"/>
+                <w:sz w:val="20"/>
+                <w:szCs w:val="20"/>
                 <w:u w:val="none"/>
                 <w:shd w:fill="auto" w:val="clear"/>
                 <w:vertAlign w:val="baseline"/>
                 <w:rtl w:val="0"/>
               </w:rPr>
-              <w:t xml:space="preserve">¿Dónde se ubica la situación que vas a abordar? (Ej.: País, región, comuna o institución) ¿Cuáles son las características principales de ese lugar? </w:t>
+              <w:t xml:space="preserve">Horas asignadas a la asignatura </w:t>
             </w:r>
           </w:p>
           <w:p>
             <w:pPr>
               <w:keepNext w:val="0"/>
               <w:keepLines w:val="0"/>
-              <w:pageBreakBefore w:val="0"/>
               <w:widowControl w:val="1"/>
               <w:pBdr>
                 <w:top w:space="0" w:sz="0" w:val="nil"/>
@@ -2032,108 +3771,32 @@
               </w:pBdr>
               <w:shd w:fill="auto" w:val="clear"/>
               <w:spacing w:after="0" w:before="0" w:line="259" w:lineRule="auto"/>
-              <w:ind w:left="1080" w:right="0" w:firstLine="0"/>
-              <w:jc w:val="both"/>
-              <w:rPr>
-                <w:i w:val="1"/>
-                <w:iCs w:val="1"/>
-                <w:color w:val="674ea7"/>
-                <w:sz w:val="20"/>
-                <w:szCs w:val="20"/>
-              </w:rPr>
-            </w:pPr>
-            <w:r>
-              <w:rPr>
-                <w:i w:val="1"/>
-                <w:iCs w:val="1"/>
-                <w:color w:val="674ea7"/>
-                <w:sz w:val="20"/>
-                <w:szCs w:val="20"/>
-                <w:rtl w:val="0"/>
-              </w:rPr>
-              <w:t xml:space="preserve">R// La situación que abordará el proyecto se ubica en Chile, principalmente en empresas y organizaciones que desarrollan o utilizan aplicaciones y sistemas informáticos. Estas organizaciones manejan información y servicios digitales que requieren medidas de seguridad para prevenir vulnerabilidades y posibles incidentes.</w:t>
-            </w:r>
-          </w:p>
-          <w:p>
-            <w:pPr>
-              <w:spacing w:after="0" w:lineRule="auto"/>
-              <w:ind w:left="1080" w:firstLine="0"/>
-              <w:jc w:val="both"/>
-              <w:rPr>
-                <w:i w:val="1"/>
-                <w:iCs w:val="1"/>
-                <w:color w:val="674ea7"/>
-                <w:sz w:val="20"/>
-                <w:szCs w:val="20"/>
-              </w:rPr>
-            </w:pPr>
-            <w:r>
-              <w:rPr>
-                <w:rtl w:val="0"/>
-              </w:rPr>
-            </w:r>
-          </w:p>
-          <w:p>
-            <w:pPr>
-              <w:spacing w:after="0" w:lineRule="auto"/>
-              <w:ind w:left="1080" w:firstLine="0"/>
-              <w:jc w:val="both"/>
-              <w:rPr>
-                <w:i w:val="1"/>
-                <w:iCs w:val="1"/>
-                <w:color w:val="674ea7"/>
-                <w:sz w:val="20"/>
-                <w:szCs w:val="20"/>
-              </w:rPr>
-            </w:pPr>
-            <w:r>
-              <w:rPr>
-                <w:i w:val="1"/>
-                <w:iCs w:val="1"/>
-                <w:color w:val="674ea7"/>
-                <w:sz w:val="20"/>
-                <w:szCs w:val="20"/>
-                <w:rtl w:val="0"/>
-              </w:rPr>
-              <w:t xml:space="preserve">El contexto se caracteriza por una creciente necesidad de proteger la información, detectar vulnerabilidades y cumplir con estándares de seguridad, especialmente a medida que aumenta la digitalización de los procesos.</w:t>
+              <w:ind w:left="720" w:right="0" w:firstLine="0"/>
+              <w:jc w:val="left"/>
+              <w:rPr>
+                <w:i w:val="1"/>
+                <w:iCs w:val="1"/>
+                <w:color w:val="674ea7"/>
+                <w:sz w:val="20"/>
+                <w:szCs w:val="20"/>
+              </w:rPr>
+            </w:pPr>
+            <w:r>
+              <w:rPr>
+                <w:i w:val="1"/>
+                <w:iCs w:val="1"/>
+                <w:color w:val="674ea7"/>
+                <w:sz w:val="20"/>
+                <w:szCs w:val="20"/>
+                <w:rtl w:val="0"/>
+              </w:rPr>
+              <w:t xml:space="preserve">66 horas pedagogicas</w:t>
             </w:r>
           </w:p>
           <w:p>
             <w:pPr>
               <w:keepNext w:val="0"/>
               <w:keepLines w:val="0"/>
-              <w:pageBreakBefore w:val="0"/>
-              <w:widowControl w:val="1"/>
-              <w:pBdr>
-                <w:top w:space="0" w:sz="0" w:val="nil"/>
-                <w:left w:space="0" w:sz="0" w:val="nil"/>
-                <w:bottom w:space="0" w:sz="0" w:val="nil"/>
-                <w:right w:space="0" w:sz="0" w:val="nil"/>
-                <w:between w:space="0" w:sz="0" w:val="nil"/>
-              </w:pBdr>
-              <w:shd w:fill="auto" w:val="clear"/>
-              <w:spacing w:after="0" w:before="0" w:line="259" w:lineRule="auto"/>
-              <w:ind w:left="1080" w:right="0" w:firstLine="0"/>
-              <w:jc w:val="both"/>
-              <w:rPr>
-                <w:i w:val="1"/>
-                <w:iCs w:val="1"/>
-                <w:color w:val="674ea7"/>
-                <w:sz w:val="20"/>
-                <w:szCs w:val="20"/>
-              </w:rPr>
-            </w:pPr>
-            <w:r>
-              <w:rPr>
-                <w:rtl w:val="0"/>
-              </w:rPr>
-            </w:r>
-          </w:p>
-          <w:p>
-            <w:pPr>
-              <w:keepNext w:val="0"/>
-              <w:keepLines w:val="0"/>
-              <w:pageBreakBefore w:val="0"/>
               <w:widowControl w:val="1"/>
               <w:numPr>
                 <w:ilvl w:val="0"/>
@@ -2149,22 +3812,7 @@
               <w:shd w:fill="auto" w:val="clear"/>
               <w:spacing w:after="0" w:before="0" w:line="259" w:lineRule="auto"/>
               <w:ind w:left="720" w:right="0" w:hanging="360"/>
-              <w:jc w:val="both"/>
-              <w:rPr>
-                <w:b w:val="0"/>
-                <w:bCs w:val="0"/>
-                <w:i w:val="1"/>
-                <w:iCs w:val="1"/>
-                <w:smallCaps w:val="0"/>
-                <w:strike w:val="0"/>
-                <w:color w:val="674ea7"/>
-                <w:sz w:val="20"/>
-                <w:szCs w:val="20"/>
-                <w:shd w:fill="auto" w:val="clear"/>
-                <w:vertAlign w:val="baseline"/>
-              </w:rPr>
-            </w:pPr>
-            <w:r>
+              <w:jc w:val="left"/>
               <w:rPr>
                 <w:rFonts w:ascii="Calibri" w:cs="Calibri" w:eastAsia="Calibri" w:hAnsi="Calibri"/>
                 <w:b w:val="0"/>
@@ -2176,19 +3824,34 @@
                 <w:color w:val="674ea7"/>
                 <w:sz w:val="20"/>
                 <w:szCs w:val="20"/>
+                <w:shd w:fill="auto" w:val="clear"/>
+                <w:vertAlign w:val="baseline"/>
+              </w:rPr>
+            </w:pPr>
+            <w:r>
+              <w:rPr>
+                <w:rFonts w:ascii="Calibri" w:cs="Calibri" w:eastAsia="Calibri" w:hAnsi="Calibri"/>
+                <w:b w:val="0"/>
+                <w:bCs w:val="0"/>
+                <w:i w:val="1"/>
+                <w:iCs w:val="1"/>
+                <w:smallCaps w:val="0"/>
+                <w:strike w:val="0"/>
+                <w:color w:val="674ea7"/>
+                <w:sz w:val="20"/>
+                <w:szCs w:val="20"/>
                 <w:u w:val="none"/>
                 <w:shd w:fill="auto" w:val="clear"/>
                 <w:vertAlign w:val="baseline"/>
                 <w:rtl w:val="0"/>
               </w:rPr>
-              <w:t xml:space="preserve">¿A quiénes afecta o impacta la situación que vas a abordar? (Ej.: Grupo etario, usuarios de algún servicio, etc.).</w:t>
+              <w:t xml:space="preserve">Materiales requeridos</w:t>
             </w:r>
           </w:p>
           <w:p>
             <w:pPr>
               <w:keepNext w:val="0"/>
               <w:keepLines w:val="0"/>
-              <w:pageBreakBefore w:val="0"/>
               <w:widowControl w:val="1"/>
               <w:pBdr>
                 <w:top w:space="0" w:sz="0" w:val="nil"/>
@@ -2199,77 +3862,92 @@
               </w:pBdr>
               <w:shd w:fill="auto" w:val="clear"/>
               <w:spacing w:after="0" w:before="0" w:line="259" w:lineRule="auto"/>
-              <w:ind w:left="1080" w:right="0" w:firstLine="0"/>
-              <w:jc w:val="both"/>
-              <w:rPr>
-                <w:i w:val="1"/>
-                <w:iCs w:val="1"/>
-                <w:color w:val="674ea7"/>
-                <w:sz w:val="20"/>
-                <w:szCs w:val="20"/>
-              </w:rPr>
-            </w:pPr>
-            <w:r>
-              <w:rPr>
-                <w:i w:val="1"/>
-                <w:iCs w:val="1"/>
-                <w:color w:val="674ea7"/>
-                <w:sz w:val="20"/>
-                <w:szCs w:val="20"/>
-                <w:rtl w:val="0"/>
-              </w:rPr>
-              <w:t xml:space="preserve">R// La situación afecta principalmente a empresas y organizaciones que desarrollan o utilizan aplicaciones y sistemas informáticos. Impacta directamente a desarrolladores, equipos DevSecOps, encargados de ciberseguridad y auditores, quienes deben detectar, gestionar y dar seguimiento a vulnerabilidades.</w:t>
-            </w:r>
-          </w:p>
-          <w:p>
-            <w:pPr>
-              <w:spacing w:after="0" w:lineRule="auto"/>
-              <w:ind w:left="1080" w:firstLine="0"/>
-              <w:jc w:val="both"/>
-              <w:rPr>
-                <w:i w:val="1"/>
-                <w:iCs w:val="1"/>
-                <w:color w:val="674ea7"/>
-                <w:sz w:val="20"/>
-                <w:szCs w:val="20"/>
-              </w:rPr>
-            </w:pPr>
-            <w:r>
-              <w:rPr>
-                <w:rtl w:val="0"/>
-              </w:rPr>
-            </w:r>
-          </w:p>
-          <w:p>
-            <w:pPr>
-              <w:spacing w:after="0" w:lineRule="auto"/>
-              <w:ind w:left="1080" w:firstLine="0"/>
-              <w:jc w:val="both"/>
-              <w:rPr>
-                <w:i w:val="1"/>
-                <w:iCs w:val="1"/>
-                <w:color w:val="674ea7"/>
-                <w:sz w:val="20"/>
-                <w:szCs w:val="20"/>
-              </w:rPr>
-            </w:pPr>
-            <w:r>
-              <w:rPr>
-                <w:i w:val="1"/>
-                <w:iCs w:val="1"/>
-                <w:color w:val="674ea7"/>
-                <w:sz w:val="20"/>
-                <w:szCs w:val="20"/>
-                <w:rtl w:val="0"/>
-              </w:rPr>
-              <w:t xml:space="preserve">Indirectamente, también puede afectar a clientes y usuarios finales, ya que una vulnerabilidad no detectada podría comprometer sus datos o la seguridad de los servicios que utilizan.</w:t>
+              <w:ind w:left="720" w:right="0" w:firstLine="0"/>
+              <w:jc w:val="left"/>
+              <w:rPr>
+                <w:i w:val="1"/>
+                <w:iCs w:val="1"/>
+                <w:color w:val="674ea7"/>
+                <w:sz w:val="20"/>
+                <w:szCs w:val="20"/>
+              </w:rPr>
+            </w:pPr>
+            <w:r>
+              <w:rPr>
+                <w:i w:val="1"/>
+                <w:iCs w:val="1"/>
+                <w:color w:val="674ea7"/>
+                <w:sz w:val="20"/>
+                <w:szCs w:val="20"/>
+                <w:rtl w:val="0"/>
+              </w:rPr>
+              <w:t xml:space="preserve">computadora</w:t>
             </w:r>
           </w:p>
           <w:p>
             <w:pPr>
               <w:keepNext w:val="0"/>
               <w:keepLines w:val="0"/>
-              <w:pageBreakBefore w:val="0"/>
+              <w:widowControl w:val="1"/>
+              <w:numPr>
+                <w:ilvl w:val="0"/>
+                <w:numId w:val="4"/>
+              </w:numPr>
+              <w:pBdr>
+                <w:top w:space="0" w:sz="0" w:val="nil"/>
+                <w:left w:space="0" w:sz="0" w:val="nil"/>
+                <w:bottom w:space="0" w:sz="0" w:val="nil"/>
+                <w:right w:space="0" w:sz="0" w:val="nil"/>
+                <w:between w:space="0" w:sz="0" w:val="nil"/>
+              </w:pBdr>
+              <w:shd w:fill="auto" w:val="clear"/>
+              <w:spacing w:after="0" w:before="0" w:line="259" w:lineRule="auto"/>
+              <w:ind w:left="720" w:right="0" w:hanging="360"/>
+              <w:jc w:val="left"/>
+              <w:rPr>
+                <w:rFonts w:ascii="Calibri" w:cs="Calibri" w:eastAsia="Calibri" w:hAnsi="Calibri"/>
+                <w:b w:val="0"/>
+                <w:bCs w:val="0"/>
+                <w:i w:val="1"/>
+                <w:iCs w:val="1"/>
+                <w:smallCaps w:val="0"/>
+                <w:strike w:val="0"/>
+                <w:color w:val="674ea7"/>
+                <w:sz w:val="20"/>
+                <w:szCs w:val="20"/>
+                <w:shd w:fill="auto" w:val="clear"/>
+                <w:vertAlign w:val="baseline"/>
+              </w:rPr>
+            </w:pPr>
+            <w:r>
+              <w:rPr>
+                <w:rFonts w:ascii="Calibri" w:cs="Calibri" w:eastAsia="Calibri" w:hAnsi="Calibri"/>
+                <w:b w:val="0"/>
+                <w:bCs w:val="0"/>
+                <w:i w:val="1"/>
+                <w:iCs w:val="1"/>
+                <w:smallCaps w:val="0"/>
+                <w:strike w:val="0"/>
+                <w:color w:val="674ea7"/>
+                <w:sz w:val="20"/>
+                <w:szCs w:val="20"/>
+                <w:u w:val="none"/>
+                <w:shd w:fill="auto" w:val="clear"/>
+                <w:vertAlign w:val="baseline"/>
+                <w:rtl w:val="0"/>
+              </w:rPr>
+              <w:t xml:space="preserve">Factores externos que facilitan su desarrollo </w:t>
+            </w:r>
+            <w:r>
+              <w:rPr>
+                <w:rtl w:val="0"/>
+              </w:rPr>
+            </w:r>
+          </w:p>
+          <w:p>
+            <w:pPr>
+              <w:keepNext w:val="0"/>
+              <w:keepLines w:val="0"/>
               <w:widowControl w:val="1"/>
               <w:pBdr>
                 <w:top w:space="0" w:sz="0" w:val="nil"/>
@@ -2280,27 +3958,32 @@
               </w:pBdr>
               <w:shd w:fill="auto" w:val="clear"/>
               <w:spacing w:after="0" w:before="0" w:line="259" w:lineRule="auto"/>
-              <w:ind w:left="1080" w:right="0" w:firstLine="0"/>
-              <w:jc w:val="both"/>
-              <w:rPr>
-                <w:i w:val="1"/>
-                <w:iCs w:val="1"/>
-                <w:color w:val="674ea7"/>
-                <w:sz w:val="20"/>
-                <w:szCs w:val="20"/>
-              </w:rPr>
-            </w:pPr>
-            <w:r>
-              <w:rPr>
-                <w:rtl w:val="0"/>
-              </w:rPr>
+              <w:ind w:left="720" w:right="0" w:firstLine="0"/>
+              <w:jc w:val="left"/>
+              <w:rPr>
+                <w:i w:val="1"/>
+                <w:iCs w:val="1"/>
+                <w:color w:val="674ea7"/>
+                <w:sz w:val="20"/>
+                <w:szCs w:val="20"/>
+              </w:rPr>
+            </w:pPr>
+            <w:r>
+              <w:rPr>
+                <w:i w:val="1"/>
+                <w:iCs w:val="1"/>
+                <w:color w:val="674ea7"/>
+                <w:sz w:val="20"/>
+                <w:szCs w:val="20"/>
+                <w:rtl w:val="0"/>
+              </w:rPr>
+              <w:t xml:space="preserve">Que todos estemos bien de salud y con computadores buenos</w:t>
             </w:r>
           </w:p>
           <w:p>
             <w:pPr>
               <w:keepNext w:val="0"/>
               <w:keepLines w:val="0"/>
-              <w:pageBreakBefore w:val="0"/>
               <w:widowControl w:val="1"/>
               <w:numPr>
                 <w:ilvl w:val="0"/>
@@ -2316,22 +3999,7 @@
               <w:shd w:fill="auto" w:val="clear"/>
               <w:spacing w:after="160" w:before="0" w:line="259" w:lineRule="auto"/>
               <w:ind w:left="720" w:right="0" w:hanging="360"/>
-              <w:jc w:val="both"/>
-              <w:rPr>
-                <w:b w:val="0"/>
-                <w:bCs w:val="0"/>
-                <w:i w:val="1"/>
-                <w:iCs w:val="1"/>
-                <w:smallCaps w:val="0"/>
-                <w:strike w:val="0"/>
-                <w:color w:val="674ea7"/>
-                <w:sz w:val="20"/>
-                <w:szCs w:val="20"/>
-                <w:shd w:fill="auto" w:val="clear"/>
-                <w:vertAlign w:val="baseline"/>
-              </w:rPr>
-            </w:pPr>
-            <w:r>
+              <w:jc w:val="left"/>
               <w:rPr>
                 <w:rFonts w:ascii="Calibri" w:cs="Calibri" w:eastAsia="Calibri" w:hAnsi="Calibri"/>
                 <w:b w:val="0"/>
@@ -2343,19 +4011,34 @@
                 <w:color w:val="674ea7"/>
                 <w:sz w:val="20"/>
                 <w:szCs w:val="20"/>
+                <w:shd w:fill="auto" w:val="clear"/>
+                <w:vertAlign w:val="baseline"/>
+              </w:rPr>
+            </w:pPr>
+            <w:r>
+              <w:rPr>
+                <w:rFonts w:ascii="Calibri" w:cs="Calibri" w:eastAsia="Calibri" w:hAnsi="Calibri"/>
+                <w:b w:val="0"/>
+                <w:bCs w:val="0"/>
+                <w:i w:val="1"/>
+                <w:iCs w:val="1"/>
+                <w:smallCaps w:val="0"/>
+                <w:strike w:val="0"/>
+                <w:color w:val="674ea7"/>
+                <w:sz w:val="20"/>
+                <w:szCs w:val="20"/>
                 <w:u w:val="none"/>
                 <w:shd w:fill="auto" w:val="clear"/>
                 <w:vertAlign w:val="baseline"/>
                 <w:rtl w:val="0"/>
               </w:rPr>
-              <w:t xml:space="preserve">¿Cuál sería el aporte de valor (real o simulado) de tu Proyecto APT para el contexto laboral y/o social en que se situaría?</w:t>
+              <w:t xml:space="preserve">Factores externos que dificultan su desarrollo y maneras en que podrías solucionarlos</w:t>
             </w:r>
           </w:p>
           <w:p>
             <w:pPr>
               <w:keepNext w:val="0"/>
               <w:keepLines w:val="0"/>
-              <w:pageBreakBefore w:val="0"/>
               <w:widowControl w:val="1"/>
               <w:pBdr>
                 <w:top w:space="0" w:sz="0" w:val="nil"/>
@@ -2366,697 +4049,26 @@
               </w:pBdr>
               <w:shd w:fill="auto" w:val="clear"/>
               <w:spacing w:after="160" w:before="0" w:line="259" w:lineRule="auto"/>
-              <w:ind w:left="1080" w:right="0" w:firstLine="0"/>
-              <w:jc w:val="both"/>
-              <w:rPr>
-                <w:i w:val="1"/>
-                <w:iCs w:val="1"/>
-                <w:color w:val="674ea7"/>
-                <w:sz w:val="20"/>
-                <w:szCs w:val="20"/>
-              </w:rPr>
-            </w:pPr>
-            <w:r>
-              <w:rPr>
-                <w:i w:val="1"/>
-                <w:iCs w:val="1"/>
-                <w:color w:val="674ea7"/>
-                <w:sz w:val="20"/>
-                <w:szCs w:val="20"/>
-                <w:rtl w:val="0"/>
-              </w:rPr>
-              <w:t xml:space="preserve">R// El aporte de valor de Dani App Scanner sería facilitar a las organizaciones la detección y gestión de vulnerabilidades de seguridad en sus aplicaciones. La plataforma centralizará los resultados de distintas herramientas, permitiendo identificar riesgos, priorizarlos y realizar seguimiento de su solución.</w:t>
-            </w:r>
-          </w:p>
-          <w:p>
-            <w:pPr>
-              <w:ind w:left="1080" w:firstLine="0"/>
-              <w:jc w:val="both"/>
-              <w:rPr>
-                <w:i w:val="1"/>
-                <w:iCs w:val="1"/>
-                <w:color w:val="674ea7"/>
-                <w:sz w:val="20"/>
-                <w:szCs w:val="20"/>
-              </w:rPr>
-            </w:pPr>
-            <w:r>
-              <w:rPr>
-                <w:i w:val="1"/>
-                <w:iCs w:val="1"/>
-                <w:color w:val="674ea7"/>
-                <w:sz w:val="20"/>
-                <w:szCs w:val="20"/>
-                <w:rtl w:val="0"/>
-              </w:rPr>
-              <w:t xml:space="preserve">En el contexto laboral, esto ayudaría a los equipos de desarrollo y ciberseguridad a mejorar sus procesos, reducir riesgos y fortalecer la seguridad de sus aplicaciones, promoviendo buenas prácticas de DevSecOps.</w:t>
-            </w:r>
-          </w:p>
-          <w:p>
-            <w:pPr>
-              <w:keepNext w:val="0"/>
-              <w:keepLines w:val="0"/>
-              <w:pageBreakBefore w:val="0"/>
-              <w:widowControl w:val="1"/>
-              <w:pBdr>
-                <w:top w:space="0" w:sz="0" w:val="nil"/>
-                <w:left w:space="0" w:sz="0" w:val="nil"/>
-                <w:bottom w:space="0" w:sz="0" w:val="nil"/>
-                <w:right w:space="0" w:sz="0" w:val="nil"/>
-                <w:between w:space="0" w:sz="0" w:val="nil"/>
-              </w:pBdr>
-              <w:shd w:fill="auto" w:val="clear"/>
-              <w:spacing w:after="160" w:before="0" w:line="259" w:lineRule="auto"/>
-              <w:ind w:left="1080" w:right="0" w:firstLine="0"/>
-              <w:jc w:val="both"/>
-              <w:rPr>
-                <w:i w:val="1"/>
-                <w:iCs w:val="1"/>
-                <w:color w:val="674ea7"/>
-                <w:sz w:val="20"/>
-                <w:szCs w:val="20"/>
-              </w:rPr>
-            </w:pPr>
-            <w:r>
-              <w:rPr>
-                <w:rtl w:val="0"/>
-              </w:rPr>
-            </w:r>
-          </w:p>
-        </w:tc>
-      </w:tr>
-      <w:tr>
-        <w:trPr>
-          <w:cantSplit w:val="0"/>
-          <w:trHeight w:val="1037" w:hRule="atLeast"/>
-          <w:tblHeader w:val="0"/>
-        </w:trPr>
-        <w:tc>
-          <w:tcPr>
-            <w:vAlign w:val="center"/>
-          </w:tcPr>
-          <w:p>
-            <w:pPr>
-              <w:rPr>
-                <w:rFonts w:ascii="Calibri" w:cs="Calibri" w:eastAsia="Calibri" w:hAnsi="Calibri"/>
-                <w:color w:val="1f3864"/>
-              </w:rPr>
-            </w:pPr>
-            <w:r>
-              <w:rPr>
-                <w:rFonts w:ascii="Calibri" w:cs="Calibri" w:eastAsia="Calibri" w:hAnsi="Calibri"/>
-                <w:color w:val="1f3864"/>
-                <w:rtl w:val="0"/>
-              </w:rPr>
-              <w:t xml:space="preserve">Descripción del Proyecto APT</w:t>
-            </w:r>
-          </w:p>
-        </w:tc>
-        <w:tc>
-          <w:tcPr>
-            <w:vAlign w:val="center"/>
-          </w:tcPr>
-          <w:p>
-            <w:pPr>
-              <w:jc w:val="both"/>
-              <w:rPr>
-                <w:rFonts w:ascii="Calibri" w:cs="Calibri" w:eastAsia="Calibri" w:hAnsi="Calibri"/>
-                <w:i w:val="1"/>
-                <w:iCs w:val="1"/>
-                <w:color w:val="674ea7"/>
-                <w:sz w:val="20"/>
-                <w:szCs w:val="20"/>
-              </w:rPr>
-            </w:pPr>
-            <w:r>
-              <w:rPr>
-                <w:rFonts w:ascii="Calibri" w:cs="Calibri" w:eastAsia="Calibri" w:hAnsi="Calibri"/>
-                <w:i w:val="1"/>
-                <w:iCs w:val="1"/>
-                <w:color w:val="674ea7"/>
-                <w:sz w:val="20"/>
-                <w:szCs w:val="20"/>
-                <w:rtl w:val="0"/>
-              </w:rPr>
-              <w:t xml:space="preserve">Señala qué se espera lograr con el proyecto (objetivo) y describe brevemente en qué consistiría, cómo planeas abordar la problemática presentada en el apartado anterior. </w:t>
-            </w:r>
-          </w:p>
-          <w:p>
-            <w:pPr>
-              <w:jc w:val="both"/>
-              <w:rPr>
-                <w:i w:val="1"/>
-                <w:iCs w:val="1"/>
-                <w:color w:val="674ea7"/>
-                <w:sz w:val="20"/>
-                <w:szCs w:val="20"/>
-              </w:rPr>
-            </w:pPr>
-            <w:r>
-              <w:rPr>
-                <w:i w:val="1"/>
-                <w:iCs w:val="1"/>
-                <w:color w:val="674ea7"/>
-                <w:sz w:val="20"/>
-                <w:szCs w:val="20"/>
-                <w:rtl w:val="0"/>
-              </w:rPr>
-              <w:t xml:space="preserve">R// Se espera desarrollar una plataforma web capaz de detectar, clasificar y gestionar vulnerabilidades de seguridad en aplicaciones, facilitando su seguimiento y corrección.</w:t>
-            </w:r>
-          </w:p>
-          <w:p>
-            <w:pPr>
-              <w:jc w:val="both"/>
-              <w:rPr>
-                <w:i w:val="1"/>
-                <w:iCs w:val="1"/>
-                <w:color w:val="674ea7"/>
-                <w:sz w:val="20"/>
-                <w:szCs w:val="20"/>
-              </w:rPr>
-            </w:pPr>
-            <w:r>
-              <w:rPr>
-                <w:i w:val="1"/>
-                <w:iCs w:val="1"/>
-                <w:color w:val="674ea7"/>
-                <w:sz w:val="20"/>
-                <w:szCs w:val="20"/>
-                <w:rtl w:val="0"/>
-              </w:rPr>
-              <w:t xml:space="preserve">Para abordar la problemática, el proyecto integrará herramientas de análisis como Semgrep, GitLeaks, Checkov, OSV-Scanner y Trivy, centralizando sus resultados en una sola plataforma. Además, permitirá clasificar los hallazgos según su severidad, asociarlos a estándares como OWASP y CWE, realizar seguimiento de su estado y generar reportes de seguridad. De esta manera, se busca facilitar la detección temprana de riesgos y apoyar a los equipos de desarrollo y ciberseguridad.</w:t>
-            </w:r>
-          </w:p>
-          <w:p>
-            <w:pPr>
-              <w:jc w:val="both"/>
-              <w:rPr>
-                <w:i w:val="1"/>
-                <w:iCs w:val="1"/>
-                <w:color w:val="674ea7"/>
-                <w:sz w:val="20"/>
-                <w:szCs w:val="20"/>
-              </w:rPr>
-            </w:pPr>
-            <w:r>
-              <w:rPr>
-                <w:rtl w:val="0"/>
-              </w:rPr>
-            </w:r>
-          </w:p>
-        </w:tc>
-      </w:tr>
-      <w:tr>
-        <w:trPr>
-          <w:cantSplit w:val="0"/>
-          <w:trHeight w:val="866" w:hRule="atLeast"/>
-          <w:tblHeader w:val="0"/>
-        </w:trPr>
-        <w:tc>
-          <w:tcPr>
-            <w:vAlign w:val="center"/>
-          </w:tcPr>
-          <w:p>
-            <w:pPr>
-              <w:rPr>
-                <w:rFonts w:ascii="Calibri" w:cs="Calibri" w:eastAsia="Calibri" w:hAnsi="Calibri"/>
-                <w:color w:val="1f3864"/>
-              </w:rPr>
-            </w:pPr>
-            <w:r>
-              <w:rPr>
-                <w:rFonts w:ascii="Calibri" w:cs="Calibri" w:eastAsia="Calibri" w:hAnsi="Calibri"/>
-                <w:color w:val="1f3864"/>
-                <w:rtl w:val="0"/>
-              </w:rPr>
-              <w:t xml:space="preserve">Pertinencia del proyecto con el perfil de egreso</w:t>
-            </w:r>
-          </w:p>
-        </w:tc>
-        <w:tc>
-          <w:tcPr>
-            <w:vAlign w:val="center"/>
-          </w:tcPr>
-          <w:p>
-            <w:pPr>
-              <w:jc w:val="both"/>
-              <w:rPr>
-                <w:i w:val="1"/>
-                <w:iCs w:val="1"/>
-                <w:color w:val="674ea7"/>
-                <w:sz w:val="20"/>
-                <w:szCs w:val="20"/>
-              </w:rPr>
-            </w:pPr>
-            <w:r>
-              <w:rPr>
-                <w:rFonts w:ascii="Calibri" w:cs="Calibri" w:eastAsia="Calibri" w:hAnsi="Calibri"/>
-                <w:i w:val="1"/>
-                <w:iCs w:val="1"/>
-                <w:color w:val="674ea7"/>
-                <w:sz w:val="20"/>
-                <w:szCs w:val="20"/>
-                <w:rtl w:val="0"/>
-              </w:rPr>
-              <w:t xml:space="preserve">Justifica cómo se relaciona tu Proyecto APT con el perfil de egreso de tu carrera y, en particular, con las competencias del perfil de egreso que seleccionaste anteriormente.</w:t>
-            </w:r>
-            <w:r>
-              <w:rPr>
-                <w:rtl w:val="0"/>
-              </w:rPr>
-            </w:r>
-          </w:p>
-          <w:p>
-            <w:pPr>
-              <w:jc w:val="both"/>
-              <w:rPr>
-                <w:rFonts w:ascii="Calibri" w:cs="Calibri" w:eastAsia="Calibri" w:hAnsi="Calibri"/>
-                <w:i w:val="1"/>
-                <w:iCs w:val="1"/>
-                <w:color w:val="674ea7"/>
-                <w:sz w:val="20"/>
-                <w:szCs w:val="20"/>
-              </w:rPr>
-            </w:pPr>
-            <w:r>
-              <w:rPr>
-                <w:rFonts w:ascii="Calibri" w:cs="Calibri" w:eastAsia="Calibri" w:hAnsi="Calibri"/>
-                <w:i w:val="1"/>
-                <w:iCs w:val="1"/>
-                <w:color w:val="674ea7"/>
-                <w:sz w:val="20"/>
-                <w:szCs w:val="20"/>
-                <w:rtl w:val="0"/>
-              </w:rPr>
-              <w:t xml:space="preserve">¿De qué manera se relaciona el Proyecto APT con el perfil de egreso de tu carrera?</w:t>
-            </w:r>
-          </w:p>
-          <w:p>
-            <w:pPr>
-              <w:jc w:val="both"/>
-              <w:rPr>
-                <w:i w:val="1"/>
-                <w:iCs w:val="1"/>
-                <w:color w:val="674ea7"/>
-                <w:sz w:val="20"/>
-                <w:szCs w:val="20"/>
-              </w:rPr>
-            </w:pPr>
-            <w:r>
-              <w:rPr>
-                <w:i w:val="1"/>
-                <w:iCs w:val="1"/>
-                <w:color w:val="674ea7"/>
-                <w:sz w:val="20"/>
-                <w:szCs w:val="20"/>
-                <w:rtl w:val="0"/>
-              </w:rPr>
-              <w:t xml:space="preserve">R// El proyecto Dani App Scanner se relaciona con el perfil de egreso de Ingeniería en Informática porque aplica conocimientos de desarrollo de software, seguridad informática e integración de tecnologías para crear una solución que responde a una problemática del entorno laboral.</w:t>
-            </w:r>
-          </w:p>
-          <w:p>
-            <w:pPr>
-              <w:jc w:val="both"/>
-              <w:rPr>
-                <w:i w:val="1"/>
-                <w:iCs w:val="1"/>
-                <w:color w:val="674ea7"/>
-                <w:sz w:val="20"/>
-                <w:szCs w:val="20"/>
-              </w:rPr>
-            </w:pPr>
-            <w:r>
-              <w:rPr>
-                <w:rtl w:val="0"/>
-              </w:rPr>
-            </w:r>
-          </w:p>
-          <w:p>
-            <w:pPr>
-              <w:jc w:val="both"/>
-              <w:rPr>
-                <w:i w:val="1"/>
-                <w:iCs w:val="1"/>
-                <w:color w:val="674ea7"/>
-                <w:sz w:val="20"/>
-                <w:szCs w:val="20"/>
-              </w:rPr>
-            </w:pPr>
-            <w:r>
-              <w:rPr>
-                <w:i w:val="1"/>
-                <w:iCs w:val="1"/>
-                <w:color w:val="674ea7"/>
-                <w:sz w:val="20"/>
-                <w:szCs w:val="20"/>
-                <w:rtl w:val="0"/>
-              </w:rPr>
-              <w:t xml:space="preserve">Además, permite poner en práctica competencias como la resolución de problemas, desarrollo de soluciones tecnológicas, gestión de proyectos y trabajo en equipo, contribuyendo a la formación de un profesional capaz de implementar soluciones informáticas seguras y acordes a las necesidades de las organizaciones.</w:t>
-            </w:r>
-          </w:p>
-          <w:p>
-            <w:pPr>
-              <w:jc w:val="both"/>
-              <w:rPr>
-                <w:i w:val="1"/>
-                <w:iCs w:val="1"/>
-                <w:color w:val="674ea7"/>
-                <w:sz w:val="20"/>
-                <w:szCs w:val="20"/>
-              </w:rPr>
-            </w:pPr>
-            <w:r>
-              <w:rPr>
-                <w:rtl w:val="0"/>
-              </w:rPr>
-            </w:r>
-          </w:p>
-          <w:p>
-            <w:pPr>
-              <w:jc w:val="both"/>
-              <w:rPr>
-                <w:rFonts w:ascii="Calibri" w:cs="Calibri" w:eastAsia="Calibri" w:hAnsi="Calibri"/>
-                <w:i w:val="1"/>
-                <w:iCs w:val="1"/>
-                <w:color w:val="674ea7"/>
-                <w:sz w:val="20"/>
-                <w:szCs w:val="20"/>
-              </w:rPr>
-            </w:pPr>
-            <w:r>
-              <w:rPr>
-                <w:rFonts w:ascii="Calibri" w:cs="Calibri" w:eastAsia="Calibri" w:hAnsi="Calibri"/>
-                <w:i w:val="1"/>
-                <w:iCs w:val="1"/>
-                <w:color w:val="674ea7"/>
-                <w:sz w:val="20"/>
-                <w:szCs w:val="20"/>
-                <w:rtl w:val="0"/>
-              </w:rPr>
-              <w:t xml:space="preserve"> ¿De qué manera son necesarias las competencias que seleccionaste para resolver la problemática a trabajar? </w:t>
-            </w:r>
-          </w:p>
-          <w:p>
-            <w:pPr>
-              <w:jc w:val="both"/>
-              <w:rPr>
-                <w:i w:val="1"/>
-                <w:iCs w:val="1"/>
-                <w:color w:val="674ea7"/>
-                <w:sz w:val="20"/>
-                <w:szCs w:val="20"/>
-              </w:rPr>
-            </w:pPr>
-            <w:r>
-              <w:rPr>
-                <w:i w:val="1"/>
-                <w:iCs w:val="1"/>
-                <w:color w:val="674ea7"/>
-                <w:sz w:val="20"/>
-                <w:szCs w:val="20"/>
-                <w:rtl w:val="0"/>
-              </w:rPr>
-              <w:t xml:space="preserve">R// Las competencias seleccionadas son necesarias porque permiten analizar la problemática, diseñar y desarrollar una solución tecnológica y abordar las vulnerabilidades de seguridad  presentes en las aplicaciones.</w:t>
-            </w:r>
-          </w:p>
-          <w:p>
-            <w:pPr>
-              <w:jc w:val="both"/>
-              <w:rPr>
-                <w:i w:val="1"/>
-                <w:iCs w:val="1"/>
-                <w:color w:val="674ea7"/>
-                <w:sz w:val="20"/>
-                <w:szCs w:val="20"/>
-              </w:rPr>
-            </w:pPr>
-            <w:r>
-              <w:rPr>
-                <w:rtl w:val="0"/>
-              </w:rPr>
-            </w:r>
-          </w:p>
-          <w:p>
-            <w:pPr>
-              <w:jc w:val="both"/>
-              <w:rPr>
-                <w:i w:val="1"/>
-                <w:iCs w:val="1"/>
-                <w:color w:val="674ea7"/>
-                <w:sz w:val="20"/>
-                <w:szCs w:val="20"/>
-              </w:rPr>
-            </w:pPr>
-            <w:r>
-              <w:rPr>
-                <w:i w:val="1"/>
-                <w:iCs w:val="1"/>
-                <w:color w:val="674ea7"/>
-                <w:sz w:val="20"/>
-                <w:szCs w:val="20"/>
-                <w:rtl w:val="0"/>
-              </w:rPr>
-              <w:t xml:space="preserve">En particular, las competencias de desarrollo de software, arquitectura de soluciones y seguridad informática son fundamentales para construir Dani App Scanner de forma funcional y segura. Además, las competencias de resolución de problemas, innovación y trabajo en equipo  permiten organizar el proyecto y encontrar soluciones adecuadas a las necesidades planteadas.</w:t>
-            </w:r>
-          </w:p>
-          <w:p>
-            <w:pPr>
-              <w:jc w:val="both"/>
-              <w:rPr>
-                <w:i w:val="1"/>
-                <w:iCs w:val="1"/>
-                <w:color w:val="674ea7"/>
-                <w:sz w:val="20"/>
-                <w:szCs w:val="20"/>
-              </w:rPr>
-            </w:pPr>
-            <w:r>
-              <w:rPr>
-                <w:rtl w:val="0"/>
-              </w:rPr>
-            </w:r>
-          </w:p>
-          <w:p>
-            <w:pPr>
-              <w:jc w:val="both"/>
-              <w:rPr>
-                <w:i w:val="1"/>
-                <w:iCs w:val="1"/>
-                <w:color w:val="674ea7"/>
-                <w:sz w:val="20"/>
-                <w:szCs w:val="20"/>
-              </w:rPr>
-            </w:pPr>
-            <w:r>
-              <w:rPr>
-                <w:rtl w:val="0"/>
-              </w:rPr>
-            </w:r>
-          </w:p>
-        </w:tc>
-      </w:tr>
-      <w:tr>
-        <w:trPr>
-          <w:cantSplit w:val="0"/>
-          <w:trHeight w:val="866" w:hRule="atLeast"/>
-          <w:tblHeader w:val="0"/>
-        </w:trPr>
-        <w:tc>
-          <w:tcPr>
-            <w:vAlign w:val="center"/>
-          </w:tcPr>
-          <w:p>
-            <w:pPr>
-              <w:rPr>
-                <w:rFonts w:ascii="Calibri" w:cs="Calibri" w:eastAsia="Calibri" w:hAnsi="Calibri"/>
-                <w:color w:val="1f3864"/>
-              </w:rPr>
-            </w:pPr>
-            <w:r>
-              <w:rPr>
-                <w:rFonts w:ascii="Calibri" w:cs="Calibri" w:eastAsia="Calibri" w:hAnsi="Calibri"/>
-                <w:color w:val="1f3864"/>
-                <w:rtl w:val="0"/>
-              </w:rPr>
-              <w:t xml:space="preserve">Relación con los intereses profesionales</w:t>
-            </w:r>
-          </w:p>
-        </w:tc>
-        <w:tc>
-          <w:tcPr>
-            <w:vAlign w:val="center"/>
-          </w:tcPr>
-          <w:p>
-            <w:pPr>
-              <w:jc w:val="both"/>
-              <w:rPr>
-                <w:rFonts w:ascii="Calibri" w:cs="Calibri" w:eastAsia="Calibri" w:hAnsi="Calibri"/>
-                <w:i w:val="1"/>
-                <w:iCs w:val="1"/>
-                <w:color w:val="674ea7"/>
-                <w:sz w:val="20"/>
-                <w:szCs w:val="20"/>
-              </w:rPr>
-            </w:pPr>
-            <w:r>
-              <w:rPr>
-                <w:rFonts w:ascii="Calibri" w:cs="Calibri" w:eastAsia="Calibri" w:hAnsi="Calibri"/>
-                <w:i w:val="1"/>
-                <w:iCs w:val="1"/>
-                <w:color w:val="674ea7"/>
-                <w:sz w:val="20"/>
-                <w:szCs w:val="20"/>
-                <w:rtl w:val="0"/>
-              </w:rPr>
-              <w:t xml:space="preserve">Señala cómo se relaciona el Proyecto APT que propones con tus intereses profesionales.</w:t>
-            </w:r>
-          </w:p>
-          <w:p>
-            <w:pPr>
-              <w:jc w:val="both"/>
-              <w:rPr>
-                <w:rFonts w:ascii="Calibri" w:cs="Calibri" w:eastAsia="Calibri" w:hAnsi="Calibri"/>
-                <w:i w:val="1"/>
-                <w:iCs w:val="1"/>
-                <w:color w:val="674ea7"/>
-                <w:sz w:val="20"/>
-                <w:szCs w:val="20"/>
-              </w:rPr>
-            </w:pPr>
-            <w:r>
-              <w:rPr>
-                <w:rFonts w:ascii="Calibri" w:cs="Calibri" w:eastAsia="Calibri" w:hAnsi="Calibri"/>
-                <w:i w:val="1"/>
-                <w:iCs w:val="1"/>
-                <w:color w:val="674ea7"/>
-                <w:sz w:val="20"/>
-                <w:szCs w:val="20"/>
-                <w:rtl w:val="0"/>
-              </w:rPr>
-              <w:t xml:space="preserve">¿Cuáles son tus intereses profesionales?</w:t>
-            </w:r>
-          </w:p>
-          <w:p>
-            <w:pPr>
-              <w:jc w:val="both"/>
-              <w:rPr>
-                <w:i w:val="1"/>
-                <w:iCs w:val="1"/>
-                <w:color w:val="674ea7"/>
-                <w:sz w:val="20"/>
-                <w:szCs w:val="20"/>
-              </w:rPr>
-            </w:pPr>
-            <w:r>
-              <w:rPr>
-                <w:i w:val="1"/>
-                <w:iCs w:val="1"/>
-                <w:color w:val="674ea7"/>
-                <w:sz w:val="20"/>
-                <w:szCs w:val="20"/>
-                <w:rtl w:val="0"/>
-              </w:rPr>
-              <w:t xml:space="preserve">R// Mis intereses profesionales se centran en el desarrollo de software, la automatización de procesos y la creación de herramientas tecnológicas que resuelvan problemas reales de manera eficiente. Me motiva especialmente el trabajo con lenguajes como JavaScript y TypeScript, así como el diseño de lógicas de programación (back-end y front-end) que permitan sistematizar tareas, optimizar flujos de trabajo y construir aplicaciones escalables y fáciles de mantener. </w:t>
-            </w:r>
-          </w:p>
-          <w:p>
-            <w:pPr>
-              <w:jc w:val="both"/>
-              <w:rPr>
-                <w:rFonts w:ascii="Calibri" w:cs="Calibri" w:eastAsia="Calibri" w:hAnsi="Calibri"/>
-                <w:i w:val="1"/>
-                <w:iCs w:val="1"/>
-                <w:color w:val="674ea7"/>
-                <w:sz w:val="20"/>
-                <w:szCs w:val="20"/>
-              </w:rPr>
-            </w:pPr>
-            <w:r>
-              <w:rPr>
-                <w:rFonts w:ascii="Calibri" w:cs="Calibri" w:eastAsia="Calibri" w:hAnsi="Calibri"/>
-                <w:i w:val="1"/>
-                <w:iCs w:val="1"/>
-                <w:color w:val="674ea7"/>
-                <w:sz w:val="20"/>
-                <w:szCs w:val="20"/>
-                <w:rtl w:val="0"/>
-              </w:rPr>
-              <w:t xml:space="preserve">  ¿Qué aspectos de tus intereses profesionales se ven reflejados en tu Proyecto APT?</w:t>
-            </w:r>
-          </w:p>
-          <w:p>
-            <w:pPr>
-              <w:jc w:val="both"/>
-              <w:rPr>
-                <w:i w:val="1"/>
-                <w:iCs w:val="1"/>
-                <w:color w:val="674ea7"/>
-                <w:sz w:val="20"/>
-                <w:szCs w:val="20"/>
-              </w:rPr>
-            </w:pPr>
-            <w:r>
-              <w:rPr>
-                <w:i w:val="1"/>
-                <w:iCs w:val="1"/>
-                <w:color w:val="674ea7"/>
-                <w:sz w:val="20"/>
-                <w:szCs w:val="20"/>
-                <w:rtl w:val="0"/>
-              </w:rPr>
-              <w:t xml:space="preserve">R// En "Dani App Scanner" se refleja directamente mi afinidad por la automatización y la estructuración eficiente de datos. Al tratarse de una aplicación orientada al escaneo y procesamiento de información, el proyecto me permite aplicar mi interés por la codificación estructurada y el uso de buenas prácticas. Además, refleja mi motivación por transformar un requerimiento específico en una solución de software funcional, asegurando que la arquitectura por detrás de la aplicación responda de manera rápida y precisa a las necesidades del usuario final. </w:t>
-            </w:r>
-          </w:p>
-          <w:p>
-            <w:pPr>
-              <w:jc w:val="both"/>
-              <w:rPr>
-                <w:i w:val="1"/>
-                <w:iCs w:val="1"/>
-                <w:color w:val="674ea7"/>
-                <w:sz w:val="20"/>
-                <w:szCs w:val="20"/>
-              </w:rPr>
-            </w:pPr>
-            <w:r>
-              <w:rPr>
-                <w:rFonts w:ascii="Calibri" w:cs="Calibri" w:eastAsia="Calibri" w:hAnsi="Calibri"/>
-                <w:i w:val="1"/>
-                <w:iCs w:val="1"/>
-                <w:color w:val="674ea7"/>
-                <w:sz w:val="20"/>
-                <w:szCs w:val="20"/>
-                <w:rtl w:val="0"/>
-              </w:rPr>
-              <w:t xml:space="preserve"> Realizar este Proyecto APT, ¿de qué manera va a contribuir a tu desarrollo profesional? </w:t>
-            </w:r>
-            <w:r>
-              <w:rPr>
-                <w:rtl w:val="0"/>
-              </w:rPr>
-            </w:r>
-          </w:p>
-          <w:p>
-            <w:pPr>
-              <w:jc w:val="both"/>
-              <w:rPr>
-                <w:i w:val="1"/>
-                <w:iCs w:val="1"/>
-                <w:color w:val="674ea7"/>
-                <w:sz w:val="20"/>
-                <w:szCs w:val="20"/>
-              </w:rPr>
-            </w:pPr>
-            <w:r>
-              <w:rPr>
-                <w:i w:val="1"/>
-                <w:iCs w:val="1"/>
-                <w:color w:val="674ea7"/>
-                <w:sz w:val="20"/>
-                <w:szCs w:val="20"/>
-                <w:rtl w:val="0"/>
-              </w:rPr>
-              <w:t xml:space="preserve">R// La ejecución de este proyecto será fundamental para consolidar mis habilidades técnicas y metodológicas en un entorno de exigencia real. Me permitirá enfrentar el ciclo de vida completo de un software: desde el levantamiento de requerimientos y el diseño arquitectónico, hasta la codificación y las pruebas de calidad. Contribuirá a mi desarrollo al fortalecer mi autonomía en la resolución de problemas lógicos y arquitectónicos (por ejemplo, al estructurar la validación de los datos escaneados) y me preparará para liderar o integrarme a equipos de desarrollo en el mundo laboral con un portafolio práctico comprobable que respalda mi título de Ingeniero en Informática. </w:t>
+              <w:ind w:left="720" w:right="0" w:firstLine="0"/>
+              <w:jc w:val="left"/>
+              <w:rPr>
+                <w:i w:val="1"/>
+                <w:iCs w:val="1"/>
+                <w:color w:val="674ea7"/>
+                <w:sz w:val="20"/>
+                <w:szCs w:val="20"/>
+              </w:rPr>
+            </w:pPr>
+            <w:r>
+              <w:rPr>
+                <w:i w:val="1"/>
+                <w:iCs w:val="1"/>
+                <w:color w:val="674ea7"/>
+                <w:sz w:val="20"/>
+                <w:szCs w:val="20"/>
+                <w:rtl w:val="0"/>
+              </w:rPr>
+              <w:t xml:space="preserve">Algún atraso en el proyecto, que algun computador falle, que algunos de los integrantes se enferme o falta de conectividad</w:t>
             </w:r>
           </w:p>
         </w:tc>
@@ -3080,11 +4092,8 @@
             </w:pPr>
             <w:r>
               <w:rPr>
-                <w:rFonts w:ascii="Calibri" w:cs="Calibri" w:eastAsia="Calibri" w:hAnsi="Calibri"/>
-                <w:color w:val="1f3864"/>
-                <w:rtl w:val="0"/>
-              </w:rPr>
-              <w:t xml:space="preserve">Factibilidad de desarrollo del Proyecto APT</w:t>
+                <w:rtl w:val="0"/>
+              </w:rPr>
             </w:r>
           </w:p>
         </w:tc>
@@ -3106,342 +4115,8 @@
             </w:pPr>
             <w:r>
               <w:rPr>
-                <w:rFonts w:ascii="Calibri" w:cs="Calibri" w:eastAsia="Calibri" w:hAnsi="Calibri"/>
-                <w:i w:val="1"/>
-                <w:iCs w:val="1"/>
-                <w:color w:val="674ea7"/>
-                <w:sz w:val="20"/>
-                <w:szCs w:val="20"/>
-                <w:rtl w:val="0"/>
-              </w:rPr>
-              <w:t xml:space="preserve">Justifica brevemente por qué es posible desarrollar tu proyecto APT. Considera el tiempo y materiales que necesitas para desarrollarlo, así como los posibles factores externos que podrían dificultar y facilitar su desarrollo.  </w:t>
-            </w:r>
-          </w:p>
-          <w:p>
-            <w:pPr>
-              <w:rPr>
-                <w:rFonts w:ascii="Calibri" w:cs="Calibri" w:eastAsia="Calibri" w:hAnsi="Calibri"/>
-                <w:i w:val="1"/>
-                <w:iCs w:val="1"/>
-                <w:color w:val="674ea7"/>
-                <w:sz w:val="20"/>
-                <w:szCs w:val="20"/>
-              </w:rPr>
-            </w:pPr>
-            <w:r>
-              <w:rPr>
-                <w:rFonts w:ascii="Calibri" w:cs="Calibri" w:eastAsia="Calibri" w:hAnsi="Calibri"/>
-                <w:i w:val="1"/>
-                <w:iCs w:val="1"/>
-                <w:color w:val="674ea7"/>
-                <w:sz w:val="20"/>
-                <w:szCs w:val="20"/>
-                <w:rtl w:val="0"/>
-              </w:rPr>
-              <w:t xml:space="preserve">¿Por qué </w:t>
-            </w:r>
-            <w:r>
-              <w:rPr>
-                <w:i w:val="1"/>
-                <w:iCs w:val="1"/>
-                <w:color w:val="674ea7"/>
-                <w:sz w:val="20"/>
-                <w:szCs w:val="20"/>
-                <w:rtl w:val="0"/>
-              </w:rPr>
-              <w:t xml:space="preserve">crees que es posible</w:t>
-            </w:r>
-            <w:r>
-              <w:rPr>
-                <w:rFonts w:ascii="Calibri" w:cs="Calibri" w:eastAsia="Calibri" w:hAnsi="Calibri"/>
-                <w:i w:val="1"/>
-                <w:iCs w:val="1"/>
-                <w:color w:val="674ea7"/>
-                <w:sz w:val="20"/>
-                <w:szCs w:val="20"/>
-                <w:rtl w:val="0"/>
-              </w:rPr>
-              <w:t xml:space="preserve"> desarrollar tu Proyecto APT? Para responder esta pregunta debes tener en consideración:</w:t>
-            </w:r>
-          </w:p>
-          <w:p>
-            <w:pPr>
-              <w:keepNext w:val="0"/>
-              <w:keepLines w:val="0"/>
-              <w:pageBreakBefore w:val="0"/>
-              <w:widowControl w:val="1"/>
-              <w:numPr>
-                <w:ilvl w:val="0"/>
-                <w:numId w:val="3"/>
-              </w:numPr>
-              <w:pBdr>
-                <w:top w:space="0" w:sz="0" w:val="nil"/>
-                <w:left w:space="0" w:sz="0" w:val="nil"/>
-                <w:bottom w:space="0" w:sz="0" w:val="nil"/>
-                <w:right w:space="0" w:sz="0" w:val="nil"/>
-                <w:between w:space="0" w:sz="0" w:val="nil"/>
-              </w:pBdr>
-              <w:shd w:fill="auto" w:val="clear"/>
-              <w:spacing w:after="0" w:before="0" w:line="259" w:lineRule="auto"/>
-              <w:ind w:left="720" w:right="0" w:hanging="360"/>
-              <w:jc w:val="left"/>
-              <w:rPr>
-                <w:rFonts w:ascii="Calibri" w:cs="Calibri" w:eastAsia="Calibri" w:hAnsi="Calibri"/>
-                <w:b w:val="0"/>
-                <w:bCs w:val="0"/>
-                <w:i w:val="1"/>
-                <w:iCs w:val="1"/>
-                <w:smallCaps w:val="0"/>
-                <w:strike w:val="0"/>
-                <w:color w:val="674ea7"/>
-                <w:sz w:val="20"/>
-                <w:szCs w:val="20"/>
-                <w:shd w:fill="auto" w:val="clear"/>
-                <w:vertAlign w:val="baseline"/>
-              </w:rPr>
-            </w:pPr>
-            <w:r>
-              <w:rPr>
-                <w:rFonts w:ascii="Calibri" w:cs="Calibri" w:eastAsia="Calibri" w:hAnsi="Calibri"/>
-                <w:b w:val="0"/>
-                <w:bCs w:val="0"/>
-                <w:i w:val="1"/>
-                <w:iCs w:val="1"/>
-                <w:smallCaps w:val="0"/>
-                <w:strike w:val="0"/>
-                <w:color w:val="674ea7"/>
-                <w:sz w:val="20"/>
-                <w:szCs w:val="20"/>
-                <w:u w:val="none"/>
-                <w:shd w:fill="auto" w:val="clear"/>
-                <w:vertAlign w:val="baseline"/>
-                <w:rtl w:val="0"/>
-              </w:rPr>
-              <w:t xml:space="preserve">Duración del semestre</w:t>
-            </w:r>
-          </w:p>
-          <w:p>
-            <w:pPr>
-              <w:keepNext w:val="0"/>
-              <w:keepLines w:val="0"/>
-              <w:pageBreakBefore w:val="0"/>
-              <w:widowControl w:val="1"/>
-              <w:numPr>
-                <w:ilvl w:val="0"/>
-                <w:numId w:val="3"/>
-              </w:numPr>
-              <w:pBdr>
-                <w:top w:space="0" w:sz="0" w:val="nil"/>
-                <w:left w:space="0" w:sz="0" w:val="nil"/>
-                <w:bottom w:space="0" w:sz="0" w:val="nil"/>
-                <w:right w:space="0" w:sz="0" w:val="nil"/>
-                <w:between w:space="0" w:sz="0" w:val="nil"/>
-              </w:pBdr>
-              <w:shd w:fill="auto" w:val="clear"/>
-              <w:spacing w:after="0" w:before="0" w:line="259" w:lineRule="auto"/>
-              <w:ind w:left="720" w:right="0" w:hanging="360"/>
-              <w:jc w:val="left"/>
-              <w:rPr>
-                <w:rFonts w:ascii="Calibri" w:cs="Calibri" w:eastAsia="Calibri" w:hAnsi="Calibri"/>
-                <w:b w:val="0"/>
-                <w:bCs w:val="0"/>
-                <w:i w:val="1"/>
-                <w:iCs w:val="1"/>
-                <w:smallCaps w:val="0"/>
-                <w:strike w:val="0"/>
-                <w:color w:val="674ea7"/>
-                <w:sz w:val="20"/>
-                <w:szCs w:val="20"/>
-                <w:shd w:fill="auto" w:val="clear"/>
-                <w:vertAlign w:val="baseline"/>
-              </w:rPr>
-            </w:pPr>
-            <w:r>
-              <w:rPr>
-                <w:rFonts w:ascii="Calibri" w:cs="Calibri" w:eastAsia="Calibri" w:hAnsi="Calibri"/>
-                <w:b w:val="0"/>
-                <w:bCs w:val="0"/>
-                <w:i w:val="1"/>
-                <w:iCs w:val="1"/>
-                <w:smallCaps w:val="0"/>
-                <w:strike w:val="0"/>
-                <w:color w:val="674ea7"/>
-                <w:sz w:val="20"/>
-                <w:szCs w:val="20"/>
-                <w:u w:val="none"/>
-                <w:shd w:fill="auto" w:val="clear"/>
-                <w:vertAlign w:val="baseline"/>
-                <w:rtl w:val="0"/>
-              </w:rPr>
-              <w:t xml:space="preserve">Horas asignadas a la asignatura </w:t>
-            </w:r>
-          </w:p>
-          <w:p>
-            <w:pPr>
-              <w:keepNext w:val="0"/>
-              <w:keepLines w:val="0"/>
-              <w:pageBreakBefore w:val="0"/>
-              <w:widowControl w:val="1"/>
-              <w:numPr>
-                <w:ilvl w:val="0"/>
-                <w:numId w:val="3"/>
-              </w:numPr>
-              <w:pBdr>
-                <w:top w:space="0" w:sz="0" w:val="nil"/>
-                <w:left w:space="0" w:sz="0" w:val="nil"/>
-                <w:bottom w:space="0" w:sz="0" w:val="nil"/>
-                <w:right w:space="0" w:sz="0" w:val="nil"/>
-                <w:between w:space="0" w:sz="0" w:val="nil"/>
-              </w:pBdr>
-              <w:shd w:fill="auto" w:val="clear"/>
-              <w:spacing w:after="0" w:before="0" w:line="259" w:lineRule="auto"/>
-              <w:ind w:left="720" w:right="0" w:hanging="360"/>
-              <w:jc w:val="left"/>
-              <w:rPr>
-                <w:rFonts w:ascii="Calibri" w:cs="Calibri" w:eastAsia="Calibri" w:hAnsi="Calibri"/>
-                <w:b w:val="0"/>
-                <w:bCs w:val="0"/>
-                <w:i w:val="1"/>
-                <w:iCs w:val="1"/>
-                <w:smallCaps w:val="0"/>
-                <w:strike w:val="0"/>
-                <w:color w:val="674ea7"/>
-                <w:sz w:val="20"/>
-                <w:szCs w:val="20"/>
-                <w:shd w:fill="auto" w:val="clear"/>
-                <w:vertAlign w:val="baseline"/>
-              </w:rPr>
-            </w:pPr>
-            <w:r>
-              <w:rPr>
-                <w:rFonts w:ascii="Calibri" w:cs="Calibri" w:eastAsia="Calibri" w:hAnsi="Calibri"/>
-                <w:b w:val="0"/>
-                <w:bCs w:val="0"/>
-                <w:i w:val="1"/>
-                <w:iCs w:val="1"/>
-                <w:smallCaps w:val="0"/>
-                <w:strike w:val="0"/>
-                <w:color w:val="674ea7"/>
-                <w:sz w:val="20"/>
-                <w:szCs w:val="20"/>
-                <w:u w:val="none"/>
-                <w:shd w:fill="auto" w:val="clear"/>
-                <w:vertAlign w:val="baseline"/>
-                <w:rtl w:val="0"/>
-              </w:rPr>
-              <w:t xml:space="preserve">Materiales requeridos</w:t>
-            </w:r>
-          </w:p>
-          <w:p>
-            <w:pPr>
-              <w:keepNext w:val="0"/>
-              <w:keepLines w:val="0"/>
-              <w:pageBreakBefore w:val="0"/>
-              <w:widowControl w:val="1"/>
-              <w:numPr>
-                <w:ilvl w:val="0"/>
-                <w:numId w:val="3"/>
-              </w:numPr>
-              <w:pBdr>
-                <w:top w:space="0" w:sz="0" w:val="nil"/>
-                <w:left w:space="0" w:sz="0" w:val="nil"/>
-                <w:bottom w:space="0" w:sz="0" w:val="nil"/>
-                <w:right w:space="0" w:sz="0" w:val="nil"/>
-                <w:between w:space="0" w:sz="0" w:val="nil"/>
-              </w:pBdr>
-              <w:shd w:fill="auto" w:val="clear"/>
-              <w:spacing w:after="0" w:before="0" w:line="259" w:lineRule="auto"/>
-              <w:ind w:left="720" w:right="0" w:hanging="360"/>
-              <w:jc w:val="left"/>
-              <w:rPr>
-                <w:rFonts w:ascii="Calibri" w:cs="Calibri" w:eastAsia="Calibri" w:hAnsi="Calibri"/>
-                <w:b w:val="0"/>
-                <w:bCs w:val="0"/>
-                <w:i w:val="1"/>
-                <w:iCs w:val="1"/>
-                <w:smallCaps w:val="0"/>
-                <w:strike w:val="0"/>
-                <w:color w:val="674ea7"/>
-                <w:sz w:val="20"/>
-                <w:szCs w:val="20"/>
-                <w:shd w:fill="auto" w:val="clear"/>
-                <w:vertAlign w:val="baseline"/>
-              </w:rPr>
-            </w:pPr>
-            <w:r>
-              <w:rPr>
-                <w:rFonts w:ascii="Calibri" w:cs="Calibri" w:eastAsia="Calibri" w:hAnsi="Calibri"/>
-                <w:b w:val="0"/>
-                <w:bCs w:val="0"/>
-                <w:i w:val="1"/>
-                <w:iCs w:val="1"/>
-                <w:smallCaps w:val="0"/>
-                <w:strike w:val="0"/>
-                <w:color w:val="674ea7"/>
-                <w:sz w:val="20"/>
-                <w:szCs w:val="20"/>
-                <w:u w:val="none"/>
-                <w:shd w:fill="auto" w:val="clear"/>
-                <w:vertAlign w:val="baseline"/>
-                <w:rtl w:val="0"/>
-              </w:rPr>
-              <w:t xml:space="preserve">Factores externos que facilitan su desarrollo </w:t>
-            </w:r>
-          </w:p>
-          <w:p>
-            <w:pPr>
-              <w:keepNext w:val="0"/>
-              <w:keepLines w:val="0"/>
-              <w:pageBreakBefore w:val="0"/>
-              <w:widowControl w:val="1"/>
-              <w:numPr>
-                <w:ilvl w:val="0"/>
-                <w:numId w:val="3"/>
-              </w:numPr>
-              <w:pBdr>
-                <w:top w:space="0" w:sz="0" w:val="nil"/>
-                <w:left w:space="0" w:sz="0" w:val="nil"/>
-                <w:bottom w:space="0" w:sz="0" w:val="nil"/>
-                <w:right w:space="0" w:sz="0" w:val="nil"/>
-                <w:between w:space="0" w:sz="0" w:val="nil"/>
-              </w:pBdr>
-              <w:shd w:fill="auto" w:val="clear"/>
-              <w:spacing w:after="160" w:before="0" w:line="259" w:lineRule="auto"/>
-              <w:ind w:left="720" w:right="0" w:hanging="360"/>
-              <w:jc w:val="left"/>
-              <w:rPr>
-                <w:rFonts w:ascii="Calibri" w:cs="Calibri" w:eastAsia="Calibri" w:hAnsi="Calibri"/>
-                <w:b w:val="0"/>
-                <w:bCs w:val="0"/>
-                <w:i w:val="1"/>
-                <w:iCs w:val="1"/>
-                <w:smallCaps w:val="0"/>
-                <w:strike w:val="0"/>
-                <w:color w:val="674ea7"/>
-                <w:sz w:val="20"/>
-                <w:szCs w:val="20"/>
-                <w:shd w:fill="auto" w:val="clear"/>
-                <w:vertAlign w:val="baseline"/>
-              </w:rPr>
-            </w:pPr>
-            <w:r>
-              <w:rPr>
-                <w:rFonts w:ascii="Calibri" w:cs="Calibri" w:eastAsia="Calibri" w:hAnsi="Calibri"/>
-                <w:b w:val="0"/>
-                <w:bCs w:val="0"/>
-                <w:i w:val="1"/>
-                <w:iCs w:val="1"/>
-                <w:smallCaps w:val="0"/>
-                <w:strike w:val="0"/>
-                <w:color w:val="674ea7"/>
-                <w:sz w:val="20"/>
-                <w:szCs w:val="20"/>
-                <w:u w:val="none"/>
-                <w:shd w:fill="auto" w:val="clear"/>
-                <w:vertAlign w:val="baseline"/>
-                <w:rtl w:val="0"/>
-              </w:rPr>
-              <w:t xml:space="preserve">Factores externos que dificultan su desarrollo y maneras en que podrías solucionarlos</w:t>
+                <w:rtl w:val="0"/>
+              </w:rPr>
             </w:r>
           </w:p>
         </w:tc>
@@ -3471,7 +4146,7 @@
         <w:widowControl w:val="1"/>
         <w:numPr>
           <w:ilvl w:val="0"/>
-          <w:numId w:val="2"/>
+          <w:numId w:val="3"/>
         </w:numPr>
         <w:pBdr>
           <w:top w:space="0" w:sz="0" w:val="nil"/>
@@ -3518,6 +4193,11 @@
         </w:rPr>
         <w:t xml:space="preserve">PARTE II </w:t>
       </w:r>
+      <w:r>
+        <w:rPr>
+          <w:rtl w:val="0"/>
+        </w:rPr>
+      </w:r>
     </w:p>
     <w:tbl>
       <w:tblPr>
@@ -3593,7 +4273,6 @@
             <w:pPr>
               <w:keepNext w:val="0"/>
               <w:keepLines w:val="0"/>
-              <w:pageBreakBefore w:val="0"/>
               <w:widowControl w:val="1"/>
               <w:pBdr>
                 <w:top w:space="0" w:sz="0" w:val="nil"/>
@@ -3728,25 +4407,47 @@
             <w:pPr>
               <w:jc w:val="both"/>
               <w:rPr>
-                <w:rFonts w:ascii="Calibri" w:cs="Calibri" w:eastAsia="Calibri" w:hAnsi="Calibri"/>
-                <w:i w:val="1"/>
-                <w:iCs w:val="1"/>
-                <w:color w:val="674ea7"/>
-                <w:sz w:val="20"/>
-                <w:szCs w:val="20"/>
-              </w:rPr>
-            </w:pPr>
-            <w:r>
-              <w:rPr>
-                <w:i w:val="1"/>
-                <w:iCs w:val="1"/>
-                <w:color w:val="674ea7"/>
-                <w:sz w:val="20"/>
-                <w:szCs w:val="20"/>
-                <w:rtl w:val="0"/>
-              </w:rPr>
-              <w:t xml:space="preserve">Desarrollar una solución de software que automatice y sistematice el proceso de revisión de seguridad del código de aplicaciones, sus dependencias de terceros y la configuración de infraestructura.</w:t>
-            </w:r>
+                <w:i w:val="1"/>
+                <w:iCs w:val="1"/>
+                <w:color w:val="674ea7"/>
+                <w:sz w:val="20"/>
+                <w:szCs w:val="20"/>
+              </w:rPr>
+            </w:pPr>
+            <w:r>
+              <w:rPr>
+                <w:i w:val="1"/>
+                <w:iCs w:val="1"/>
+                <w:color w:val="674ea7"/>
+                <w:sz w:val="20"/>
+                <w:szCs w:val="20"/>
+                <w:rtl w:val="0"/>
+              </w:rPr>
+              <w:t xml:space="preserve">Desarrollar un módulo para un gerente general. </w:t>
+            </w:r>
+            <w:r>
+              <w:rPr>
+                <w:i w:val="1"/>
+                <w:iCs w:val="1"/>
+                <w:color w:val="674ea7"/>
+                <w:sz w:val="20"/>
+                <w:szCs w:val="20"/>
+                <w:rtl w:val="0"/>
+              </w:rPr>
+              <w:t xml:space="preserve">Este módulo tiene como propósito asistir al Gerente General antes de las reuniones de directorio, ayudándolo a preparar la información que presentará y anticipar los temas que podrían surgir durante la reunión.</w:t>
+            </w:r>
+          </w:p>
+          <w:p>
+            <w:pPr>
+              <w:jc w:val="both"/>
+              <w:rPr>
+                <w:i w:val="1"/>
+                <w:iCs w:val="1"/>
+                <w:color w:val="674ea7"/>
+                <w:sz w:val="20"/>
+                <w:szCs w:val="20"/>
+              </w:rPr>
+            </w:pPr>
             <w:r>
               <w:rPr>
                 <w:rtl w:val="0"/>
@@ -3788,97 +4489,119 @@
           </w:tcPr>
           <w:p>
             <w:pPr>
-              <w:jc w:val="both"/>
-              <w:rPr>
-                <w:i w:val="1"/>
-                <w:iCs w:val="1"/>
-                <w:color w:val="674ea7"/>
-                <w:sz w:val="20"/>
-                <w:szCs w:val="20"/>
-              </w:rPr>
-            </w:pPr>
-            <w:r>
-              <w:rPr>
-                <w:i w:val="1"/>
-                <w:iCs w:val="1"/>
-                <w:color w:val="674ea7"/>
-                <w:sz w:val="20"/>
-                <w:szCs w:val="20"/>
-                <w:rtl w:val="0"/>
-              </w:rPr>
-              <w:t xml:space="preserve">Implementar capas de automatización mediante análisis estático (SAST) para identificar patrones de código peligrosos y análisis de composición (SCA) para detectar vulnerabilidades conocidas (CVEs) en paquetes de terceros.</w:t>
-            </w:r>
-          </w:p>
-          <w:p>
-            <w:pPr>
-              <w:spacing w:line="276" w:lineRule="auto"/>
-              <w:jc w:val="both"/>
-              <w:rPr>
-                <w:i w:val="1"/>
-                <w:iCs w:val="1"/>
-                <w:color w:val="674ea7"/>
-                <w:sz w:val="20"/>
-                <w:szCs w:val="20"/>
-              </w:rPr>
-            </w:pPr>
-            <w:r>
-              <w:rPr>
-                <w:i w:val="1"/>
-                <w:iCs w:val="1"/>
-                <w:color w:val="674ea7"/>
-                <w:sz w:val="20"/>
-                <w:szCs w:val="20"/>
-                <w:rtl w:val="0"/>
-              </w:rPr>
-              <w:t xml:space="preserve">Integrar escáneres dedicados a la detección de secretos para localizar credenciales y datos sensibles expuestos en el código fuente y en el historial de control de versiones.</w:t>
-            </w:r>
-          </w:p>
-          <w:p>
-            <w:pPr>
-              <w:spacing w:line="276" w:lineRule="auto"/>
-              <w:jc w:val="both"/>
-              <w:rPr>
-                <w:i w:val="1"/>
-                <w:iCs w:val="1"/>
-                <w:color w:val="674ea7"/>
-                <w:sz w:val="20"/>
-                <w:szCs w:val="20"/>
-              </w:rPr>
-            </w:pPr>
-            <w:r>
-              <w:rPr>
-                <w:i w:val="1"/>
-                <w:iCs w:val="1"/>
-                <w:color w:val="674ea7"/>
-                <w:sz w:val="20"/>
-                <w:szCs w:val="20"/>
-                <w:rtl w:val="0"/>
-              </w:rPr>
-              <w:t xml:space="preserve">Clasificar los hallazgos de seguridad detectados asignándoles un nivel de severidad (Crítico, Alto, Medio, Bajo o Informacional) para facilitar la priorización de su remediación.</w:t>
-            </w:r>
-          </w:p>
-          <w:p>
-            <w:pPr>
-              <w:spacing w:line="276" w:lineRule="auto"/>
-              <w:jc w:val="both"/>
-              <w:rPr>
-                <w:i w:val="1"/>
-                <w:iCs w:val="1"/>
-                <w:color w:val="674ea7"/>
-                <w:sz w:val="20"/>
-                <w:szCs w:val="20"/>
-              </w:rPr>
-            </w:pPr>
-            <w:r>
-              <w:rPr>
-                <w:i w:val="1"/>
-                <w:iCs w:val="1"/>
-                <w:color w:val="674ea7"/>
-                <w:sz w:val="20"/>
-                <w:szCs w:val="20"/>
-                <w:rtl w:val="0"/>
-              </w:rPr>
-              <w:t xml:space="preserve">Generar reportes de resultados que mapeen cada hallazgo técnico con el Top 10 de OWASP, los identificadores CWE y los controles del anexo A de la norma ISO/IEC 27001:2022.</w:t>
+              <w:numPr>
+                <w:ilvl w:val="0"/>
+                <w:numId w:val="1"/>
+              </w:numPr>
+              <w:spacing w:after="0" w:afterAutospacing="0" w:before="240" w:line="276" w:lineRule="auto"/>
+              <w:ind w:left="720" w:hanging="360"/>
+              <w:rPr>
+                <w:i w:val="1"/>
+                <w:iCs w:val="1"/>
+                <w:color w:val="674ea7"/>
+                <w:sz w:val="20"/>
+                <w:szCs w:val="20"/>
+              </w:rPr>
+            </w:pPr>
+            <w:r>
+              <w:rPr>
+                <w:i w:val="1"/>
+                <w:iCs w:val="1"/>
+                <w:color w:val="674ea7"/>
+                <w:sz w:val="20"/>
+                <w:szCs w:val="20"/>
+                <w:rtl w:val="0"/>
+              </w:rPr>
+              <w:t xml:space="preserve">Apoyar la elaboración de los informes para el directorio.</w:t>
+            </w:r>
+          </w:p>
+          <w:p>
+            <w:pPr>
+              <w:numPr>
+                <w:ilvl w:val="0"/>
+                <w:numId w:val="1"/>
+              </w:numPr>
+              <w:spacing w:after="0" w:afterAutospacing="0" w:before="0" w:beforeAutospacing="0" w:line="276" w:lineRule="auto"/>
+              <w:ind w:left="720" w:hanging="360"/>
+              <w:rPr>
+                <w:i w:val="1"/>
+                <w:iCs w:val="1"/>
+                <w:color w:val="674ea7"/>
+                <w:sz w:val="20"/>
+                <w:szCs w:val="20"/>
+              </w:rPr>
+            </w:pPr>
+            <w:r>
+              <w:rPr>
+                <w:i w:val="1"/>
+                <w:iCs w:val="1"/>
+                <w:color w:val="674ea7"/>
+                <w:sz w:val="20"/>
+                <w:szCs w:val="20"/>
+                <w:rtl w:val="0"/>
+              </w:rPr>
+              <w:t xml:space="preserve">Ayudar en la construcción de las memorias de la empresa.</w:t>
+            </w:r>
+          </w:p>
+          <w:p>
+            <w:pPr>
+              <w:numPr>
+                <w:ilvl w:val="0"/>
+                <w:numId w:val="1"/>
+              </w:numPr>
+              <w:spacing w:after="0" w:afterAutospacing="0" w:before="0" w:beforeAutospacing="0" w:line="276" w:lineRule="auto"/>
+              <w:ind w:left="720" w:hanging="360"/>
+              <w:rPr>
+                <w:i w:val="1"/>
+                <w:iCs w:val="1"/>
+                <w:color w:val="674ea7"/>
+                <w:sz w:val="20"/>
+                <w:szCs w:val="20"/>
+              </w:rPr>
+            </w:pPr>
+            <w:r>
+              <w:rPr>
+                <w:i w:val="1"/>
+                <w:iCs w:val="1"/>
+                <w:color w:val="674ea7"/>
+                <w:sz w:val="20"/>
+                <w:szCs w:val="20"/>
+                <w:rtl w:val="0"/>
+              </w:rPr>
+              <w:t xml:space="preserve">Detectar posibles observaciones, riesgos o preguntas que podrían realizar los directores, para que el gerente llegue preparado.</w:t>
+            </w:r>
+          </w:p>
+          <w:p>
+            <w:pPr>
+              <w:numPr>
+                <w:ilvl w:val="0"/>
+                <w:numId w:val="1"/>
+              </w:numPr>
+              <w:spacing w:after="240" w:before="0" w:beforeAutospacing="0" w:line="276" w:lineRule="auto"/>
+              <w:ind w:left="720" w:hanging="360"/>
+              <w:rPr>
+                <w:i w:val="1"/>
+                <w:iCs w:val="1"/>
+                <w:color w:val="674ea7"/>
+                <w:sz w:val="20"/>
+                <w:szCs w:val="20"/>
+              </w:rPr>
+            </w:pPr>
+            <w:r>
+              <w:rPr>
+                <w:i w:val="1"/>
+                <w:iCs w:val="1"/>
+                <w:color w:val="674ea7"/>
+                <w:sz w:val="20"/>
+                <w:szCs w:val="20"/>
+                <w:rtl w:val="0"/>
+              </w:rPr>
+              <w:t xml:space="preserve">Obtener y organizar información relevante sobre la competencia para apoyar la discusión estratégica.</w:t>
+            </w:r>
+            <w:r>
+              <w:rPr>
+                <w:rtl w:val="0"/>
+              </w:rPr>
             </w:r>
           </w:p>
         </w:tc>
@@ -3992,7 +4715,6 @@
             <w:pPr>
               <w:keepNext w:val="0"/>
               <w:keepLines w:val="0"/>
-              <w:pageBreakBefore w:val="0"/>
               <w:widowControl w:val="1"/>
               <w:pBdr>
                 <w:top w:space="0" w:sz="0" w:val="nil"/>
@@ -4129,8 +4851,6 @@
               <w:spacing w:after="240" w:before="240" w:lineRule="auto"/>
               <w:jc w:val="both"/>
               <w:rPr>
-                <w:b w:val="1"/>
-                <w:bCs w:val="1"/>
                 <w:color w:val="351c75"/>
                 <w:sz w:val="20"/>
                 <w:szCs w:val="20"/>
@@ -4138,14 +4858,32 @@
             </w:pPr>
             <w:r>
               <w:rPr>
-                <w:b w:val="1"/>
-                <w:bCs w:val="1"/>
                 <w:color w:val="351c75"/>
                 <w:sz w:val="20"/>
                 <w:szCs w:val="20"/>
                 <w:rtl w:val="0"/>
               </w:rPr>
-              <w:t xml:space="preserve">Para el desarrollo del proyecto se emplea la metodología ágil Scrum, ya que permite organizar el trabajo de forma iterativa e incremental, facilitando la planificación, el seguimiento de las actividades y la entrega continua de funcionalidades del Producto Mínimo Viable (MVP).</w:t>
+              <w:t xml:space="preserve">Para el desarrollo del proyecto </w:t>
+            </w:r>
+            <w:r>
+              <w:rPr>
+                <w:b w:val="1"/>
+                <w:bCs w:val="1"/>
+                <w:color w:val="351c75"/>
+                <w:sz w:val="20"/>
+                <w:szCs w:val="20"/>
+                <w:rtl w:val="0"/>
+              </w:rPr>
+              <w:t xml:space="preserve">Directa</w:t>
+            </w:r>
+            <w:r>
+              <w:rPr>
+                <w:color w:val="351c75"/>
+                <w:sz w:val="20"/>
+                <w:szCs w:val="20"/>
+                <w:rtl w:val="0"/>
+              </w:rPr>
+              <w:t xml:space="preserve"> se emplea la metodología ágil Scrum, ya que permite organizar el trabajo de forma iterativa e incremental, facilitando la planificación, el seguimiento de las actividades y la entrega continua de funcionalidades del Producto Mínimo Viable (MVP).</w:t>
             </w:r>
           </w:p>
           <w:p>
@@ -4153,8 +4891,6 @@
               <w:spacing w:after="240" w:before="240" w:lineRule="auto"/>
               <w:jc w:val="both"/>
               <w:rPr>
-                <w:b w:val="1"/>
-                <w:bCs w:val="1"/>
                 <w:color w:val="351c75"/>
                 <w:sz w:val="20"/>
                 <w:szCs w:val="20"/>
@@ -4162,14 +4898,32 @@
             </w:pPr>
             <w:r>
               <w:rPr>
-                <w:b w:val="1"/>
-                <w:bCs w:val="1"/>
                 <w:color w:val="351c75"/>
                 <w:sz w:val="20"/>
                 <w:szCs w:val="20"/>
                 <w:rtl w:val="0"/>
               </w:rPr>
-              <w:t xml:space="preserve">El proyecto se desarrollará mediante Sprints, considerando las etapas de levantamiento de requerimientos, diseño de la solución, desarrollo de la plataforma, integración de herramientas de análisis de seguridad, ejecución de pruebas y validación de la solución. Al finalizar cada Sprint se revisarán los avances y se definirán las mejoras necesarias para la siguiente iteración.</w:t>
+              <w:t xml:space="preserve">El proyecto se desarrollará mediante Sprints, considerando las etapas de levantamiento de requerimientos, diseño de la solución, desarrollo de la plataforma, </w:t>
+            </w:r>
+            <w:r>
+              <w:rPr>
+                <w:b w:val="1"/>
+                <w:bCs w:val="1"/>
+                <w:color w:val="351c75"/>
+                <w:sz w:val="20"/>
+                <w:szCs w:val="20"/>
+                <w:rtl w:val="0"/>
+              </w:rPr>
+              <w:t xml:space="preserve">implementación de la base de datos vectorial, integración de los agentes de Inteligencia Artificial para el análisis de documentos</w:t>
+            </w:r>
+            <w:r>
+              <w:rPr>
+                <w:color w:val="351c75"/>
+                <w:sz w:val="20"/>
+                <w:szCs w:val="20"/>
+                <w:rtl w:val="0"/>
+              </w:rPr>
+              <w:t xml:space="preserve">, ejecución de pruebas y validación de la solución. Al finalizar cada Sprint se revisarán los avances y se definirán las mejoras necesarias para la siguiente iteración.</w:t>
             </w:r>
           </w:p>
           <w:p>
@@ -4177,8 +4931,6 @@
               <w:spacing w:after="240" w:before="240" w:lineRule="auto"/>
               <w:jc w:val="both"/>
               <w:rPr>
-                <w:b w:val="1"/>
-                <w:bCs w:val="1"/>
                 <w:color w:val="351c75"/>
                 <w:sz w:val="20"/>
                 <w:szCs w:val="20"/>
@@ -4186,8 +4938,6 @@
             </w:pPr>
             <w:r>
               <w:rPr>
-                <w:b w:val="1"/>
-                <w:bCs w:val="1"/>
                 <w:color w:val="351c75"/>
                 <w:sz w:val="20"/>
                 <w:szCs w:val="20"/>
@@ -4200,10 +4950,11 @@
             <w:pPr>
               <w:numPr>
                 <w:ilvl w:val="0"/>
-                <w:numId w:val="1"/>
+                <w:numId w:val="2"/>
               </w:numPr>
-              <w:spacing w:after="200" w:before="240" w:lineRule="auto"/>
+              <w:spacing w:after="0" w:afterAutospacing="0" w:before="240" w:lineRule="auto"/>
               <w:ind w:left="720" w:hanging="360"/>
+              <w:jc w:val="both"/>
               <w:rPr>
                 <w:color w:val="351c75"/>
                 <w:sz w:val="20"/>
@@ -4219,7 +4970,7 @@
                 <w:szCs w:val="20"/>
                 <w:rtl w:val="0"/>
               </w:rPr>
-              <w:t xml:space="preserve">Ignacio González Product Owner: </w:t>
+              <w:t xml:space="preserve">Ignacio González (Product Owner):</w:t>
             </w:r>
             <w:r>
               <w:rPr>
@@ -4228,17 +4979,58 @@
                 <w:szCs w:val="20"/>
                 <w:rtl w:val="0"/>
               </w:rPr>
-              <w:t xml:space="preserve">Responsable de definir y priorizar los requerimientos del producto, gestionar el Product Backlog y asegurar que el desarrollo responda a las necesidades del proyecto.</w:t>
+              <w:t xml:space="preserve"> Responsable de definir y priorizar los requerimientos del producto, gestionar el Product Backlog y asegurar que el desarrollo del </w:t>
+            </w:r>
+            <w:r>
+              <w:rPr>
+                <w:b w:val="1"/>
+                <w:bCs w:val="1"/>
+                <w:color w:val="351c75"/>
+                <w:sz w:val="20"/>
+                <w:szCs w:val="20"/>
+                <w:rtl w:val="0"/>
+              </w:rPr>
+              <w:t xml:space="preserve">Módulo del Gerente General</w:t>
+            </w:r>
+            <w:r>
+              <w:rPr>
+                <w:color w:val="351c75"/>
+                <w:sz w:val="20"/>
+                <w:szCs w:val="20"/>
+                <w:rtl w:val="0"/>
+              </w:rPr>
+              <w:t xml:space="preserve"> responda a las necesidades de preparación para las reuniones de directorio de </w:t>
+            </w:r>
+            <w:r>
+              <w:rPr>
+                <w:b w:val="1"/>
+                <w:bCs w:val="1"/>
+                <w:color w:val="351c75"/>
+                <w:sz w:val="20"/>
+                <w:szCs w:val="20"/>
+                <w:rtl w:val="0"/>
+              </w:rPr>
+              <w:t xml:space="preserve">Directa</w:t>
+            </w:r>
+            <w:r>
+              <w:rPr>
+                <w:color w:val="351c75"/>
+                <w:sz w:val="20"/>
+                <w:szCs w:val="20"/>
+                <w:rtl w:val="0"/>
+              </w:rPr>
+              <w:t xml:space="preserve">.</w:t>
             </w:r>
           </w:p>
           <w:p>
             <w:pPr>
               <w:numPr>
                 <w:ilvl w:val="0"/>
-                <w:numId w:val="1"/>
+                <w:numId w:val="2"/>
               </w:numPr>
-              <w:spacing w:after="200" w:before="0" w:lineRule="auto"/>
+              <w:spacing w:after="0" w:afterAutospacing="0" w:before="0" w:beforeAutospacing="0" w:lineRule="auto"/>
               <w:ind w:left="720" w:hanging="360"/>
+              <w:jc w:val="both"/>
               <w:rPr>
                 <w:color w:val="351c75"/>
                 <w:sz w:val="20"/>
@@ -4254,7 +5046,7 @@
                 <w:szCs w:val="20"/>
                 <w:rtl w:val="0"/>
               </w:rPr>
-              <w:t xml:space="preserve">Rodrigo Bello  Scrum Master</w:t>
+              <w:t xml:space="preserve">Rodrigo Bello (Scrum Master):</w:t>
             </w:r>
             <w:r>
               <w:rPr>
@@ -4263,17 +5055,18 @@
                 <w:szCs w:val="20"/>
                 <w:rtl w:val="0"/>
               </w:rPr>
-              <w:t xml:space="preserve">: Responsable de coordinar la aplicación de la metodología Scrum, facilitar las reuniones del equipo, dar seguimiento al avance del proyecto y apoyar la resolución de impedimentos.</w:t>
+              <w:t xml:space="preserve"> Responsable de coordinar la aplicación de la metodología Scrum, facilitar las reuniones del equipo, dar seguimiento al avance de los hitos técnicos (como la base de datos y la dockerización) y apoyar la resolución de impedimentos.</w:t>
             </w:r>
           </w:p>
           <w:p>
             <w:pPr>
               <w:numPr>
                 <w:ilvl w:val="0"/>
-                <w:numId w:val="1"/>
+                <w:numId w:val="2"/>
               </w:numPr>
-              <w:spacing w:after="200" w:before="0" w:lineRule="auto"/>
+              <w:spacing w:after="0" w:afterAutospacing="0" w:before="0" w:beforeAutospacing="0" w:lineRule="auto"/>
               <w:ind w:left="720" w:hanging="360"/>
+              <w:jc w:val="both"/>
               <w:rPr>
                 <w:color w:val="351c75"/>
                 <w:sz w:val="20"/>
@@ -4289,7 +5082,7 @@
                 <w:szCs w:val="20"/>
                 <w:rtl w:val="0"/>
               </w:rPr>
-              <w:t xml:space="preserve">Javiera Villalobos  Developer FrontEnd:</w:t>
+              <w:t xml:space="preserve">Javiera Villalobos (Developer FrontEnd):</w:t>
             </w:r>
             <w:r>
               <w:rPr>
@@ -4298,17 +5091,18 @@
                 <w:szCs w:val="20"/>
                 <w:rtl w:val="0"/>
               </w:rPr>
-              <w:t xml:space="preserve"> Responsable del diseño e implementación de la interfaz de usuario, garantizando una experiencia de uso intuitiva y la correcta integración con los servicios del sistema.</w:t>
+              <w:t xml:space="preserve"> Responsable del diseño e implementación de la interfaz de usuario del módulo, garantizando una experiencia de uso intuitiva para la carga de los informes corporativos y la correcta visualización de las respuestas y alertas generadas por la IA.</w:t>
             </w:r>
           </w:p>
           <w:p>
             <w:pPr>
               <w:numPr>
                 <w:ilvl w:val="0"/>
-                <w:numId w:val="1"/>
+                <w:numId w:val="2"/>
               </w:numPr>
-              <w:spacing w:after="200" w:before="240" w:lineRule="auto"/>
+              <w:spacing w:after="240" w:before="0" w:beforeAutospacing="0" w:lineRule="auto"/>
               <w:ind w:left="720" w:hanging="360"/>
+              <w:jc w:val="both"/>
               <w:rPr>
                 <w:color w:val="351c75"/>
                 <w:sz w:val="20"/>
@@ -4324,7 +5118,7 @@
                 <w:szCs w:val="20"/>
                 <w:rtl w:val="0"/>
               </w:rPr>
-              <w:t xml:space="preserve">Benjamín Gutiérrez  Developer BackEnd:</w:t>
+              <w:t xml:space="preserve">Benjamín Gutiérrez (Developer BackEnd):</w:t>
             </w:r>
             <w:r>
               <w:rPr>
@@ -4333,20 +5127,8 @@
                 <w:szCs w:val="20"/>
                 <w:rtl w:val="0"/>
               </w:rPr>
-              <w:t xml:space="preserve"> Responsable del desarrollo de la lógica del sistema, la integración de las herramientas de análisis de seguridad, la gestión de la base de datos y el desarrollo de los servicios requeridos por la plataforma.</w:t>
-            </w:r>
-          </w:p>
-          <w:p>
-            <w:pPr>
-              <w:jc w:val="both"/>
-              <w:rPr>
-                <w:i w:val="1"/>
-                <w:iCs w:val="1"/>
-                <w:color w:val="548dd4"/>
-                <w:sz w:val="20"/>
-                <w:szCs w:val="20"/>
-              </w:rPr>
-            </w:pPr>
+              <w:t xml:space="preserve"> Responsable del desarrollo de la lógica del sistema, la gestión de la base de datos (relacional y vectorial en Supabase), y la orquestación de los 14 agentes de inteligencia artificial utilizando LangChain y los modelos de NVIDIA.</w:t>
+            </w:r>
             <w:r>
               <w:rPr>
                 <w:rtl w:val="0"/>
@@ -4557,7 +5339,6 @@
             <w:pPr>
               <w:keepNext w:val="0"/>
               <w:keepLines w:val="0"/>
-              <w:pageBreakBefore w:val="0"/>
               <w:widowControl w:val="1"/>
               <w:pBdr>
                 <w:top w:space="0" w:sz="0" w:val="nil"/>
@@ -4614,7 +5395,6 @@
             <w:pPr>
               <w:keepNext w:val="0"/>
               <w:keepLines w:val="0"/>
-              <w:pageBreakBefore w:val="0"/>
               <w:widowControl w:val="1"/>
               <w:pBdr>
                 <w:top w:space="0" w:sz="0" w:val="nil"/>
@@ -4676,7 +5456,6 @@
             <w:pPr>
               <w:keepNext w:val="0"/>
               <w:keepLines w:val="0"/>
-              <w:pageBreakBefore w:val="0"/>
               <w:widowControl w:val="1"/>
               <w:pBdr>
                 <w:top w:space="0" w:sz="0" w:val="nil"/>
@@ -4738,7 +5517,6 @@
             <w:pPr>
               <w:keepNext w:val="0"/>
               <w:keepLines w:val="0"/>
-              <w:pageBreakBefore w:val="0"/>
               <w:widowControl w:val="1"/>
               <w:pBdr>
                 <w:top w:space="0" w:sz="0" w:val="nil"/>
@@ -4800,7 +5578,6 @@
             <w:pPr>
               <w:keepNext w:val="0"/>
               <w:keepLines w:val="0"/>
-              <w:pageBreakBefore w:val="0"/>
               <w:widowControl w:val="1"/>
               <w:pBdr>
                 <w:top w:space="0" w:sz="0" w:val="nil"/>
@@ -4906,7 +5683,6 @@
             <w:pPr>
               <w:keepNext w:val="0"/>
               <w:keepLines w:val="0"/>
-              <w:pageBreakBefore w:val="0"/>
               <w:widowControl w:val="1"/>
               <w:pBdr>
                 <w:top w:space="0" w:sz="0" w:val="nil"/>
@@ -4924,162 +5700,25 @@
               <w:ind w:right="0"/>
               <w:jc w:val="center"/>
               <w:rPr>
-                <w:i w:val="0"/>
-                <w:iCs w:val="0"/>
-                <w:smallCaps w:val="0"/>
-                <w:strike w:val="0"/>
-                <w:color w:val="674ea7"/>
-                <w:sz w:val="20"/>
-                <w:szCs w:val="20"/>
-                <w:u w:val="none"/>
-                <w:shd w:fill="auto" w:val="clear"/>
-                <w:vertAlign w:val="baseline"/>
-              </w:rPr>
-            </w:pPr>
-            <w:r>
-              <w:rPr>
-                <w:color w:val="674ea7"/>
-                <w:sz w:val="20"/>
-                <w:szCs w:val="20"/>
-                <w:rtl w:val="0"/>
-              </w:rPr>
-              <w:t xml:space="preserve">Product Backlog y Sprint Backlog inicial </w:t>
-            </w:r>
-            <w:r>
-              <w:rPr>
-                <w:rtl w:val="0"/>
-              </w:rPr>
-            </w:r>
-          </w:p>
-        </w:tc>
-        <w:tc>
-          <w:tcPr/>
-          <w:p>
-            <w:pPr>
-              <w:spacing w:after="0" w:line="240" w:lineRule="auto"/>
-              <w:jc w:val="both"/>
-              <w:rPr>
-                <w:i w:val="1"/>
-                <w:iCs w:val="1"/>
-                <w:color w:val="674ea7"/>
-                <w:sz w:val="20"/>
-                <w:szCs w:val="20"/>
-              </w:rPr>
-            </w:pPr>
-            <w:r>
-              <w:rPr>
-                <w:i w:val="1"/>
-                <w:iCs w:val="1"/>
-                <w:color w:val="674ea7"/>
-                <w:sz w:val="20"/>
-                <w:szCs w:val="20"/>
-                <w:rtl w:val="0"/>
-              </w:rPr>
-              <w:t xml:space="preserve">Documento o tablero con las historias de usuario priorizadas y las tareas del primer sprint asignadas a Rodrigo, Ignacio, Benjamín y Javiera. </w:t>
-            </w:r>
-          </w:p>
-        </w:tc>
-        <w:tc>
-          <w:tcPr/>
+                <w:color w:val="674ea7"/>
+                <w:sz w:val="20"/>
+                <w:szCs w:val="20"/>
+              </w:rPr>
+            </w:pPr>
+            <w:r>
+              <w:rPr>
+                <w:color w:val="674ea7"/>
+                <w:sz w:val="20"/>
+                <w:szCs w:val="20"/>
+                <w:rtl w:val="0"/>
+              </w:rPr>
+              <w:t xml:space="preserve">Product Backlog y Sprint Backlog Inicial</w:t>
+            </w:r>
+          </w:p>
           <w:p>
             <w:pPr>
               <w:keepNext w:val="0"/>
               <w:keepLines w:val="0"/>
-              <w:pageBreakBefore w:val="0"/>
-              <w:widowControl w:val="1"/>
-              <w:pBdr>
-                <w:top w:space="0" w:sz="0" w:val="nil"/>
-                <w:left w:space="0" w:sz="0" w:val="nil"/>
-                <w:bottom w:space="0" w:sz="0" w:val="nil"/>
-                <w:right w:space="0" w:sz="0" w:val="nil"/>
-                <w:between w:space="0" w:sz="0" w:val="nil"/>
-              </w:pBdr>
-              <w:shd w:fill="auto" w:val="clear"/>
-              <w:tabs>
-                <w:tab w:val="center" w:leader="none" w:pos="4419"/>
-                <w:tab w:val="right" w:leader="none" w:pos="8838"/>
-              </w:tabs>
-              <w:spacing w:after="0" w:before="0" w:line="240" w:lineRule="auto"/>
-              <w:ind w:right="0"/>
-              <w:jc w:val="both"/>
-              <w:rPr>
-                <w:i w:val="0"/>
-                <w:iCs w:val="0"/>
-                <w:smallCaps w:val="0"/>
-                <w:strike w:val="0"/>
-                <w:color w:val="674ea7"/>
-                <w:sz w:val="20"/>
-                <w:szCs w:val="20"/>
-                <w:u w:val="none"/>
-                <w:shd w:fill="auto" w:val="clear"/>
-                <w:vertAlign w:val="baseline"/>
-              </w:rPr>
-            </w:pPr>
-            <w:r>
-              <w:rPr>
-                <w:color w:val="674ea7"/>
-                <w:sz w:val="20"/>
-                <w:szCs w:val="20"/>
-                <w:rtl w:val="0"/>
-              </w:rPr>
-              <w:t xml:space="preserve">Demuestra la planificación inicial ágil y cómo el equipo distribuye la carga de trabajo de lunes a viernes, optimizando el tiempo para mitigar la menor disponibilidad los fines de semana. </w:t>
-            </w:r>
-            <w:r>
-              <w:rPr>
-                <w:rtl w:val="0"/>
-              </w:rPr>
-            </w:r>
-          </w:p>
-        </w:tc>
-      </w:tr>
-      <w:tr>
-        <w:trPr>
-          <w:cantSplit w:val="0"/>
-          <w:trHeight w:val="1171.5624999999998" w:hRule="atLeast"/>
-          <w:tblHeader w:val="0"/>
-        </w:trPr>
-        <w:tc>
-          <w:tcPr/>
-          <w:p>
-            <w:pPr>
-              <w:spacing w:after="0" w:line="240" w:lineRule="auto"/>
-              <w:jc w:val="center"/>
-              <w:rPr>
-                <w:i w:val="0"/>
-                <w:iCs w:val="0"/>
-                <w:smallCaps w:val="0"/>
-                <w:strike w:val="0"/>
-                <w:color w:val="674ea7"/>
-                <w:sz w:val="20"/>
-                <w:szCs w:val="20"/>
-                <w:u w:val="none"/>
-                <w:shd w:fill="auto" w:val="clear"/>
-                <w:vertAlign w:val="baseline"/>
-              </w:rPr>
-            </w:pPr>
-            <w:r>
-              <w:rPr>
-                <w:color w:val="674ea7"/>
-                <w:sz w:val="20"/>
-                <w:szCs w:val="20"/>
-                <w:rtl w:val="0"/>
-              </w:rPr>
-              <w:t xml:space="preserve">Avance</w:t>
-            </w:r>
-            <w:r>
-              <w:rPr>
-                <w:rtl w:val="0"/>
-              </w:rPr>
-            </w:r>
-          </w:p>
-        </w:tc>
-        <w:tc>
-          <w:tcPr/>
-          <w:p>
-            <w:pPr>
-              <w:keepNext w:val="0"/>
-              <w:keepLines w:val="0"/>
-              <w:pageBreakBefore w:val="0"/>
               <w:widowControl w:val="1"/>
               <w:pBdr>
                 <w:top w:space="0" w:sz="0" w:val="nil"/>
@@ -5097,6 +5736,105 @@
               <w:ind w:right="0"/>
               <w:jc w:val="center"/>
               <w:rPr>
+                <w:color w:val="674ea7"/>
+                <w:sz w:val="20"/>
+                <w:szCs w:val="20"/>
+              </w:rPr>
+            </w:pPr>
+            <w:r>
+              <w:rPr>
+                <w:rtl w:val="0"/>
+              </w:rPr>
+            </w:r>
+          </w:p>
+        </w:tc>
+        <w:tc>
+          <w:tcPr>
+            <w:shd w:fill="auto" w:val="clear"/>
+            <w:tcMar>
+              <w:top w:w="120.0" w:type="dxa"/>
+              <w:left w:w="120.0" w:type="dxa"/>
+              <w:bottom w:w="120.0" w:type="dxa"/>
+              <w:right w:w="120.0" w:type="dxa"/>
+            </w:tcMar>
+            <w:vAlign w:val="top"/>
+          </w:tcPr>
+          <w:p>
+            <w:pPr>
+              <w:widowControl w:val="0"/>
+              <w:spacing w:after="0" w:line="240" w:lineRule="auto"/>
+              <w:rPr>
+                <w:i w:val="1"/>
+                <w:iCs w:val="1"/>
+                <w:color w:val="674ea7"/>
+                <w:sz w:val="20"/>
+                <w:szCs w:val="20"/>
+              </w:rPr>
+            </w:pPr>
+            <w:r>
+              <w:rPr>
+                <w:i w:val="1"/>
+                <w:iCs w:val="1"/>
+                <w:color w:val="674ea7"/>
+                <w:sz w:val="20"/>
+                <w:szCs w:val="20"/>
+                <w:rtl w:val="0"/>
+              </w:rPr>
+              <w:t xml:space="preserve">Documentación y tablero de historias de usuario priorizadas (HU-01 a HU-11) organizadas en épicas de informes, memorias, sesiones y competencia, estimadas en Story Points.</w:t>
+            </w:r>
+          </w:p>
+        </w:tc>
+        <w:tc>
+          <w:tcPr>
+            <w:shd w:fill="auto" w:val="clear"/>
+            <w:tcMar>
+              <w:top w:w="120.0" w:type="dxa"/>
+              <w:left w:w="120.0" w:type="dxa"/>
+              <w:bottom w:w="120.0" w:type="dxa"/>
+              <w:right w:w="120.0" w:type="dxa"/>
+            </w:tcMar>
+            <w:vAlign w:val="top"/>
+          </w:tcPr>
+          <w:p>
+            <w:pPr>
+              <w:widowControl w:val="0"/>
+              <w:spacing w:after="0" w:line="240" w:lineRule="auto"/>
+              <w:rPr>
+                <w:color w:val="674ea7"/>
+                <w:sz w:val="20"/>
+                <w:szCs w:val="20"/>
+              </w:rPr>
+            </w:pPr>
+            <w:r>
+              <w:rPr>
+                <w:color w:val="674ea7"/>
+                <w:sz w:val="20"/>
+                <w:szCs w:val="20"/>
+                <w:rtl w:val="0"/>
+              </w:rPr>
+              <w:t xml:space="preserve">Demuestra la planificación ágil, la estructuración de requerimientos según valor de negocio y la asignación transparente de carga entre los integrantes.</w:t>
+            </w:r>
+            <w:r>
+              <w:rPr>
+                <w:rtl w:val="0"/>
+              </w:rPr>
+            </w:r>
+          </w:p>
+        </w:tc>
+      </w:tr>
+      <w:tr>
+        <w:trPr>
+          <w:cantSplit w:val="0"/>
+          <w:trHeight w:val="1171.5624999999998" w:hRule="atLeast"/>
+          <w:tblHeader w:val="0"/>
+        </w:trPr>
+        <w:tc>
+          <w:tcPr/>
+          <w:p>
+            <w:pPr>
+              <w:spacing w:after="0" w:line="240" w:lineRule="auto"/>
+              <w:jc w:val="center"/>
+              <w:rPr>
                 <w:i w:val="0"/>
                 <w:iCs w:val="0"/>
                 <w:smallCaps w:val="0"/>
@@ -5116,90 +5854,113 @@
                 <w:szCs w:val="20"/>
                 <w:rtl w:val="0"/>
               </w:rPr>
-              <w:t xml:space="preserve">Diseño de Arquitectura y Prototipo de Interfaz</w:t>
-            </w:r>
-            <w:r>
-              <w:rPr>
-                <w:rtl w:val="0"/>
-              </w:rPr>
-            </w:r>
-          </w:p>
-        </w:tc>
-        <w:tc>
-          <w:tcPr/>
-          <w:p>
-            <w:pPr>
-              <w:tabs>
-                <w:tab w:val="center" w:leader="none" w:pos="4419"/>
-                <w:tab w:val="right" w:leader="none" w:pos="8838"/>
-              </w:tabs>
+              <w:t xml:space="preserve">Avance</w:t>
+            </w:r>
+            <w:r>
+              <w:rPr>
+                <w:rtl w:val="0"/>
+              </w:rPr>
+            </w:r>
+          </w:p>
+        </w:tc>
+        <w:tc>
+          <w:tcPr>
+            <w:shd w:fill="auto" w:val="clear"/>
+            <w:tcMar>
+              <w:top w:w="120.0" w:type="dxa"/>
+              <w:left w:w="120.0" w:type="dxa"/>
+              <w:bottom w:w="120.0" w:type="dxa"/>
+              <w:right w:w="120.0" w:type="dxa"/>
+            </w:tcMar>
+            <w:vAlign w:val="top"/>
+          </w:tcPr>
+          <w:p>
+            <w:pPr>
+              <w:widowControl w:val="0"/>
               <w:spacing w:after="0" w:line="240" w:lineRule="auto"/>
-              <w:jc w:val="both"/>
-              <w:rPr>
-                <w:i w:val="0"/>
-                <w:iCs w:val="0"/>
-                <w:smallCaps w:val="0"/>
-                <w:strike w:val="0"/>
-                <w:color w:val="674ea7"/>
-                <w:sz w:val="20"/>
-                <w:szCs w:val="20"/>
-                <w:u w:val="none"/>
-                <w:shd w:fill="auto" w:val="clear"/>
-                <w:vertAlign w:val="baseline"/>
-              </w:rPr>
-            </w:pPr>
-            <w:r>
-              <w:rPr>
-                <w:color w:val="674ea7"/>
-                <w:sz w:val="20"/>
-                <w:szCs w:val="20"/>
-                <w:rtl w:val="0"/>
-              </w:rPr>
-              <w:t xml:space="preserve">Diagramas de integración para Semgrep, GitLeaks y Checkov, junto con wireframes o maquetas del dashboard web.</w:t>
-            </w:r>
-            <w:r>
-              <w:rPr>
-                <w:rtl w:val="0"/>
-              </w:rPr>
-            </w:r>
-          </w:p>
-        </w:tc>
-        <w:tc>
-          <w:tcPr/>
-          <w:p>
-            <w:pPr>
-              <w:tabs>
-                <w:tab w:val="center" w:leader="none" w:pos="4419"/>
-                <w:tab w:val="right" w:leader="none" w:pos="8838"/>
-              </w:tabs>
+              <w:jc w:val="center"/>
+              <w:rPr>
+                <w:color w:val="674ea7"/>
+                <w:sz w:val="20"/>
+                <w:szCs w:val="20"/>
+              </w:rPr>
+            </w:pPr>
+            <w:r>
+              <w:rPr>
+                <w:color w:val="674ea7"/>
+                <w:sz w:val="20"/>
+                <w:szCs w:val="20"/>
+                <w:rtl w:val="0"/>
+              </w:rPr>
+              <w:t xml:space="preserve">Diseño de Arquitectura Multi-Tenant y Prototipos de Interfaz</w:t>
+            </w:r>
+          </w:p>
+        </w:tc>
+        <w:tc>
+          <w:tcPr>
+            <w:shd w:fill="auto" w:val="clear"/>
+            <w:tcMar>
+              <w:top w:w="120.0" w:type="dxa"/>
+              <w:left w:w="120.0" w:type="dxa"/>
+              <w:bottom w:w="120.0" w:type="dxa"/>
+              <w:right w:w="120.0" w:type="dxa"/>
+            </w:tcMar>
+            <w:vAlign w:val="top"/>
+          </w:tcPr>
+          <w:p>
+            <w:pPr>
+              <w:widowControl w:val="0"/>
               <w:spacing w:after="0" w:line="240" w:lineRule="auto"/>
-              <w:jc w:val="both"/>
-              <w:rPr>
-                <w:i w:val="0"/>
-                <w:iCs w:val="0"/>
-                <w:smallCaps w:val="0"/>
-                <w:strike w:val="0"/>
-                <w:color w:val="674ea7"/>
-                <w:sz w:val="20"/>
-                <w:szCs w:val="20"/>
-                <w:u w:val="none"/>
-                <w:shd w:fill="auto" w:val="clear"/>
-                <w:vertAlign w:val="baseline"/>
-              </w:rPr>
-            </w:pPr>
-            <w:r>
-              <w:rPr>
-                <w:color w:val="674ea7"/>
-                <w:sz w:val="20"/>
-                <w:szCs w:val="20"/>
-                <w:rtl w:val="0"/>
-              </w:rPr>
-              <w:t xml:space="preserve">Visibiliza el trabajo de diseño técnico y la estructura de la plataforma antes de pasar a la fase intensiva de codificación. </w:t>
-            </w:r>
-            <w:r>
-              <w:rPr>
-                <w:rtl w:val="0"/>
-              </w:rPr>
+              <w:rPr>
+                <w:i w:val="1"/>
+                <w:iCs w:val="1"/>
+                <w:color w:val="674ea7"/>
+                <w:sz w:val="20"/>
+                <w:szCs w:val="20"/>
+              </w:rPr>
+            </w:pPr>
+            <w:r>
+              <w:rPr>
+                <w:i w:val="1"/>
+                <w:iCs w:val="1"/>
+                <w:color w:val="674ea7"/>
+                <w:sz w:val="20"/>
+                <w:szCs w:val="20"/>
+                <w:rtl w:val="0"/>
+              </w:rPr>
+              <w:t xml:space="preserve">Diagramas de aislamiento de datos RLS, arquitectura del pipeline de agentes de IA en FastAPI/LangChain y wireframes del dashboard/Modo Sala móvil.</w:t>
+            </w:r>
+          </w:p>
+        </w:tc>
+        <w:tc>
+          <w:tcPr>
+            <w:shd w:fill="auto" w:val="clear"/>
+            <w:tcMar>
+              <w:top w:w="120.0" w:type="dxa"/>
+              <w:left w:w="120.0" w:type="dxa"/>
+              <w:bottom w:w="120.0" w:type="dxa"/>
+              <w:right w:w="120.0" w:type="dxa"/>
+            </w:tcMar>
+            <w:vAlign w:val="top"/>
+          </w:tcPr>
+          <w:p>
+            <w:pPr>
+              <w:widowControl w:val="0"/>
+              <w:spacing w:after="0" w:line="240" w:lineRule="auto"/>
+              <w:rPr>
+                <w:color w:val="674ea7"/>
+                <w:sz w:val="20"/>
+                <w:szCs w:val="20"/>
+              </w:rPr>
+            </w:pPr>
+            <w:r>
+              <w:rPr>
+                <w:color w:val="674ea7"/>
+                <w:sz w:val="20"/>
+                <w:szCs w:val="20"/>
+                <w:rtl w:val="0"/>
+              </w:rPr>
+              <w:t xml:space="preserve">Visibiliza el diseño técnico, las capas de seguridad corporativa y la experiencia de usuario antes del desarrollo intensivo.</w:t>
             </w:r>
           </w:p>
         </w:tc>
@@ -5251,7 +6012,6 @@
             <w:pPr>
               <w:keepNext w:val="0"/>
               <w:keepLines w:val="0"/>
-              <w:pageBreakBefore w:val="0"/>
               <w:widowControl w:val="1"/>
               <w:pBdr>
                 <w:top w:space="0" w:sz="0" w:val="nil"/>
@@ -5298,101 +6058,70 @@
           </w:p>
         </w:tc>
         <w:tc>
-          <w:tcPr/>
-          <w:p>
-            <w:pPr>
-              <w:tabs>
-                <w:tab w:val="center" w:leader="none" w:pos="4419"/>
-                <w:tab w:val="right" w:leader="none" w:pos="8838"/>
-              </w:tabs>
+          <w:tcPr>
+            <w:shd w:fill="auto" w:val="clear"/>
+            <w:tcMar>
+              <w:top w:w="120.0" w:type="dxa"/>
+              <w:left w:w="120.0" w:type="dxa"/>
+              <w:bottom w:w="120.0" w:type="dxa"/>
+              <w:right w:w="120.0" w:type="dxa"/>
+            </w:tcMar>
+            <w:vAlign w:val="top"/>
+          </w:tcPr>
+          <w:p>
+            <w:pPr>
+              <w:widowControl w:val="0"/>
               <w:spacing w:after="0" w:line="240" w:lineRule="auto"/>
-              <w:jc w:val="both"/>
-              <w:rPr>
-                <w:i w:val="0"/>
-                <w:iCs w:val="0"/>
-                <w:smallCaps w:val="0"/>
-                <w:strike w:val="0"/>
-                <w:color w:val="674ea7"/>
-                <w:sz w:val="20"/>
-                <w:szCs w:val="20"/>
-                <w:u w:val="none"/>
-                <w:shd w:fill="auto" w:val="clear"/>
-                <w:vertAlign w:val="baseline"/>
-              </w:rPr>
-            </w:pPr>
-            <w:r>
-              <w:rPr>
-                <w:color w:val="674ea7"/>
-                <w:sz w:val="20"/>
-                <w:szCs w:val="20"/>
-                <w:rtl w:val="0"/>
-              </w:rPr>
-              <w:t xml:space="preserve">Actas breves o capturas que resuman los entregables presentados al final de cada sprint y los ajustes metodológicos acordados por el equipo.</w:t>
-            </w:r>
-            <w:r>
-              <w:rPr>
-                <w:rtl w:val="0"/>
-              </w:rPr>
-            </w:r>
-          </w:p>
-        </w:tc>
-        <w:tc>
-          <w:tcPr/>
-          <w:p>
-            <w:pPr>
-              <w:tabs>
-                <w:tab w:val="center" w:leader="none" w:pos="4419"/>
-                <w:tab w:val="right" w:leader="none" w:pos="8838"/>
-              </w:tabs>
+              <w:rPr>
+                <w:i w:val="1"/>
+                <w:iCs w:val="1"/>
+                <w:color w:val="674ea7"/>
+                <w:sz w:val="20"/>
+                <w:szCs w:val="20"/>
+              </w:rPr>
+            </w:pPr>
+            <w:r>
+              <w:rPr>
+                <w:i w:val="1"/>
+                <w:iCs w:val="1"/>
+                <w:color w:val="674ea7"/>
+                <w:sz w:val="20"/>
+                <w:szCs w:val="20"/>
+                <w:rtl w:val="0"/>
+              </w:rPr>
+              <w:t xml:space="preserve">Actas y registros de Sprint Reviews, Retrospectivas y métricas de velocidad del equipo al cierre de cada Sprint.</w:t>
+            </w:r>
+          </w:p>
+        </w:tc>
+        <w:tc>
+          <w:tcPr>
+            <w:shd w:fill="auto" w:val="clear"/>
+            <w:tcMar>
+              <w:top w:w="120.0" w:type="dxa"/>
+              <w:left w:w="120.0" w:type="dxa"/>
+              <w:bottom w:w="120.0" w:type="dxa"/>
+              <w:right w:w="120.0" w:type="dxa"/>
+            </w:tcMar>
+            <w:vAlign w:val="top"/>
+          </w:tcPr>
+          <w:p>
+            <w:pPr>
+              <w:widowControl w:val="0"/>
               <w:spacing w:after="0" w:line="240" w:lineRule="auto"/>
-              <w:jc w:val="both"/>
-              <w:rPr>
-                <w:color w:val="674ea7"/>
-                <w:sz w:val="20"/>
-                <w:szCs w:val="20"/>
-              </w:rPr>
-            </w:pPr>
-            <w:r>
-              <w:rPr>
-                <w:color w:val="674ea7"/>
-                <w:sz w:val="20"/>
-                <w:szCs w:val="20"/>
-                <w:rtl w:val="0"/>
-              </w:rPr>
-              <w:t xml:space="preserve">Evidencia la inspección y adaptación constante del proceso de desarrollo, demostrando la aplicación real de la metodología Scrum a lo largo del semestre. </w:t>
-            </w:r>
-          </w:p>
-          <w:p>
-            <w:pPr>
-              <w:keepNext w:val="0"/>
-              <w:keepLines w:val="0"/>
-              <w:pageBreakBefore w:val="0"/>
-              <w:widowControl w:val="1"/>
-              <w:pBdr>
-                <w:top w:space="0" w:sz="0" w:val="nil"/>
-                <w:left w:space="0" w:sz="0" w:val="nil"/>
-                <w:bottom w:space="0" w:sz="0" w:val="nil"/>
-                <w:right w:space="0" w:sz="0" w:val="nil"/>
-                <w:between w:space="0" w:sz="0" w:val="nil"/>
-              </w:pBdr>
-              <w:shd w:fill="auto" w:val="clear"/>
-              <w:tabs>
-                <w:tab w:val="center" w:leader="none" w:pos="4419"/>
-                <w:tab w:val="right" w:leader="none" w:pos="8838"/>
-              </w:tabs>
-              <w:spacing w:after="0" w:before="0" w:line="240" w:lineRule="auto"/>
-              <w:ind w:right="0"/>
-              <w:jc w:val="center"/>
-              <w:rPr>
-                <w:color w:val="674ea7"/>
-                <w:sz w:val="20"/>
-                <w:szCs w:val="20"/>
-              </w:rPr>
-            </w:pPr>
-            <w:r>
-              <w:rPr>
-                <w:rtl w:val="0"/>
-              </w:rPr>
+              <w:rPr>
+                <w:color w:val="674ea7"/>
+                <w:sz w:val="20"/>
+                <w:szCs w:val="20"/>
+              </w:rPr>
+            </w:pPr>
+            <w:r>
+              <w:rPr>
+                <w:color w:val="674ea7"/>
+                <w:sz w:val="20"/>
+                <w:szCs w:val="20"/>
+                <w:rtl w:val="0"/>
+              </w:rPr>
+              <w:t xml:space="preserve">Evidencia el seguimiento metodológico, la capacidad de adaptación y la inspección continua del proceso de desarrollo.</w:t>
             </w:r>
           </w:p>
         </w:tc>
@@ -5439,132 +6168,103 @@
           </w:p>
         </w:tc>
         <w:tc>
-          <w:tcPr/>
-          <w:p>
-            <w:pPr>
-              <w:keepNext w:val="0"/>
-              <w:keepLines w:val="0"/>
-              <w:pageBreakBefore w:val="0"/>
-              <w:widowControl w:val="1"/>
-              <w:pBdr>
-                <w:top w:space="0" w:sz="0" w:val="nil"/>
-                <w:left w:space="0" w:sz="0" w:val="nil"/>
-                <w:bottom w:space="0" w:sz="0" w:val="nil"/>
-                <w:right w:space="0" w:sz="0" w:val="nil"/>
-                <w:between w:space="0" w:sz="0" w:val="nil"/>
-              </w:pBdr>
-              <w:shd w:fill="auto" w:val="clear"/>
-              <w:tabs>
-                <w:tab w:val="center" w:leader="none" w:pos="4419"/>
-                <w:tab w:val="right" w:leader="none" w:pos="8838"/>
-              </w:tabs>
-              <w:spacing w:after="0" w:before="0" w:line="240" w:lineRule="auto"/>
-              <w:ind w:right="0"/>
+          <w:tcPr>
+            <w:shd w:fill="auto" w:val="clear"/>
+            <w:tcMar>
+              <w:top w:w="120.0" w:type="dxa"/>
+              <w:left w:w="120.0" w:type="dxa"/>
+              <w:bottom w:w="120.0" w:type="dxa"/>
+              <w:right w:w="120.0" w:type="dxa"/>
+            </w:tcMar>
+            <w:vAlign w:val="top"/>
+          </w:tcPr>
+          <w:p>
+            <w:pPr>
+              <w:widowControl w:val="0"/>
+              <w:spacing w:after="0" w:line="240" w:lineRule="auto"/>
               <w:jc w:val="center"/>
               <w:rPr>
-                <w:i w:val="0"/>
-                <w:iCs w:val="0"/>
-                <w:smallCaps w:val="0"/>
-                <w:strike w:val="0"/>
-                <w:color w:val="674ea7"/>
-                <w:sz w:val="20"/>
-                <w:szCs w:val="20"/>
-                <w:u w:val="none"/>
-                <w:shd w:fill="auto" w:val="clear"/>
-                <w:vertAlign w:val="baseline"/>
-              </w:rPr>
-            </w:pPr>
-            <w:r>
-              <w:rPr>
-                <w:color w:val="674ea7"/>
-                <w:sz w:val="20"/>
-                <w:szCs w:val="20"/>
-                <w:rtl w:val="0"/>
-              </w:rPr>
-              <w:t xml:space="preserve">Repositorio de Código Base (TypeScript/JavaScript)</w:t>
-            </w:r>
-            <w:r>
-              <w:rPr>
-                <w:rtl w:val="0"/>
-              </w:rPr>
-            </w:r>
-          </w:p>
-        </w:tc>
-        <w:tc>
-          <w:tcPr/>
-          <w:p>
-            <w:pPr>
-              <w:tabs>
-                <w:tab w:val="center" w:leader="none" w:pos="4419"/>
-                <w:tab w:val="right" w:leader="none" w:pos="8838"/>
-              </w:tabs>
+                <w:color w:val="674ea7"/>
+                <w:sz w:val="20"/>
+                <w:szCs w:val="20"/>
+              </w:rPr>
+            </w:pPr>
+            <w:r>
+              <w:rPr>
+                <w:color w:val="674ea7"/>
+                <w:sz w:val="20"/>
+                <w:szCs w:val="20"/>
+                <w:rtl w:val="0"/>
+              </w:rPr>
+              <w:t xml:space="preserve">Repositorio de Código Base y Configuración Cloud</w:t>
+            </w:r>
+          </w:p>
+        </w:tc>
+        <w:tc>
+          <w:tcPr>
+            <w:shd w:fill="auto" w:val="clear"/>
+            <w:tcMar>
+              <w:top w:w="120.0" w:type="dxa"/>
+              <w:left w:w="120.0" w:type="dxa"/>
+              <w:bottom w:w="120.0" w:type="dxa"/>
+              <w:right w:w="120.0" w:type="dxa"/>
+            </w:tcMar>
+            <w:vAlign w:val="top"/>
+          </w:tcPr>
+          <w:p>
+            <w:pPr>
+              <w:widowControl w:val="0"/>
               <w:spacing w:after="0" w:line="240" w:lineRule="auto"/>
-              <w:jc w:val="both"/>
-              <w:rPr>
-                <w:i w:val="0"/>
-                <w:iCs w:val="0"/>
-                <w:smallCaps w:val="0"/>
-                <w:strike w:val="0"/>
-                <w:color w:val="674ea7"/>
-                <w:sz w:val="20"/>
-                <w:szCs w:val="20"/>
-                <w:u w:val="none"/>
-                <w:shd w:fill="auto" w:val="clear"/>
-                <w:vertAlign w:val="baseline"/>
-              </w:rPr>
-            </w:pPr>
-            <w:r>
-              <w:rPr>
-                <w:color w:val="674ea7"/>
-                <w:sz w:val="20"/>
-                <w:szCs w:val="20"/>
-                <w:rtl w:val="0"/>
-              </w:rPr>
-              <w:t xml:space="preserve">Acceso o capturas del repositorio central del proyecto evidenciando el control de versiones y las buenas prácticas de codificación.</w:t>
-            </w:r>
-            <w:r>
-              <w:rPr>
-                <w:rtl w:val="0"/>
-              </w:rPr>
-            </w:r>
-          </w:p>
-        </w:tc>
-        <w:tc>
-          <w:tcPr/>
-          <w:p>
-            <w:pPr>
-              <w:tabs>
-                <w:tab w:val="center" w:leader="none" w:pos="4419"/>
-                <w:tab w:val="right" w:leader="none" w:pos="8838"/>
-              </w:tabs>
+              <w:rPr>
+                <w:i w:val="1"/>
+                <w:iCs w:val="1"/>
+                <w:color w:val="674ea7"/>
+                <w:sz w:val="20"/>
+                <w:szCs w:val="20"/>
+              </w:rPr>
+            </w:pPr>
+            <w:r>
+              <w:rPr>
+                <w:i w:val="1"/>
+                <w:iCs w:val="1"/>
+                <w:color w:val="674ea7"/>
+                <w:sz w:val="20"/>
+                <w:szCs w:val="20"/>
+                <w:rtl w:val="0"/>
+              </w:rPr>
+              <w:t xml:space="preserve">Acceso al monorepo del proyecto (Node.js, Python FastAPI, React Native/Flutter) con scripts de Terraform y pipelines CI/CD.</w:t>
+            </w:r>
+          </w:p>
+        </w:tc>
+        <w:tc>
+          <w:tcPr>
+            <w:shd w:fill="auto" w:val="clear"/>
+            <w:tcMar>
+              <w:top w:w="120.0" w:type="dxa"/>
+              <w:left w:w="120.0" w:type="dxa"/>
+              <w:bottom w:w="120.0" w:type="dxa"/>
+              <w:right w:w="120.0" w:type="dxa"/>
+            </w:tcMar>
+            <w:vAlign w:val="top"/>
+          </w:tcPr>
+          <w:p>
+            <w:pPr>
+              <w:widowControl w:val="0"/>
               <w:spacing w:after="0" w:line="240" w:lineRule="auto"/>
-              <w:jc w:val="both"/>
-              <w:rPr>
-                <w:i w:val="0"/>
-                <w:iCs w:val="0"/>
-                <w:smallCaps w:val="0"/>
-                <w:strike w:val="0"/>
-                <w:color w:val="674ea7"/>
-                <w:sz w:val="20"/>
-                <w:szCs w:val="20"/>
-                <w:u w:val="none"/>
-                <w:shd w:fill="auto" w:val="clear"/>
-                <w:vertAlign w:val="baseline"/>
-              </w:rPr>
-            </w:pPr>
-            <w:r>
-              <w:rPr>
-                <w:color w:val="674ea7"/>
-                <w:sz w:val="20"/>
-                <w:szCs w:val="20"/>
-                <w:rtl w:val="0"/>
-              </w:rPr>
-              <w:t xml:space="preserve">Documenta la construcción técnica del software y la integración de las lógicas de automatización de los escáneres. </w:t>
-            </w:r>
-            <w:r>
-              <w:rPr>
-                <w:rtl w:val="0"/>
-              </w:rPr>
+              <w:rPr>
+                <w:color w:val="674ea7"/>
+                <w:sz w:val="20"/>
+                <w:szCs w:val="20"/>
+              </w:rPr>
+            </w:pPr>
+            <w:r>
+              <w:rPr>
+                <w:color w:val="674ea7"/>
+                <w:sz w:val="20"/>
+                <w:szCs w:val="20"/>
+                <w:rtl w:val="0"/>
+              </w:rPr>
+              <w:t xml:space="preserve">Documenta la construcción técnica del software, el cumplimiento de estándares de codificación y la automatización del despliegue.</w:t>
             </w:r>
           </w:p>
         </w:tc>
@@ -5600,26 +6300,18 @@
         </w:tc>
         <w:tc>
           <w:tcPr>
-            <w:tcBorders>
-              <w:top w:color="c4c7c5" w:space="0" w:sz="5" w:val="single"/>
-              <w:left w:color="c4c7c5" w:space="0" w:sz="5" w:val="single"/>
-              <w:bottom w:color="c4c7c5" w:space="0" w:sz="5" w:val="single"/>
-              <w:right w:color="c4c7c5" w:space="0" w:sz="5" w:val="single"/>
-            </w:tcBorders>
+            <w:shd w:fill="auto" w:val="clear"/>
             <w:tcMar>
               <w:top w:w="120.0" w:type="dxa"/>
-              <w:left w:w="180.0" w:type="dxa"/>
+              <w:left w:w="120.0" w:type="dxa"/>
               <w:bottom w:w="120.0" w:type="dxa"/>
-              <w:right w:w="180.0" w:type="dxa"/>
+              <w:right w:w="120.0" w:type="dxa"/>
             </w:tcMar>
             <w:vAlign w:val="top"/>
           </w:tcPr>
           <w:p>
             <w:pPr>
-              <w:tabs>
-                <w:tab w:val="center" w:leader="none" w:pos="4419"/>
-                <w:tab w:val="right" w:leader="none" w:pos="8838"/>
-              </w:tabs>
+              <w:widowControl w:val="0"/>
               <w:spacing w:after="0" w:line="240" w:lineRule="auto"/>
               <w:jc w:val="center"/>
               <w:rPr>
@@ -5635,89 +6327,75 @@
                 <w:szCs w:val="20"/>
                 <w:rtl w:val="0"/>
               </w:rPr>
-              <w:t xml:space="preserve">Reporte de Escaneo Generado (MVP)</w:t>
+              <w:t xml:space="preserve">Evaluación del Pipeline de IA y MVP Funcional</w:t>
             </w:r>
           </w:p>
         </w:tc>
         <w:tc>
           <w:tcPr>
-            <w:tcBorders>
-              <w:top w:color="c4c7c5" w:space="0" w:sz="5" w:val="single"/>
-              <w:left w:color="c4c7c5" w:space="0" w:sz="5" w:val="single"/>
-              <w:bottom w:color="c4c7c5" w:space="0" w:sz="5" w:val="single"/>
-              <w:right w:color="c4c7c5" w:space="0" w:sz="5" w:val="single"/>
-            </w:tcBorders>
+            <w:shd w:fill="auto" w:val="clear"/>
             <w:tcMar>
               <w:top w:w="120.0" w:type="dxa"/>
-              <w:left w:w="180.0" w:type="dxa"/>
+              <w:left w:w="120.0" w:type="dxa"/>
               <w:bottom w:w="120.0" w:type="dxa"/>
-              <w:right w:w="180.0" w:type="dxa"/>
+              <w:right w:w="120.0" w:type="dxa"/>
             </w:tcMar>
             <w:vAlign w:val="top"/>
           </w:tcPr>
           <w:p>
             <w:pPr>
-              <w:tabs>
-                <w:tab w:val="center" w:leader="none" w:pos="4419"/>
-                <w:tab w:val="right" w:leader="none" w:pos="8838"/>
-              </w:tabs>
+              <w:widowControl w:val="0"/>
               <w:spacing w:after="0" w:line="240" w:lineRule="auto"/>
-              <w:jc w:val="both"/>
-              <w:rPr>
-                <w:color w:val="674ea7"/>
-                <w:sz w:val="20"/>
-                <w:szCs w:val="20"/>
-              </w:rPr>
-            </w:pPr>
-            <w:r>
-              <w:rPr>
-                <w:color w:val="674ea7"/>
-                <w:sz w:val="20"/>
-                <w:szCs w:val="20"/>
-                <w:rtl w:val="0"/>
-              </w:rPr>
-              <w:t xml:space="preserve">Un informe real generado por Dani App Scanner mostrando vulnerabilidades clasificadas por severidad, OWASP, CWE e ISO 27001.</w:t>
+              <w:rPr>
+                <w:i w:val="1"/>
+                <w:iCs w:val="1"/>
+                <w:color w:val="674ea7"/>
+                <w:sz w:val="20"/>
+                <w:szCs w:val="20"/>
+              </w:rPr>
+            </w:pPr>
+            <w:r>
+              <w:rPr>
+                <w:i w:val="1"/>
+                <w:iCs w:val="1"/>
+                <w:color w:val="674ea7"/>
+                <w:sz w:val="20"/>
+                <w:szCs w:val="20"/>
+                <w:rtl w:val="0"/>
+              </w:rPr>
+              <w:t xml:space="preserve">Módulo del Gerente General desplegado con pruebas de precisión en puntos críticos (&gt;75%), recall de contradicciones (&gt;70%) e integración móvil end-to-end.</w:t>
             </w:r>
           </w:p>
         </w:tc>
         <w:tc>
           <w:tcPr>
-            <w:tcBorders>
-              <w:top w:color="c4c7c5" w:space="0" w:sz="5" w:val="single"/>
-              <w:left w:color="c4c7c5" w:space="0" w:sz="5" w:val="single"/>
-              <w:bottom w:color="c4c7c5" w:space="0" w:sz="5" w:val="single"/>
-              <w:right w:color="c4c7c5" w:space="0" w:sz="5" w:val="single"/>
-            </w:tcBorders>
+            <w:shd w:fill="auto" w:val="clear"/>
             <w:tcMar>
               <w:top w:w="120.0" w:type="dxa"/>
-              <w:left w:w="180.0" w:type="dxa"/>
+              <w:left w:w="120.0" w:type="dxa"/>
               <w:bottom w:w="120.0" w:type="dxa"/>
-              <w:right w:w="180.0" w:type="dxa"/>
+              <w:right w:w="120.0" w:type="dxa"/>
             </w:tcMar>
             <w:vAlign w:val="top"/>
           </w:tcPr>
           <w:p>
             <w:pPr>
-              <w:tabs>
-                <w:tab w:val="center" w:leader="none" w:pos="4419"/>
-                <w:tab w:val="right" w:leader="none" w:pos="8838"/>
-              </w:tabs>
+              <w:widowControl w:val="0"/>
               <w:spacing w:after="0" w:line="240" w:lineRule="auto"/>
-              <w:jc w:val="both"/>
-              <w:rPr>
-                <w:color w:val="674ea7"/>
-                <w:sz w:val="20"/>
-                <w:szCs w:val="20"/>
-              </w:rPr>
-            </w:pPr>
-            <w:r>
-              <w:rPr>
-                <w:color w:val="674ea7"/>
-                <w:sz w:val="20"/>
-                <w:szCs w:val="20"/>
-                <w:rtl w:val="0"/>
-              </w:rPr>
-              <w:t xml:space="preserve">Es el producto final clave que valida que el software cumple con su objetivo general y soluciona la problemática planteada inicialmente.</w:t>
+              <w:rPr>
+                <w:color w:val="674ea7"/>
+                <w:sz w:val="20"/>
+                <w:szCs w:val="20"/>
+              </w:rPr>
+            </w:pPr>
+            <w:r>
+              <w:rPr>
+                <w:color w:val="674ea7"/>
+                <w:sz w:val="20"/>
+                <w:szCs w:val="20"/>
+                <w:rtl w:val="0"/>
+              </w:rPr>
+              <w:t xml:space="preserve">Valida de manera práctica que el software soluciona la problemática de sobrecarga informativa y cumple los objetivos del proyecto.</w:t>
             </w:r>
           </w:p>
         </w:tc>
@@ -5950,7 +6628,6 @@
             <w:pPr>
               <w:keepNext w:val="0"/>
               <w:keepLines w:val="0"/>
-              <w:pageBreakBefore w:val="0"/>
               <w:widowControl w:val="1"/>
               <w:pBdr>
                 <w:top w:space="0" w:sz="0" w:val="nil"/>
@@ -6026,7 +6703,7 @@
     <w:tbl>
       <w:tblPr>
         <w:tblStyle w:val="Table14"/>
-        <w:tblW w:w="11061.0" w:type="dxa"/>
+        <w:tblW w:w="11025.0" w:type="dxa"/>
         <w:jc w:val="center"/>
         <w:tblBorders>
           <w:top w:color="bfbfbf" w:space="0" w:sz="4" w:val="single"/>
@@ -6040,22 +6717,22 @@
         <w:tblLook w:val="0400"/>
       </w:tblPr>
       <w:tblGrid>
-        <w:gridCol w:w="1580"/>
-        <w:gridCol w:w="1580"/>
-        <w:gridCol w:w="1580"/>
-        <w:gridCol w:w="1580"/>
-        <w:gridCol w:w="1580"/>
-        <w:gridCol w:w="1580"/>
-        <w:gridCol w:w="1581"/>
+        <w:gridCol w:w="1575"/>
+        <w:gridCol w:w="1590"/>
+        <w:gridCol w:w="1800"/>
+        <w:gridCol w:w="1560"/>
+        <w:gridCol w:w="1350"/>
+        <w:gridCol w:w="1575"/>
+        <w:gridCol w:w="1575"/>
         <w:tblGridChange w:id="0">
           <w:tblGrid>
-            <w:gridCol w:w="1580"/>
-            <w:gridCol w:w="1580"/>
-            <w:gridCol w:w="1580"/>
-            <w:gridCol w:w="1580"/>
-            <w:gridCol w:w="1580"/>
-            <w:gridCol w:w="1580"/>
-            <w:gridCol w:w="1581"/>
+            <w:gridCol w:w="1575"/>
+            <w:gridCol w:w="1590"/>
+            <w:gridCol w:w="1800"/>
+            <w:gridCol w:w="1560"/>
+            <w:gridCol w:w="1350"/>
+            <w:gridCol w:w="1575"/>
+            <w:gridCol w:w="1575"/>
           </w:tblGrid>
         </w:tblGridChange>
       </w:tblGrid>
@@ -6474,24 +7151,24 @@
                 <w:color w:val="674ea7"/>
                 <w:rtl w:val="0"/>
               </w:rPr>
-              <w:t xml:space="preserve">Recopilar y priorizar los requerimientos de Dani App Scanner en el Product Backlog; definir el Sprint Backlog del primer sprint.</w:t>
-            </w:r>
-          </w:p>
-        </w:tc>
-        <w:tc>
-          <w:tcPr/>
-          <w:p>
-            <w:pPr>
-              <w:rPr>
-                <w:color w:val="674ea7"/>
-              </w:rPr>
-            </w:pPr>
-            <w:r>
-              <w:rPr>
-                <w:color w:val="674ea7"/>
-                <w:rtl w:val="0"/>
-              </w:rPr>
-              <w:t xml:space="preserve">Plantilla de Product Backlog, reunión de levantamiento</w:t>
+              <w:t xml:space="preserve">Recopilar y priorizar los requerimientos del Módulo Gerencia General (análisis pre-directorio, packs de sesión, informes y memoria) en el Product Backlog; definir el Sprint Backlog del primer ciclo.</w:t>
+            </w:r>
+          </w:p>
+        </w:tc>
+        <w:tc>
+          <w:tcPr/>
+          <w:p>
+            <w:pPr>
+              <w:rPr>
+                <w:color w:val="674ea7"/>
+              </w:rPr>
+            </w:pPr>
+            <w:r>
+              <w:rPr>
+                <w:color w:val="674ea7"/>
+                <w:rtl w:val="0"/>
+              </w:rPr>
+              <w:t xml:space="preserve">Plantilla de Product Backlog, especificación funcional (gerente-web.html) y de API.</w:t>
             </w:r>
           </w:p>
         </w:tc>
@@ -6560,6 +7237,18 @@
               <w:t xml:space="preserve">Insumo de la evidencia de avance N°1.</w:t>
             </w:r>
           </w:p>
+          <w:p>
+            <w:pPr>
+              <w:rPr>
+                <w:color w:val="674ea7"/>
+              </w:rPr>
+            </w:pPr>
+            <w:r>
+              <w:rPr>
+                <w:rtl w:val="0"/>
+              </w:rPr>
+            </w:r>
+          </w:p>
         </w:tc>
       </w:tr>
       <w:tr>
@@ -6614,24 +7303,24 @@
                 <w:color w:val="674ea7"/>
                 <w:rtl w:val="0"/>
               </w:rPr>
-              <w:t xml:space="preserve">Elaborar diagramas de integración de Semgrep, GitLeaks y Checkov, y wireframes del dashboard web.</w:t>
-            </w:r>
-          </w:p>
-        </w:tc>
-        <w:tc>
-          <w:tcPr/>
-          <w:p>
-            <w:pPr>
-              <w:rPr>
-                <w:color w:val="674ea7"/>
-              </w:rPr>
-            </w:pPr>
-            <w:r>
-              <w:rPr>
-                <w:color w:val="674ea7"/>
-                <w:rtl w:val="0"/>
-              </w:rPr>
-              <w:t xml:space="preserve">Herramienta de diagramación / prototipado (draw.io, Figma)</w:t>
+              <w:t xml:space="preserve">Elaborar diagramas de secuencia para el patrón asíncrono (API, colas pgmq y worker en Cloud Run) y diagramas entidad-relación multi-tenant con RLS en Supabase. Diseñar wireframes/mockups de las pantallas del gerente general.</w:t>
+            </w:r>
+          </w:p>
+        </w:tc>
+        <w:tc>
+          <w:tcPr/>
+          <w:p>
+            <w:pPr>
+              <w:rPr>
+                <w:color w:val="674ea7"/>
+              </w:rPr>
+            </w:pPr>
+            <w:r>
+              <w:rPr>
+                <w:color w:val="674ea7"/>
+                <w:rtl w:val="0"/>
+              </w:rPr>
+              <w:t xml:space="preserve">—-----------------------   </w:t>
             </w:r>
           </w:p>
         </w:tc>
@@ -6877,41 +7566,53 @@
                 <w:color w:val="674ea7"/>
                 <w:rtl w:val="0"/>
               </w:rPr>
-              <w:t xml:space="preserve">Sprint 1: entorno, repositorio y estructura base</w:t>
-            </w:r>
-          </w:p>
-        </w:tc>
-        <w:tc>
-          <w:tcPr/>
-          <w:p>
-            <w:pPr>
-              <w:rPr>
-                <w:color w:val="674ea7"/>
-              </w:rPr>
-            </w:pPr>
-            <w:r>
-              <w:rPr>
-                <w:color w:val="674ea7"/>
-                <w:rtl w:val="0"/>
-              </w:rPr>
-              <w:t xml:space="preserve">Configurar repositorio, estructura del proyecto y entorno de desarrollo; iniciar interfaz base del dashboard.</w:t>
-            </w:r>
-          </w:p>
-        </w:tc>
-        <w:tc>
-          <w:tcPr/>
-          <w:p>
-            <w:pPr>
-              <w:rPr>
-                <w:color w:val="674ea7"/>
-              </w:rPr>
-            </w:pPr>
-            <w:r>
-              <w:rPr>
-                <w:color w:val="674ea7"/>
-                <w:rtl w:val="0"/>
-              </w:rPr>
-              <w:t xml:space="preserve">GitHub/GitLab, Node.js, framework FrontEnd</w:t>
+              <w:t xml:space="preserve">Sprint 1: entorno, repositorio, base de datos y autenticación</w:t>
+            </w:r>
+          </w:p>
+        </w:tc>
+        <w:tc>
+          <w:tcPr/>
+          <w:p>
+            <w:pPr>
+              <w:rPr>
+                <w:color w:val="674ea7"/>
+              </w:rPr>
+            </w:pPr>
+            <w:r>
+              <w:rPr>
+                <w:color w:val="674ea7"/>
+                <w:rtl w:val="0"/>
+              </w:rPr>
+              <w:t xml:space="preserve">Configurar repositorio y entorno de desarrollo. Extender el esquema PostgreSQL con RLS para las entidades del módulo (corridas, señales, packs) e implementar autenticación con el nuevo rol gerente_general en JWT.</w:t>
+            </w:r>
+          </w:p>
+          <w:p>
+            <w:pPr>
+              <w:rPr>
+                <w:color w:val="674ea7"/>
+              </w:rPr>
+            </w:pPr>
+            <w:r>
+              <w:rPr>
+                <w:rtl w:val="0"/>
+              </w:rPr>
+            </w:r>
+          </w:p>
+        </w:tc>
+        <w:tc>
+          <w:tcPr/>
+          <w:p>
+            <w:pPr>
+              <w:rPr>
+                <w:color w:val="674ea7"/>
+              </w:rPr>
+            </w:pPr>
+            <w:r>
+              <w:rPr>
+                <w:color w:val="674ea7"/>
+                <w:rtl w:val="0"/>
+              </w:rPr>
+              <w:t xml:space="preserve">GitHub/GitLab, Node.js/TypeScript, Supabase/PostgreSQL, Docker</w:t>
             </w:r>
           </w:p>
         </w:tc>
@@ -7017,41 +7718,41 @@
                 <w:color w:val="674ea7"/>
                 <w:rtl w:val="0"/>
               </w:rPr>
-              <w:t xml:space="preserve">Sprint 2: integración SAST (Semgrep) y vistas de resultados</w:t>
-            </w:r>
-          </w:p>
-        </w:tc>
-        <w:tc>
-          <w:tcPr/>
-          <w:p>
-            <w:pPr>
-              <w:rPr>
-                <w:color w:val="674ea7"/>
-              </w:rPr>
-            </w:pPr>
-            <w:r>
-              <w:rPr>
-                <w:color w:val="674ea7"/>
-                <w:rtl w:val="0"/>
-              </w:rPr>
-              <w:t xml:space="preserve">Implementar la integración con Semgrep para análisis estático de código y desarrollar las vistas de resultados.</w:t>
-            </w:r>
-          </w:p>
-        </w:tc>
-        <w:tc>
-          <w:tcPr/>
-          <w:p>
-            <w:pPr>
-              <w:rPr>
-                <w:color w:val="674ea7"/>
-              </w:rPr>
-            </w:pPr>
-            <w:r>
-              <w:rPr>
-                <w:color w:val="674ea7"/>
-                <w:rtl w:val="0"/>
-              </w:rPr>
-              <w:t xml:space="preserve">Semgrep, API REST, base de datos</w:t>
+              <w:t xml:space="preserve">Sprint 2: catálogo de agentes y motor de análisis pre-directorio</w:t>
+            </w:r>
+          </w:p>
+        </w:tc>
+        <w:tc>
+          <w:tcPr/>
+          <w:p>
+            <w:pPr>
+              <w:rPr>
+                <w:color w:val="674ea7"/>
+              </w:rPr>
+            </w:pPr>
+            <w:r>
+              <w:rPr>
+                <w:color w:val="674ea7"/>
+                <w:rtl w:val="0"/>
+              </w:rPr>
+              <w:t xml:space="preserve">Implementar endpoints del catálogo de agentes y el pipeline asíncrono de análisis multidocumento (POST /preboard-analyses, polling de estado y cálculo del readinessScore) orquestando llamadas estructuradas al LLM con workers.</w:t>
+            </w:r>
+          </w:p>
+        </w:tc>
+        <w:tc>
+          <w:tcPr/>
+          <w:p>
+            <w:pPr>
+              <w:rPr>
+                <w:color w:val="674ea7"/>
+              </w:rPr>
+            </w:pPr>
+            <w:r>
+              <w:rPr>
+                <w:color w:val="674ea7"/>
+                <w:rtl w:val="0"/>
+              </w:rPr>
+              <w:t xml:space="preserve">API REST, colas de mensajes (pgmq), worker Node.js / Python, DeepSeek V4 Pro</w:t>
             </w:r>
           </w:p>
         </w:tc>
@@ -7155,41 +7856,41 @@
                 <w:color w:val="674ea7"/>
                 <w:rtl w:val="0"/>
               </w:rPr>
-              <w:t xml:space="preserve">Sprint 3: integración de detección de secretos (GitLeaks)</w:t>
-            </w:r>
-          </w:p>
-        </w:tc>
-        <w:tc>
-          <w:tcPr/>
-          <w:p>
-            <w:pPr>
-              <w:rPr>
-                <w:color w:val="674ea7"/>
-              </w:rPr>
-            </w:pPr>
-            <w:r>
-              <w:rPr>
-                <w:color w:val="674ea7"/>
-                <w:rtl w:val="0"/>
-              </w:rPr>
-              <w:t xml:space="preserve">Incorporar GitLeaks para detectar credenciales y datos sensibles expuestos en el código e historial de versiones.</w:t>
-            </w:r>
-          </w:p>
-        </w:tc>
-        <w:tc>
-          <w:tcPr/>
-          <w:p>
-            <w:pPr>
-              <w:rPr>
-                <w:color w:val="674ea7"/>
-              </w:rPr>
-            </w:pPr>
-            <w:r>
-              <w:rPr>
-                <w:color w:val="674ea7"/>
-                <w:rtl w:val="0"/>
-              </w:rPr>
-              <w:t xml:space="preserve">GitLeaks, repositorios de prueba</w:t>
+              <w:t xml:space="preserve">Sprint 3: gestión de señales, resolución y Pack de Sesión</w:t>
+            </w:r>
+          </w:p>
+        </w:tc>
+        <w:tc>
+          <w:tcPr/>
+          <w:p>
+            <w:pPr>
+              <w:rPr>
+                <w:color w:val="674ea7"/>
+              </w:rPr>
+            </w:pPr>
+            <w:r>
+              <w:rPr>
+                <w:color w:val="674ea7"/>
+                <w:rtl w:val="0"/>
+              </w:rPr>
+              <w:t xml:space="preserve">Desarrollar la gestión de señales de agentes (marcar resuelta, descartar, asignar al equipo) con auditoría. Construir los endpoints y pantallas del Pack de Sesión (/sessions/{id}/pack), control de versiones y congelamiento de documentos al enviar al directorio.</w:t>
+            </w:r>
+          </w:p>
+        </w:tc>
+        <w:tc>
+          <w:tcPr/>
+          <w:p>
+            <w:pPr>
+              <w:rPr>
+                <w:color w:val="674ea7"/>
+              </w:rPr>
+            </w:pPr>
+            <w:r>
+              <w:rPr>
+                <w:color w:val="674ea7"/>
+                <w:rtl w:val="0"/>
+              </w:rPr>
+              <w:t xml:space="preserve">Supabase Storage, API REST, componentes de interfaz web</w:t>
             </w:r>
           </w:p>
         </w:tc>
@@ -7310,7 +8011,7 @@
                 <w:color w:val="674ea7"/>
                 <w:rtl w:val="0"/>
               </w:rPr>
-              <w:t xml:space="preserve">Presentación de resultados y del avance del desarrollo ante el/la docente.</w:t>
+              <w:t xml:space="preserve">Demostración funcional del flujo de subida de documentos, análisis pre-directorio multiagente, visualización de señales y armado del pack ante el/la docente.</w:t>
             </w:r>
           </w:p>
         </w:tc>
@@ -7433,41 +8134,41 @@
                 <w:color w:val="674ea7"/>
                 <w:rtl w:val="0"/>
               </w:rPr>
-              <w:t xml:space="preserve">Sprint 4: integración SCA/IaC y mapeo OWASP/CWE/ISO 27001</w:t>
-            </w:r>
-          </w:p>
-        </w:tc>
-        <w:tc>
-          <w:tcPr/>
-          <w:p>
-            <w:pPr>
-              <w:rPr>
-                <w:color w:val="674ea7"/>
-              </w:rPr>
-            </w:pPr>
-            <w:r>
-              <w:rPr>
-                <w:color w:val="674ea7"/>
-                <w:rtl w:val="0"/>
-              </w:rPr>
-              <w:t xml:space="preserve">Integrar Checkov, OSV-Scanner y Trivy; clasificar hallazgos por severidad y mapearlos a OWASP Top 10, CWE e ISO/IEC 27001.</w:t>
-            </w:r>
-          </w:p>
-        </w:tc>
-        <w:tc>
-          <w:tcPr/>
-          <w:p>
-            <w:pPr>
-              <w:rPr>
-                <w:color w:val="674ea7"/>
-              </w:rPr>
-            </w:pPr>
-            <w:r>
-              <w:rPr>
-                <w:color w:val="674ea7"/>
-                <w:rtl w:val="0"/>
-              </w:rPr>
-              <w:t xml:space="preserve">Checkov, OSV-Scanner, Trivy</w:t>
+              <w:t xml:space="preserve">Sprint 4: generación asistida de informes y vinculación de fuentes</w:t>
+            </w:r>
+          </w:p>
+        </w:tc>
+        <w:tc>
+          <w:tcPr/>
+          <w:p>
+            <w:pPr>
+              <w:rPr>
+                <w:color w:val="674ea7"/>
+              </w:rPr>
+            </w:pPr>
+            <w:r>
+              <w:rPr>
+                <w:color w:val="674ea7"/>
+                <w:rtl w:val="0"/>
+              </w:rPr>
+              <w:t xml:space="preserve">Implementar el wizard de informes periódicos bajo protocolo de dos pasadas para asegurar trazabilidad de cifras citadas (cero afirmaciones sin respaldo). Conectar fuentes de datos y habilitar exportación a PDF/Word.</w:t>
+            </w:r>
+          </w:p>
+        </w:tc>
+        <w:tc>
+          <w:tcPr/>
+          <w:p>
+            <w:pPr>
+              <w:rPr>
+                <w:color w:val="674ea7"/>
+              </w:rPr>
+            </w:pPr>
+            <w:r>
+              <w:rPr>
+                <w:color w:val="674ea7"/>
+                <w:rtl w:val="0"/>
+              </w:rPr>
+              <w:t xml:space="preserve">Motor de plantillas, DeepSeek V4 Pro (modo JSON estricto), librerías de generación documental</w:t>
             </w:r>
           </w:p>
         </w:tc>
@@ -7572,41 +8273,41 @@
                 <w:color w:val="674ea7"/>
                 <w:rtl w:val="0"/>
               </w:rPr>
-              <w:t xml:space="preserve">Sprint 5: reportes, pruebas de integración y control de calidad</w:t>
-            </w:r>
-          </w:p>
-        </w:tc>
-        <w:tc>
-          <w:tcPr/>
-          <w:p>
-            <w:pPr>
-              <w:rPr>
-                <w:color w:val="674ea7"/>
-              </w:rPr>
-            </w:pPr>
-            <w:r>
-              <w:rPr>
-                <w:color w:val="674ea7"/>
-                <w:rtl w:val="0"/>
-              </w:rPr>
-              <w:t xml:space="preserve">Desarrollar la generación de reportes de seguridad y ejecutar pruebas de integración sobre la plataforma completa.</w:t>
-            </w:r>
-          </w:p>
-        </w:tc>
-        <w:tc>
-          <w:tcPr/>
-          <w:p>
-            <w:pPr>
-              <w:rPr>
-                <w:color w:val="674ea7"/>
-              </w:rPr>
-            </w:pPr>
-            <w:r>
-              <w:rPr>
-                <w:color w:val="674ea7"/>
-                <w:rtl w:val="0"/>
-              </w:rPr>
-              <w:t xml:space="preserve">Entorno de pruebas, herramientas de testing</w:t>
+              <w:t xml:space="preserve">Sprint 5: constructor de memoria anual, dashboard y pruebas integrales</w:t>
+            </w:r>
+          </w:p>
+        </w:tc>
+        <w:tc>
+          <w:tcPr/>
+          <w:p>
+            <w:pPr>
+              <w:rPr>
+                <w:color w:val="674ea7"/>
+              </w:rPr>
+            </w:pPr>
+            <w:r>
+              <w:rPr>
+                <w:color w:val="674ea7"/>
+                <w:rtl w:val="0"/>
+              </w:rPr>
+              <w:t xml:space="preserve">Implementar la generación y edición por capítulos de la Memoria Anual con validación normativa (NCG 461). Desarrollar el endpoint agregador del panel de control (/gm/dashboard) y ejecutar suite de pruebas de aislamiento multi-tenant y rendimiento.</w:t>
+            </w:r>
+          </w:p>
+        </w:tc>
+        <w:tc>
+          <w:tcPr/>
+          <w:p>
+            <w:pPr>
+              <w:rPr>
+                <w:color w:val="674ea7"/>
+              </w:rPr>
+            </w:pPr>
+            <w:r>
+              <w:rPr>
+                <w:color w:val="674ea7"/>
+                <w:rtl w:val="0"/>
+              </w:rPr>
+              <w:t xml:space="preserve">Jest, Supertest, entorno de staging, framework FrontEnd</w:t>
             </w:r>
           </w:p>
         </w:tc>
@@ -7728,24 +8429,24 @@
                 <w:color w:val="674ea7"/>
                 <w:rtl w:val="0"/>
               </w:rPr>
-              <w:t xml:space="preserve">Consolidar la versión final del MVP, documentar el repositorio y generar el reporte de escaneo final.</w:t>
-            </w:r>
-          </w:p>
-        </w:tc>
-        <w:tc>
-          <w:tcPr/>
-          <w:p>
-            <w:pPr>
-              <w:rPr>
-                <w:color w:val="674ea7"/>
-              </w:rPr>
-            </w:pPr>
-            <w:r>
-              <w:rPr>
-                <w:color w:val="674ea7"/>
-                <w:rtl w:val="0"/>
-              </w:rPr>
-              <w:t xml:space="preserve">Repositorio final, documentación técnica</w:t>
+              <w:t xml:space="preserve">Consolidar el MVP del Módulo Gerencia General completamente integrado a la plataforma base de DIRECTA. Elaborar el Manual de Usuario con capturas reales y el Manual de Despliegue en producción.</w:t>
+            </w:r>
+          </w:p>
+        </w:tc>
+        <w:tc>
+          <w:tcPr/>
+          <w:p>
+            <w:pPr>
+              <w:rPr>
+                <w:color w:val="674ea7"/>
+              </w:rPr>
+            </w:pPr>
+            <w:r>
+              <w:rPr>
+                <w:color w:val="674ea7"/>
+                <w:rtl w:val="0"/>
+              </w:rPr>
+              <w:t xml:space="preserve">Repositorio final, documentación técnica de APIs, manuales de usuario y deployment</w:t>
             </w:r>
           </w:p>
         </w:tc>
@@ -7869,24 +8570,24 @@
                 <w:color w:val="674ea7"/>
                 <w:rtl w:val="0"/>
               </w:rPr>
-              <w:t xml:space="preserve">Elaborar el material de presentación, ensayar la defensa y presentar el proyecto final ante la comisión evaluadora.</w:t>
-            </w:r>
-          </w:p>
-        </w:tc>
-        <w:tc>
-          <w:tcPr/>
-          <w:p>
-            <w:pPr>
-              <w:rPr>
-                <w:color w:val="674ea7"/>
-              </w:rPr>
-            </w:pPr>
-            <w:r>
-              <w:rPr>
-                <w:color w:val="674ea7"/>
-                <w:rtl w:val="0"/>
-              </w:rPr>
-              <w:t xml:space="preserve">Presentación final, informe final, producto funcionando</w:t>
+              <w:t xml:space="preserve">Elaborar el material de presentación, ensayar la defensa técnica y presentar el Módulo Gerencia General en funcionamiento ante la comisión evaluadora.</w:t>
+            </w:r>
+          </w:p>
+        </w:tc>
+        <w:tc>
+          <w:tcPr/>
+          <w:p>
+            <w:pPr>
+              <w:rPr>
+                <w:color w:val="674ea7"/>
+              </w:rPr>
+            </w:pPr>
+            <w:r>
+              <w:rPr>
+                <w:color w:val="674ea7"/>
+                <w:rtl w:val="0"/>
+              </w:rPr>
+              <w:t xml:space="preserve">Presentación final, informe final, plataforma DIRECTA funcionando</w:t>
             </w:r>
           </w:p>
         </w:tc>
@@ -8066,7 +8767,6 @@
             <w:pPr>
               <w:keepNext w:val="0"/>
               <w:keepLines w:val="0"/>
-              <w:pageBreakBefore w:val="0"/>
               <w:widowControl w:val="1"/>
               <w:pBdr>
                 <w:top w:space="0" w:sz="0" w:val="nil"/>
@@ -13622,7 +14322,6 @@
     <w:pPr>
       <w:keepNext w:val="0"/>
       <w:keepLines w:val="0"/>
-      <w:pageBreakBefore w:val="0"/>
       <w:widowControl w:val="0"/>
       <w:pBdr>
         <w:top w:space="0" w:sz="0" w:val="nil"/>
@@ -13776,7 +14475,7 @@
               <wp:inline distB="0" distT="0" distL="0" distR="0">
                 <wp:extent cx="1996440" cy="428625"/>
                 <wp:effectExtent b="0" l="0" r="0" t="0"/>
-                <wp:docPr descr="http://www.duoc.cl/normasgraficas/normasgraficas/marca-duoc/6logo-fondo-transparente/fondo-transparente.png" id="49" name="image1.png"/>
+                <wp:docPr descr="http://www.duoc.cl/normasgraficas/normasgraficas/marca-duoc/6logo-fondo-transparente/fondo-transparente.png" id="51" name="image1.png"/>
                 <a:graphic>
                   <a:graphicData uri="http://schemas.openxmlformats.org/drawingml/2006/picture">
                     <pic:pic>
@@ -13818,7 +14517,6 @@
     <w:pPr>
       <w:keepNext w:val="0"/>
       <w:keepLines w:val="0"/>
-      <w:pageBreakBefore w:val="0"/>
       <w:widowControl w:val="1"/>
       <w:pBdr>
         <w:top w:space="0" w:sz="0" w:val="nil"/>
@@ -13975,6 +14673,116 @@
   <w:abstractNum w:abstractNumId="2">
     <w:lvl w:ilvl="0">
       <w:start w:val="1"/>
+      <w:numFmt w:val="bullet"/>
+      <w:lvlText w:val="●"/>
+      <w:lvlJc w:val="left"/>
+      <w:pPr>
+        <w:ind w:left="720" w:hanging="360"/>
+      </w:pPr>
+      <w:rPr>
+        <w:u w:val="none"/>
+      </w:rPr>
+    </w:lvl>
+    <w:lvl w:ilvl="1">
+      <w:start w:val="1"/>
+      <w:numFmt w:val="bullet"/>
+      <w:lvlText w:val="○"/>
+      <w:lvlJc w:val="left"/>
+      <w:pPr>
+        <w:ind w:left="1440" w:hanging="360"/>
+      </w:pPr>
+      <w:rPr>
+        <w:u w:val="none"/>
+      </w:rPr>
+    </w:lvl>
+    <w:lvl w:ilvl="2">
+      <w:start w:val="1"/>
+      <w:numFmt w:val="bullet"/>
+      <w:lvlText w:val="■"/>
+      <w:lvlJc w:val="left"/>
+      <w:pPr>
+        <w:ind w:left="2160" w:hanging="360"/>
+      </w:pPr>
+      <w:rPr>
+        <w:u w:val="none"/>
+      </w:rPr>
+    </w:lvl>
+    <w:lvl w:ilvl="3">
+      <w:start w:val="1"/>
+      <w:numFmt w:val="bullet"/>
+      <w:lvlText w:val="●"/>
+      <w:lvlJc w:val="left"/>
+      <w:pPr>
+        <w:ind w:left="2880" w:hanging="360"/>
+      </w:pPr>
+      <w:rPr>
+        <w:u w:val="none"/>
+      </w:rPr>
+    </w:lvl>
+    <w:lvl w:ilvl="4">
+      <w:start w:val="1"/>
+      <w:numFmt w:val="bullet"/>
+      <w:lvlText w:val="○"/>
+      <w:lvlJc w:val="left"/>
+      <w:pPr>
+        <w:ind w:left="3600" w:hanging="360"/>
+      </w:pPr>
+      <w:rPr>
+        <w:u w:val="none"/>
+      </w:rPr>
+    </w:lvl>
+    <w:lvl w:ilvl="5">
+      <w:start w:val="1"/>
+      <w:numFmt w:val="bullet"/>
+      <w:lvlText w:val="■"/>
+      <w:lvlJc w:val="left"/>
+      <w:pPr>
+        <w:ind w:left="4320" w:hanging="360"/>
+      </w:pPr>
+      <w:rPr>
+        <w:u w:val="none"/>
+      </w:rPr>
+    </w:lvl>
+    <w:lvl w:ilvl="6">
+      <w:start w:val="1"/>
+      <w:numFmt w:val="bullet"/>
+      <w:lvlText w:val="●"/>
+      <w:lvlJc w:val="left"/>
+      <w:pPr>
+        <w:ind w:left="5040" w:hanging="360"/>
+      </w:pPr>
+      <w:rPr>
+        <w:u w:val="none"/>
+      </w:rPr>
+    </w:lvl>
+    <w:lvl w:ilvl="7">
+      <w:start w:val="1"/>
+      <w:numFmt w:val="bullet"/>
+      <w:lvlText w:val="○"/>
+      <w:lvlJc w:val="left"/>
+      <w:pPr>
+        <w:ind w:left="5760" w:hanging="360"/>
+      </w:pPr>
+      <w:rPr>
+        <w:u w:val="none"/>
+      </w:rPr>
+    </w:lvl>
+    <w:lvl w:ilvl="8">
+      <w:start w:val="1"/>
+      <w:numFmt w:val="bullet"/>
+      <w:lvlText w:val="■"/>
+      <w:lvlJc w:val="left"/>
+      <w:pPr>
+        <w:ind w:left="6480" w:hanging="360"/>
+      </w:pPr>
+      <w:rPr>
+        <w:u w:val="none"/>
+      </w:rPr>
+    </w:lvl>
+  </w:abstractNum>
+  <w:abstractNum w:abstractNumId="3">
+    <w:lvl w:ilvl="0">
+      <w:start w:val="1"/>
       <w:numFmt w:val="upperLetter"/>
       <w:lvlText w:val="%1."/>
       <w:lvlJc w:val="left"/>
@@ -14066,7 +14874,7 @@
       <w:rPr/>
     </w:lvl>
   </w:abstractNum>
-  <w:abstractNum w:abstractNumId="3">
+  <w:abstractNum w:abstractNumId="4">
     <w:lvl w:ilvl="0">
       <w:start w:val="1"/>
       <w:numFmt w:val="decimal"/>
@@ -14158,7 +14966,7 @@
       <w:rPr/>
     </w:lvl>
   </w:abstractNum>
-  <w:abstractNum w:abstractNumId="4">
+  <w:abstractNum w:abstractNumId="5">
     <w:lvl w:ilvl="0">
       <w:start w:val="1"/>
       <w:numFmt w:val="bullet"/>
@@ -14263,6 +15071,9 @@
   </w:num>
   <w:num w:numId="4">
     <w:abstractNumId w:val="4"/>
+  </w:num>
+  <w:num w:numId="5">
+    <w:abstractNumId w:val="5"/>
   </w:num>
 </w:numbering>
 </file>
@@ -14415,6 +15226,20 @@
       <w:sz w:val="72"/>
       <w:szCs w:val="72"/>
     </w:rPr>
+  </w:style>
+  <w:style w:type="table" w:styleId="TableNormal" w:default="1">
+    <w:name w:val="TableNormal"/>
+    <w:tblPr>
+      <w:tblCellMar>
+        <w:top w:w="100.0" w:type="dxa"/>
+        <w:left w:w="100.0" w:type="dxa"/>
+        <w:bottom w:w="100.0" w:type="dxa"/>
+        <w:right w:w="100.0" w:type="dxa"/>
+      </w:tblCellMar>
+    </w:tblPr>
+  </w:style>
+  <w:style w:type="paragraph" w:styleId="Normal" w:default="1">
+    <w:name w:val="normal"/>
   </w:style>
   <w:style w:type="character" w:styleId="Fuentedeprrafopredeter" w:default="1">
     <w:name w:val="Default Paragraph Font"/>
@@ -14703,6 +15528,295 @@
       <w:sz w:val="20"/>
       <w:szCs w:val="20"/>
     </w:rPr>
+  </w:style>
+  <w:style w:type="table" w:styleId="Table1">
+    <w:basedOn w:val="TableNormal"/>
+    <w:rPr>
+      <w:sz w:val="22"/>
+      <w:szCs w:val="22"/>
+    </w:rPr>
+    <w:tblPr>
+      <w:tblStyleRowBandSize w:val="1"/>
+      <w:tblStyleColBandSize w:val="1"/>
+      <w:tblCellMar>
+        <w:top w:w="0.0" w:type="dxa"/>
+        <w:left w:w="108.0" w:type="dxa"/>
+        <w:bottom w:w="0.0" w:type="dxa"/>
+        <w:right w:w="108.0" w:type="dxa"/>
+      </w:tblCellMar>
+    </w:tblPr>
+  </w:style>
+  <w:style w:type="table" w:styleId="Table2">
+    <w:basedOn w:val="TableNormal"/>
+    <w:rPr>
+      <w:sz w:val="22"/>
+      <w:szCs w:val="22"/>
+    </w:rPr>
+    <w:tblPr>
+      <w:tblStyleRowBandSize w:val="1"/>
+      <w:tblStyleColBandSize w:val="1"/>
+      <w:tblCellMar>
+        <w:top w:w="0.0" w:type="dxa"/>
+        <w:left w:w="108.0" w:type="dxa"/>
+        <w:bottom w:w="0.0" w:type="dxa"/>
+        <w:right w:w="108.0" w:type="dxa"/>
+      </w:tblCellMar>
+    </w:tblPr>
+  </w:style>
+  <w:style w:type="table" w:styleId="Table3">
+    <w:basedOn w:val="TableNormal"/>
+    <w:rPr>
+      <w:sz w:val="22"/>
+      <w:szCs w:val="22"/>
+    </w:rPr>
+    <w:tblPr>
+      <w:tblStyleRowBandSize w:val="1"/>
+      <w:tblStyleColBandSize w:val="1"/>
+      <w:tblCellMar>
+        <w:top w:w="0.0" w:type="dxa"/>
+        <w:left w:w="108.0" w:type="dxa"/>
+        <w:bottom w:w="0.0" w:type="dxa"/>
+        <w:right w:w="108.0" w:type="dxa"/>
+      </w:tblCellMar>
+    </w:tblPr>
+  </w:style>
+  <w:style w:type="table" w:styleId="Table4">
+    <w:basedOn w:val="TableNormal"/>
+    <w:rPr>
+      <w:sz w:val="22"/>
+      <w:szCs w:val="22"/>
+    </w:rPr>
+    <w:tblPr>
+      <w:tblStyleRowBandSize w:val="1"/>
+      <w:tblStyleColBandSize w:val="1"/>
+      <w:tblCellMar>
+        <w:top w:w="0.0" w:type="dxa"/>
+        <w:left w:w="108.0" w:type="dxa"/>
+        <w:bottom w:w="0.0" w:type="dxa"/>
+        <w:right w:w="108.0" w:type="dxa"/>
+      </w:tblCellMar>
+    </w:tblPr>
+  </w:style>
+  <w:style w:type="table" w:styleId="Table5">
+    <w:basedOn w:val="TableNormal"/>
+    <w:rPr>
+      <w:sz w:val="22"/>
+      <w:szCs w:val="22"/>
+    </w:rPr>
+    <w:tblPr>
+      <w:tblStyleRowBandSize w:val="1"/>
+      <w:tblStyleColBandSize w:val="1"/>
+      <w:tblCellMar>
+        <w:top w:w="0.0" w:type="dxa"/>
+        <w:left w:w="108.0" w:type="dxa"/>
+        <w:bottom w:w="0.0" w:type="dxa"/>
+        <w:right w:w="108.0" w:type="dxa"/>
+      </w:tblCellMar>
+    </w:tblPr>
+  </w:style>
+  <w:style w:type="table" w:styleId="Table6">
+    <w:basedOn w:val="TableNormal"/>
+    <w:rPr>
+      <w:sz w:val="22"/>
+      <w:szCs w:val="22"/>
+    </w:rPr>
+    <w:tblPr>
+      <w:tblStyleRowBandSize w:val="1"/>
+      <w:tblStyleColBandSize w:val="1"/>
+      <w:tblCellMar>
+        <w:top w:w="0.0" w:type="dxa"/>
+        <w:left w:w="108.0" w:type="dxa"/>
+        <w:bottom w:w="0.0" w:type="dxa"/>
+        <w:right w:w="108.0" w:type="dxa"/>
+      </w:tblCellMar>
+    </w:tblPr>
+  </w:style>
+  <w:style w:type="table" w:styleId="Table7">
+    <w:basedOn w:val="TableNormal"/>
+    <w:rPr>
+      <w:sz w:val="22"/>
+      <w:szCs w:val="22"/>
+    </w:rPr>
+    <w:tblPr>
+      <w:tblStyleRowBandSize w:val="1"/>
+      <w:tblStyleColBandSize w:val="1"/>
+      <w:tblCellMar>
+        <w:top w:w="0.0" w:type="dxa"/>
+        <w:left w:w="108.0" w:type="dxa"/>
+        <w:bottom w:w="0.0" w:type="dxa"/>
+        <w:right w:w="108.0" w:type="dxa"/>
+      </w:tblCellMar>
+    </w:tblPr>
+  </w:style>
+  <w:style w:type="table" w:styleId="Table8">
+    <w:basedOn w:val="TableNormal"/>
+    <w:rPr>
+      <w:sz w:val="22"/>
+      <w:szCs w:val="22"/>
+    </w:rPr>
+    <w:tblPr>
+      <w:tblStyleRowBandSize w:val="1"/>
+      <w:tblStyleColBandSize w:val="1"/>
+      <w:tblCellMar>
+        <w:top w:w="0.0" w:type="dxa"/>
+        <w:left w:w="108.0" w:type="dxa"/>
+        <w:bottom w:w="0.0" w:type="dxa"/>
+        <w:right w:w="108.0" w:type="dxa"/>
+      </w:tblCellMar>
+    </w:tblPr>
+  </w:style>
+  <w:style w:type="table" w:styleId="Table9">
+    <w:basedOn w:val="TableNormal"/>
+    <w:rPr>
+      <w:sz w:val="22"/>
+      <w:szCs w:val="22"/>
+    </w:rPr>
+    <w:tblPr>
+      <w:tblStyleRowBandSize w:val="1"/>
+      <w:tblStyleColBandSize w:val="1"/>
+      <w:tblCellMar>
+        <w:top w:w="0.0" w:type="dxa"/>
+        <w:left w:w="108.0" w:type="dxa"/>
+        <w:bottom w:w="0.0" w:type="dxa"/>
+        <w:right w:w="108.0" w:type="dxa"/>
+      </w:tblCellMar>
+    </w:tblPr>
+  </w:style>
+  <w:style w:type="table" w:styleId="Table10">
+    <w:basedOn w:val="TableNormal"/>
+    <w:rPr>
+      <w:sz w:val="22"/>
+      <w:szCs w:val="22"/>
+    </w:rPr>
+    <w:tblPr>
+      <w:tblStyleRowBandSize w:val="1"/>
+      <w:tblStyleColBandSize w:val="1"/>
+      <w:tblCellMar>
+        <w:top w:w="0.0" w:type="dxa"/>
+        <w:left w:w="108.0" w:type="dxa"/>
+        <w:bottom w:w="0.0" w:type="dxa"/>
+        <w:right w:w="108.0" w:type="dxa"/>
+      </w:tblCellMar>
+    </w:tblPr>
+  </w:style>
+  <w:style w:type="table" w:styleId="Table11">
+    <w:basedOn w:val="TableNormal"/>
+    <w:rPr>
+      <w:sz w:val="22"/>
+      <w:szCs w:val="22"/>
+    </w:rPr>
+    <w:tblPr>
+      <w:tblStyleRowBandSize w:val="1"/>
+      <w:tblStyleColBandSize w:val="1"/>
+      <w:tblCellMar>
+        <w:top w:w="0.0" w:type="dxa"/>
+        <w:left w:w="108.0" w:type="dxa"/>
+        <w:bottom w:w="0.0" w:type="dxa"/>
+        <w:right w:w="108.0" w:type="dxa"/>
+      </w:tblCellMar>
+    </w:tblPr>
+  </w:style>
+  <w:style w:type="table" w:styleId="Table12">
+    <w:basedOn w:val="TableNormal"/>
+    <w:rPr>
+      <w:sz w:val="22"/>
+      <w:szCs w:val="22"/>
+    </w:rPr>
+    <w:tblPr>
+      <w:tblStyleRowBandSize w:val="1"/>
+      <w:tblStyleColBandSize w:val="1"/>
+      <w:tblCellMar>
+        <w:top w:w="0.0" w:type="dxa"/>
+        <w:left w:w="108.0" w:type="dxa"/>
+        <w:bottom w:w="0.0" w:type="dxa"/>
+        <w:right w:w="108.0" w:type="dxa"/>
+      </w:tblCellMar>
+    </w:tblPr>
+  </w:style>
+  <w:style w:type="table" w:styleId="Table13">
+    <w:basedOn w:val="TableNormal"/>
+    <w:rPr>
+      <w:sz w:val="22"/>
+      <w:szCs w:val="22"/>
+    </w:rPr>
+    <w:tblPr>
+      <w:tblStyleRowBandSize w:val="1"/>
+      <w:tblStyleColBandSize w:val="1"/>
+      <w:tblCellMar>
+        <w:top w:w="0.0" w:type="dxa"/>
+        <w:left w:w="108.0" w:type="dxa"/>
+        <w:bottom w:w="0.0" w:type="dxa"/>
+        <w:right w:w="108.0" w:type="dxa"/>
+      </w:tblCellMar>
+    </w:tblPr>
+  </w:style>
+  <w:style w:type="table" w:styleId="Table14">
+    <w:basedOn w:val="TableNormal"/>
+    <w:rPr>
+      <w:sz w:val="22"/>
+      <w:szCs w:val="22"/>
+    </w:rPr>
+    <w:tblPr>
+      <w:tblStyleRowBandSize w:val="1"/>
+      <w:tblStyleColBandSize w:val="1"/>
+      <w:tblCellMar>
+        <w:top w:w="0.0" w:type="dxa"/>
+        <w:left w:w="108.0" w:type="dxa"/>
+        <w:bottom w:w="0.0" w:type="dxa"/>
+        <w:right w:w="108.0" w:type="dxa"/>
+      </w:tblCellMar>
+    </w:tblPr>
+  </w:style>
+  <w:style w:type="table" w:styleId="Table15">
+    <w:basedOn w:val="TableNormal"/>
+    <w:rPr>
+      <w:sz w:val="22"/>
+      <w:szCs w:val="22"/>
+    </w:rPr>
+    <w:tblPr>
+      <w:tblStyleRowBandSize w:val="1"/>
+      <w:tblStyleColBandSize w:val="1"/>
+      <w:tblCellMar>
+        <w:top w:w="0.0" w:type="dxa"/>
+        <w:left w:w="108.0" w:type="dxa"/>
+        <w:bottom w:w="0.0" w:type="dxa"/>
+        <w:right w:w="108.0" w:type="dxa"/>
+      </w:tblCellMar>
+    </w:tblPr>
+  </w:style>
+  <w:style w:type="table" w:styleId="Table16">
+    <w:basedOn w:val="TableNormal"/>
+    <w:rPr>
+      <w:sz w:val="22"/>
+      <w:szCs w:val="22"/>
+    </w:rPr>
+    <w:tblPr>
+      <w:tblStyleRowBandSize w:val="1"/>
+      <w:tblStyleColBandSize w:val="1"/>
+      <w:tblCellMar>
+        <w:top w:w="0.0" w:type="dxa"/>
+        <w:left w:w="108.0" w:type="dxa"/>
+        <w:bottom w:w="0.0" w:type="dxa"/>
+        <w:right w:w="108.0" w:type="dxa"/>
+      </w:tblCellMar>
+    </w:tblPr>
+  </w:style>
+  <w:style w:type="table" w:styleId="Table17">
+    <w:basedOn w:val="TableNormal"/>
+    <w:rPr>
+      <w:sz w:val="22"/>
+      <w:szCs w:val="22"/>
+    </w:rPr>
+    <w:tblPr>
+      <w:tblStyleRowBandSize w:val="1"/>
+      <w:tblStyleColBandSize w:val="1"/>
+      <w:tblCellMar>
+        <w:top w:w="0.0" w:type="dxa"/>
+        <w:left w:w="108.0" w:type="dxa"/>
+        <w:bottom w:w="0.0" w:type="dxa"/>
+        <w:right w:w="108.0" w:type="dxa"/>
+      </w:tblCellMar>
+    </w:tblPr>
   </w:style>
   <w:style w:type="paragraph" w:styleId="Subtitle">
     <w:name w:val="Subtitle"/>
@@ -15312,7 +16426,7 @@
 
 <file path=customXML/item1.xml><?xml version="1.0" encoding="utf-8"?>
 <go:gDocsCustomXmlDataStorage xmlns:go="http://customooxmlschemas.google.com/" xmlns:r="http://schemas.openxmlformats.org/officeDocument/2006/relationships" uri="GoogleDocsCustomDataVersion2">
-  <go:docsCustomData xmlns:go="http://customooxmlschemas.google.com/" roundtripDataSignature="AMtx7mhnp+KS+E/vJOlyCv7IrO+VatEiQA==">CgMxLjA4AHIhMWxNVHItczFYNHNGRWozMnZpeFpEckd4Y3o3MEFsdTBO</go:docsCustomData>
+  <go:docsCustomData xmlns:go="http://customooxmlschemas.google.com/" roundtripDataSignature="AMtx7mg46JTkMHHI9CdQUikfBbVFtKSZpg==">CgMxLjA4AHIhMWpXYmJnLWY3WGVWNktGRktLWEpHYXRLWkFtWjhGcXIt</go:docsCustomData>
 </go:gDocsCustomXmlDataStorage>
 </file>
 
